--- a/public/chapter-12/Chapitre_12_Pancreas_version_complete_zones_reflexes_revisees.docx
+++ b/public/chapter-12/Chapitre_12_Pancreas_version_complete_zones_reflexes_revisees.docx
@@ -33,8 +33,6 @@
     <w:p>
       <w:pPr>
         <w:pStyle w:val="Heading1"/>
-        <w:keepNext/>
-        <w:keepLines/>
         <w:rPr>
           <w:lang w:val="fr-FR"/>
         </w:rPr>
@@ -101,8 +99,6 @@
     <w:p>
       <w:pPr>
         <w:pStyle w:val="Heading1"/>
-        <w:keepNext/>
-        <w:keepLines/>
         <w:rPr>
           <w:lang w:val="fr-FR"/>
         </w:rPr>
@@ -124,21 +120,7 @@
         <w:rPr>
           <w:lang w:val="fr-FR"/>
         </w:rPr>
-        <w:t xml:space="preserve">Le pancréas est sous-diaphragmatique et </w:t>
-      </w:r>
-      <w:proofErr w:type="spellStart"/>
-      <w:r>
-        <w:rPr>
-          <w:lang w:val="fr-FR"/>
-        </w:rPr>
-        <w:t>rétro-péritonéal</w:t>
-      </w:r>
-      <w:proofErr w:type="spellEnd"/>
-      <w:r>
-        <w:rPr>
-          <w:lang w:val="fr-FR"/>
-        </w:rPr>
-        <w:t>.</w:t>
+        <w:t>Le pancréas est sous-diaphragmatique et rétro-péritonéal.</w:t>
       </w:r>
     </w:p>
     <w:p>
@@ -209,8 +191,6 @@
     <w:p>
       <w:pPr>
         <w:pStyle w:val="Heading1"/>
-        <w:keepNext/>
-        <w:keepLines/>
         <w:rPr>
           <w:lang w:val="fr-FR"/>
         </w:rPr>
@@ -225,13 +205,14 @@
     <w:p>
       <w:pPr>
         <w:pStyle w:val="Heading2"/>
-        <w:keepNext/>
-        <w:keepLines/>
-        <w:rPr>
-          <w:lang w:val="fr-FR"/>
-        </w:rPr>
-      </w:pPr>
-      <w:r>
+        <w:rPr>
+          <w:lang w:val="fr-FR"/>
+        </w:rPr>
+      </w:pPr>
+      <w:r>
+        <w:rPr>
+          <w:lang w:val="fr-FR"/>
+        </w:rPr>
         <w:t>3.1. Tête du pancréas</w:t>
       </w:r>
     </w:p>
@@ -284,33 +265,20 @@
         <w:rPr>
           <w:lang w:val="fr-FR"/>
         </w:rPr>
-        <w:t xml:space="preserve">Sa partie inférieure, située à droite des vaisseaux mésentériques supérieurs, forme un crochet : le processus </w:t>
-      </w:r>
-      <w:proofErr w:type="spellStart"/>
-      <w:r>
-        <w:rPr>
-          <w:lang w:val="fr-FR"/>
-        </w:rPr>
-        <w:t>uncinatus</w:t>
-      </w:r>
-      <w:proofErr w:type="spellEnd"/>
-      <w:r>
-        <w:rPr>
-          <w:lang w:val="fr-FR"/>
-        </w:rPr>
-        <w:t>.</w:t>
+        <w:t>Sa partie inférieure, située à droite des vaisseaux mésentériques supérieurs, forme un crochet : le processus uncinatus.</w:t>
       </w:r>
     </w:p>
     <w:p>
       <w:pPr>
         <w:pStyle w:val="Heading2"/>
-        <w:keepNext/>
-        <w:keepLines/>
-        <w:rPr>
-          <w:lang w:val="fr-FR"/>
-        </w:rPr>
-      </w:pPr>
-      <w:r>
+        <w:rPr>
+          <w:lang w:val="fr-FR"/>
+        </w:rPr>
+      </w:pPr>
+      <w:r>
+        <w:rPr>
+          <w:lang w:val="fr-FR"/>
+        </w:rPr>
         <w:t>3.2. Col du pancréas</w:t>
       </w:r>
     </w:p>
@@ -356,13 +324,14 @@
     <w:p>
       <w:pPr>
         <w:pStyle w:val="Heading2"/>
-        <w:keepNext/>
-        <w:keepLines/>
-        <w:rPr>
-          <w:lang w:val="fr-FR"/>
-        </w:rPr>
-      </w:pPr>
-      <w:r>
+        <w:rPr>
+          <w:lang w:val="fr-FR"/>
+        </w:rPr>
+      </w:pPr>
+      <w:r>
+        <w:rPr>
+          <w:lang w:val="fr-FR"/>
+        </w:rPr>
         <w:t>3.3. Corps du pancréas</w:t>
       </w:r>
     </w:p>
@@ -408,13 +377,15 @@
     <w:p>
       <w:pPr>
         <w:pStyle w:val="Heading2"/>
-        <w:keepNext/>
-        <w:keepLines/>
-        <w:rPr>
-          <w:lang w:val="fr-FR"/>
-        </w:rPr>
-      </w:pPr>
-      <w:r>
+        <w:rPr>
+          <w:lang w:val="fr-FR"/>
+        </w:rPr>
+      </w:pPr>
+      <w:r>
+        <w:rPr>
+          <w:lang w:val="fr-FR"/>
+        </w:rPr>
+        <w:lastRenderedPageBreak/>
         <w:t>3.4. Queue du pancréas</w:t>
       </w:r>
     </w:p>
@@ -441,754 +412,644 @@
         <w:rPr>
           <w:lang w:val="fr-FR"/>
         </w:rPr>
+        <w:t>C’est la partie la plus mobile du pancréas, en lien avec ses attaches et ses rapports loco-régionaux.</w:t>
+      </w:r>
+    </w:p>
+    <w:p>
+      <w:pPr>
+        <w:pStyle w:val="Heading2"/>
+        <w:rPr>
+          <w:lang w:val="fr-FR"/>
+        </w:rPr>
+      </w:pPr>
+      <w:r>
+        <w:rPr>
+          <w:lang w:val="fr-FR"/>
+        </w:rPr>
+        <w:t>3.5. Canaux pancréatiques</w:t>
+      </w:r>
+    </w:p>
+    <w:p>
+      <w:pPr>
+        <w:pStyle w:val="Heading3"/>
+        <w:rPr>
+          <w:lang w:val="fr-FR"/>
+        </w:rPr>
+      </w:pPr>
+      <w:r>
+        <w:rPr>
+          <w:lang w:val="fr-FR"/>
+        </w:rPr>
+        <w:t>3.5.1. Canal pancréatique principal (canal de Wirsung)</w:t>
+      </w:r>
+    </w:p>
+    <w:p>
+      <w:pPr>
+        <w:rPr>
+          <w:lang w:val="fr-FR"/>
+        </w:rPr>
+      </w:pPr>
+      <w:r>
+        <w:rPr>
+          <w:lang w:val="fr-FR"/>
+        </w:rPr>
+        <w:t>Il parcourt le pancréas de la queue vers la tête.</w:t>
+      </w:r>
+    </w:p>
+    <w:p>
+      <w:pPr>
+        <w:rPr>
+          <w:lang w:val="fr-FR"/>
+        </w:rPr>
+      </w:pPr>
+      <w:r>
+        <w:rPr>
+          <w:lang w:val="fr-FR"/>
+        </w:rPr>
+        <w:t>Il rejoint le cholédoque.</w:t>
+      </w:r>
+    </w:p>
+    <w:p>
+      <w:pPr>
+        <w:rPr>
+          <w:lang w:val="fr-FR"/>
+        </w:rPr>
+      </w:pPr>
+      <w:r>
+        <w:rPr>
+          <w:lang w:val="fr-FR"/>
+        </w:rPr>
+        <w:t>Les deux débouchent ensemble dans la papille duodénale majeure, ou ampoule hépato-pancréatique de Vater, à la jonction des 2/3 supérieurs et du 1/3 inférieur du 2ème duodénum, par la grande caroncule.</w:t>
+      </w:r>
+    </w:p>
+    <w:p>
+      <w:pPr>
+        <w:rPr>
+          <w:lang w:val="fr-FR"/>
+        </w:rPr>
+      </w:pPr>
+      <w:r>
+        <w:rPr>
+          <w:lang w:val="fr-FR"/>
+        </w:rPr>
+        <w:t>L’ouverture de l’ampoule de Vater est contrôlée par le sphincter d’Oddi.</w:t>
+      </w:r>
+    </w:p>
+    <w:p>
+      <w:pPr>
+        <w:pStyle w:val="Heading3"/>
+        <w:rPr>
+          <w:lang w:val="fr-FR"/>
+        </w:rPr>
+      </w:pPr>
+      <w:r>
+        <w:rPr>
+          <w:lang w:val="fr-FR"/>
+        </w:rPr>
+        <w:t>3.5.2. Canal pancréatique accessoire (canal de Santorini)</w:t>
+      </w:r>
+    </w:p>
+    <w:p>
+      <w:pPr>
+        <w:rPr>
+          <w:lang w:val="fr-FR"/>
+        </w:rPr>
+      </w:pPr>
+      <w:r>
+        <w:rPr>
+          <w:lang w:val="fr-FR"/>
+        </w:rPr>
+        <w:t>Il se sépare du canal pancréatique principal au niveau de la tête du pancréas et s’ouvre dans le 1/3 supérieur du 2ème duodénum par la papille duodénale mineure.</w:t>
+      </w:r>
+    </w:p>
+    <w:p>
+      <w:pPr>
+        <w:pStyle w:val="Heading2"/>
+        <w:rPr>
+          <w:lang w:val="fr-FR"/>
+        </w:rPr>
+      </w:pPr>
+      <w:r>
+        <w:rPr>
+          <w:lang w:val="fr-FR"/>
+        </w:rPr>
+        <w:t>3.6. Moyens de fixité</w:t>
+      </w:r>
+    </w:p>
+    <w:p>
+      <w:pPr>
+        <w:pStyle w:val="Heading3"/>
+        <w:rPr>
+          <w:lang w:val="fr-FR"/>
+        </w:rPr>
+      </w:pPr>
+      <w:r>
+        <w:rPr>
+          <w:lang w:val="fr-FR"/>
+        </w:rPr>
+        <w:t>3.6.1. Face dorsale du pancréas</w:t>
+      </w:r>
+    </w:p>
+    <w:p>
+      <w:pPr>
+        <w:rPr>
+          <w:lang w:val="fr-FR"/>
+        </w:rPr>
+      </w:pPr>
+      <w:r>
+        <w:rPr>
+          <w:lang w:val="fr-FR"/>
+        </w:rPr>
+        <w:t>La majeure partie de la face dorsale du pancréas est accolée à la paroi abdominale postérieure.</w:t>
+      </w:r>
+    </w:p>
+    <w:p>
+      <w:pPr>
+        <w:pStyle w:val="Heading3"/>
+        <w:rPr>
+          <w:lang w:val="fr-FR"/>
+        </w:rPr>
+      </w:pPr>
+      <w:r>
+        <w:rPr>
+          <w:lang w:val="fr-FR"/>
+        </w:rPr>
+        <w:t>3.6.2. Face ventrale du pancréas</w:t>
+      </w:r>
+    </w:p>
+    <w:p>
+      <w:pPr>
+        <w:rPr>
+          <w:lang w:val="fr-FR"/>
+        </w:rPr>
+      </w:pPr>
+      <w:r>
+        <w:rPr>
+          <w:lang w:val="fr-FR"/>
+        </w:rPr>
+        <w:t>Elle est en rapport avec la racine du mésocolon transverse, qui relie le côlon transverse à la paroi postérieure de l’abdomen.</w:t>
+      </w:r>
+    </w:p>
+    <w:p>
+      <w:pPr>
+        <w:rPr>
+          <w:lang w:val="fr-FR"/>
+        </w:rPr>
+      </w:pPr>
+      <w:r>
+        <w:rPr>
+          <w:lang w:val="fr-FR"/>
+        </w:rPr>
+        <w:t>Le mésocolon transverse est également en continuité avec le petit omentum.</w:t>
+      </w:r>
+    </w:p>
+    <w:p>
+      <w:pPr>
+        <w:pStyle w:val="Heading3"/>
+        <w:rPr>
+          <w:lang w:val="fr-FR"/>
+        </w:rPr>
+      </w:pPr>
+      <w:r>
+        <w:rPr>
+          <w:lang w:val="fr-FR"/>
+        </w:rPr>
+        <w:t>3.6.3. Tête du pancréas</w:t>
+      </w:r>
+    </w:p>
+    <w:p>
+      <w:pPr>
+        <w:rPr>
+          <w:lang w:val="fr-FR"/>
+        </w:rPr>
+      </w:pPr>
+      <w:r>
+        <w:rPr>
+          <w:lang w:val="fr-FR"/>
+        </w:rPr>
+        <w:t>Elle est très adhérente au duodénum.</w:t>
+      </w:r>
+    </w:p>
+    <w:p>
+      <w:pPr>
+        <w:pStyle w:val="Heading3"/>
+        <w:rPr>
+          <w:lang w:val="fr-FR"/>
+        </w:rPr>
+      </w:pPr>
+      <w:r>
+        <w:rPr>
+          <w:lang w:val="fr-FR"/>
+        </w:rPr>
+        <w:t>3.6.4. Effet turgor et pressions intracavitaires</w:t>
+      </w:r>
+    </w:p>
+    <w:p>
+      <w:pPr>
+        <w:rPr>
+          <w:lang w:val="fr-FR"/>
+        </w:rPr>
+      </w:pPr>
+      <w:r>
+        <w:rPr>
+          <w:lang w:val="fr-FR"/>
+        </w:rPr>
+        <w:t>(Cf. chapitre 1 Généralités, page…)</w:t>
+      </w:r>
+    </w:p>
+    <w:p>
+      <w:pPr>
+        <w:pStyle w:val="Heading1"/>
+        <w:rPr>
+          <w:lang w:val="fr-FR"/>
+        </w:rPr>
+      </w:pPr>
+      <w:r>
+        <w:rPr>
+          <w:lang w:val="fr-FR"/>
+        </w:rPr>
+        <w:t>4. Rapports</w:t>
+      </w:r>
+    </w:p>
+    <w:p>
+      <w:pPr>
+        <w:pStyle w:val="Heading2"/>
+        <w:rPr>
+          <w:lang w:val="fr-FR"/>
+        </w:rPr>
+      </w:pPr>
+      <w:r>
+        <w:rPr>
+          <w:lang w:val="fr-FR"/>
+        </w:rPr>
+        <w:t>4.1. Tête du pancréas</w:t>
+      </w:r>
+    </w:p>
+    <w:p>
+      <w:pPr>
+        <w:rPr>
+          <w:lang w:val="fr-FR"/>
+        </w:rPr>
+      </w:pPr>
+      <w:r>
+        <w:rPr>
+          <w:lang w:val="fr-FR"/>
+        </w:rPr>
+        <w:t>Avec le 2ème duodénum dans le quadrilatère de Rogié.</w:t>
+      </w:r>
+    </w:p>
+    <w:p>
+      <w:pPr>
+        <w:pStyle w:val="Heading2"/>
+        <w:rPr>
+          <w:lang w:val="fr-FR"/>
+        </w:rPr>
+      </w:pPr>
+      <w:r>
+        <w:rPr>
+          <w:lang w:val="fr-FR"/>
+        </w:rPr>
+        <w:t>4.2. Col du pancréas</w:t>
+      </w:r>
+    </w:p>
+    <w:p>
+      <w:pPr>
+        <w:rPr>
+          <w:lang w:val="fr-FR"/>
+        </w:rPr>
+      </w:pPr>
+      <w:r>
+        <w:rPr>
+          <w:lang w:val="fr-FR"/>
+        </w:rPr>
+        <w:t>Dorsalement, avec le cholédoque, la veine cave inférieure, l’aorte abdominale et les vaisseaux rénaux droits ; ventralement, avec le pylore.</w:t>
+      </w:r>
+    </w:p>
+    <w:p>
+      <w:pPr>
+        <w:pStyle w:val="Heading2"/>
+        <w:rPr>
+          <w:lang w:val="fr-FR"/>
+        </w:rPr>
+      </w:pPr>
+      <w:r>
+        <w:rPr>
+          <w:lang w:val="fr-FR"/>
+        </w:rPr>
+        <w:t>4.3. Corps du pancréas</w:t>
+      </w:r>
+    </w:p>
+    <w:p>
+      <w:pPr>
+        <w:rPr>
+          <w:lang w:val="fr-FR"/>
+        </w:rPr>
+      </w:pPr>
+      <w:r>
+        <w:rPr>
+          <w:lang w:val="fr-FR"/>
+        </w:rPr>
+        <w:t>Ventralement, avec l’estomac, et dorsalement avec la partie initiale des vaisseaux rénaux gauches et le rein gauche.</w:t>
+      </w:r>
+    </w:p>
+    <w:p>
+      <w:pPr>
+        <w:pStyle w:val="Heading2"/>
+        <w:rPr>
+          <w:lang w:val="fr-FR"/>
+        </w:rPr>
+      </w:pPr>
+      <w:r>
+        <w:rPr>
+          <w:lang w:val="fr-FR"/>
+        </w:rPr>
+        <w:t>4.4. Queue du pancréas</w:t>
+      </w:r>
+    </w:p>
+    <w:p>
+      <w:pPr>
+        <w:rPr>
+          <w:lang w:val="fr-FR"/>
+        </w:rPr>
+      </w:pPr>
+      <w:r>
+        <w:rPr>
+          <w:lang w:val="fr-FR"/>
+        </w:rPr>
+        <w:t>Avec la rate.</w:t>
+      </w:r>
+    </w:p>
+    <w:p>
+      <w:pPr>
+        <w:pStyle w:val="Heading1"/>
+        <w:rPr>
+          <w:lang w:val="fr-FR"/>
+        </w:rPr>
+      </w:pPr>
+      <w:r>
+        <w:rPr>
+          <w:lang w:val="fr-FR"/>
+        </w:rPr>
         <w:lastRenderedPageBreak/>
-        <w:t>C’est la partie la plus mobile du pancréas, en lien avec ses attaches et ses rapports loco-régionaux.</w:t>
+        <w:t>5. Vascularisation</w:t>
+      </w:r>
+    </w:p>
+    <w:p>
+      <w:pPr>
+        <w:rPr>
+          <w:lang w:val="fr-FR"/>
+        </w:rPr>
+      </w:pPr>
+      <w:r>
+        <w:rPr>
+          <w:lang w:val="fr-FR"/>
+        </w:rPr>
+        <w:t>Le pancréas est richement vascularisé.</w:t>
+      </w:r>
+    </w:p>
+    <w:p>
+      <w:pPr>
+        <w:rPr>
+          <w:lang w:val="fr-FR"/>
+        </w:rPr>
+      </w:pPr>
+      <w:r>
+        <w:rPr>
+          <w:lang w:val="fr-FR"/>
+        </w:rPr>
+        <w:t>Son système vasculaire est en continuité avec celui du foie, du duodénum et de la rate.</w:t>
+      </w:r>
+    </w:p>
+    <w:p>
+      <w:pPr>
+        <w:rPr>
+          <w:lang w:val="fr-FR"/>
+        </w:rPr>
+      </w:pPr>
+      <w:r>
+        <w:rPr>
+          <w:lang w:val="fr-FR"/>
+        </w:rPr>
+        <w:t>(figure 12.3)</w:t>
+      </w:r>
+    </w:p>
+    <w:p>
+      <w:pPr>
+        <w:rPr>
+          <w:lang w:val="fr-FR"/>
+        </w:rPr>
+      </w:pPr>
+      <w:r>
+        <w:rPr>
+          <w:lang w:val="fr-FR"/>
+        </w:rPr>
+        <w:t>Cette organisation témoigne de liens physiologiques étroits entre ces organes.</w:t>
       </w:r>
     </w:p>
     <w:p>
       <w:pPr>
         <w:pStyle w:val="Heading2"/>
-        <w:keepNext/>
-        <w:keepLines/>
-      </w:pPr>
-      <w:r>
-        <w:t>3.5. Canaux pancréatiques</w:t>
+        <w:rPr>
+          <w:lang w:val="fr-FR"/>
+        </w:rPr>
+      </w:pPr>
+      <w:r>
+        <w:rPr>
+          <w:lang w:val="fr-FR"/>
+        </w:rPr>
+        <w:t>5.1. Vascularisation artérielle</w:t>
+      </w:r>
+    </w:p>
+    <w:p>
+      <w:pPr>
+        <w:rPr>
+          <w:lang w:val="fr-FR"/>
+        </w:rPr>
+      </w:pPr>
+      <w:r>
+        <w:rPr>
+          <w:lang w:val="fr-FR"/>
+        </w:rPr>
+        <w:t>Elle dépend de branches collatérales du tronc cœliaque, lui-même branche de l’aorte abdominale.</w:t>
+      </w:r>
+    </w:p>
+    <w:p>
+      <w:pPr>
+        <w:rPr>
+          <w:lang w:val="fr-FR"/>
+        </w:rPr>
+      </w:pPr>
+      <w:r>
+        <w:rPr>
+          <w:lang w:val="fr-FR"/>
+        </w:rPr>
+        <w:t>L’artère gastro-duodénale, branche de l’artère hépatique commune, et l’artère mésentérique supérieure participent à la vascularisation de la tête du pancréas.</w:t>
       </w:r>
     </w:p>
     <w:p>
       <w:pPr>
         <w:pStyle w:val="Heading3"/>
-        <w:keepNext/>
-        <w:keepLines/>
-        <w:rPr>
-          <w:lang w:val="fr-FR"/>
-        </w:rPr>
-      </w:pPr>
-      <w:r>
-        <w:rPr>
-          <w:lang w:val="fr-FR"/>
-        </w:rPr>
-        <w:t>3.5.1. Canal pancréatique principal (canal de Wirsung)</w:t>
-      </w:r>
-    </w:p>
-    <w:p>
-      <w:pPr>
-        <w:rPr>
-          <w:lang w:val="fr-FR"/>
-        </w:rPr>
-      </w:pPr>
-      <w:r>
-        <w:rPr>
-          <w:lang w:val="fr-FR"/>
-        </w:rPr>
-        <w:t>Il parcourt le pancréas de la queue vers la tête.</w:t>
-      </w:r>
-    </w:p>
-    <w:p>
-      <w:pPr>
-        <w:rPr>
-          <w:lang w:val="fr-FR"/>
-        </w:rPr>
-      </w:pPr>
-      <w:r>
-        <w:rPr>
-          <w:lang w:val="fr-FR"/>
-        </w:rPr>
-        <w:t>Il rejoint le cholédoque.</w:t>
-      </w:r>
-    </w:p>
-    <w:p>
-      <w:pPr>
-        <w:rPr>
-          <w:lang w:val="fr-FR"/>
-        </w:rPr>
-      </w:pPr>
-      <w:r>
-        <w:rPr>
-          <w:lang w:val="fr-FR"/>
-        </w:rPr>
-        <w:t xml:space="preserve">Les deux débouchent ensemble dans la papille duodénale majeure, ou ampoule </w:t>
-      </w:r>
-      <w:proofErr w:type="spellStart"/>
-      <w:r>
-        <w:rPr>
-          <w:lang w:val="fr-FR"/>
-        </w:rPr>
-        <w:t>hépato-pancréatique</w:t>
-      </w:r>
-      <w:proofErr w:type="spellEnd"/>
-      <w:r>
-        <w:rPr>
-          <w:lang w:val="fr-FR"/>
-        </w:rPr>
-        <w:t xml:space="preserve"> de Vater, à la jonction des 2/3 supérieurs et du 1/3 inférieur du 2ème duodénum, par la grande caroncule.</w:t>
-      </w:r>
-    </w:p>
-    <w:p>
-      <w:pPr>
-        <w:rPr>
-          <w:lang w:val="fr-FR"/>
-        </w:rPr>
-      </w:pPr>
-      <w:r>
-        <w:rPr>
-          <w:lang w:val="fr-FR"/>
-        </w:rPr>
-        <w:t>L’ouverture de l’ampoule de Vater est contrôlée par le sphincter d’Oddi.</w:t>
-      </w:r>
-    </w:p>
-    <w:p>
-      <w:pPr>
-        <w:pStyle w:val="Heading3"/>
-        <w:keepNext/>
-        <w:keepLines/>
-        <w:rPr>
-          <w:lang w:val="fr-FR"/>
-        </w:rPr>
-      </w:pPr>
-      <w:r>
-        <w:rPr>
-          <w:lang w:val="fr-FR"/>
-        </w:rPr>
-        <w:t>3.5.2. Canal pancréatique accessoire (canal de Santorini)</w:t>
-      </w:r>
-      <w:proofErr w:type="spellStart"/>
-      <w:r>
-        <w:rPr>
-          <w:lang w:val="fr-FR"/>
-        </w:rPr>
-      </w:r>
-      <w:proofErr w:type="spellEnd"/>
-      <w:r>
-        <w:rPr>
-          <w:lang w:val="fr-FR"/>
-        </w:rPr>
-      </w:r>
-    </w:p>
-    <w:p>
-      <w:pPr>
-        <w:rPr>
-          <w:lang w:val="fr-FR"/>
-        </w:rPr>
-      </w:pPr>
-      <w:r>
-        <w:rPr>
-          <w:lang w:val="fr-FR"/>
-        </w:rPr>
-        <w:t>Il se sépare du canal pancréatique principal au niveau de la tête du pancréas et s’ouvre dans le 1/3 supérieur du 2ème duodénum par la papille duodénale mineure.</w:t>
+        <w:rPr>
+          <w:lang w:val="fr-FR"/>
+        </w:rPr>
+      </w:pPr>
+      <w:r>
+        <w:rPr>
+          <w:lang w:val="fr-FR"/>
+        </w:rPr>
+        <w:t>5.1.1. Artère splénique</w:t>
+      </w:r>
+    </w:p>
+    <w:p>
+      <w:pPr>
+        <w:rPr>
+          <w:lang w:val="fr-FR"/>
+        </w:rPr>
+      </w:pPr>
+      <w:r>
+        <w:rPr>
+          <w:lang w:val="fr-FR"/>
+        </w:rPr>
+        <w:t>Elle longe le bord supérieur du pancréas.</w:t>
+      </w:r>
+    </w:p>
+    <w:p>
+      <w:pPr>
+        <w:rPr>
+          <w:lang w:val="fr-FR"/>
+        </w:rPr>
+      </w:pPr>
+      <w:r>
+        <w:rPr>
+          <w:lang w:val="fr-FR"/>
+        </w:rPr>
+        <w:t>Elle vascularise le corps et la queue du pancréas.</w:t>
+      </w:r>
+    </w:p>
+    <w:p>
+      <w:pPr>
+        <w:rPr>
+          <w:lang w:val="fr-FR"/>
+        </w:rPr>
+      </w:pPr>
+      <w:r>
+        <w:rPr>
+          <w:lang w:val="fr-FR"/>
+        </w:rPr>
+        <w:t>Son pouls peut être recherché cliniquement à environ trois travers de doigt au-dessous du 7ème ou du 8ème cartilage costal gauche.</w:t>
       </w:r>
     </w:p>
     <w:p>
       <w:pPr>
         <w:pStyle w:val="Heading2"/>
-        <w:keepNext/>
-        <w:keepLines/>
-        <w:rPr>
-          <w:lang w:val="fr-FR"/>
-        </w:rPr>
-      </w:pPr>
-      <w:r>
-        <w:rPr>
-          <w:lang w:val="fr-FR"/>
-        </w:rPr>
-        <w:t>3.6. Moyens de fixité</w:t>
-      </w:r>
-    </w:p>
-    <w:p>
-      <w:pPr>
-        <w:pStyle w:val="Heading3"/>
-        <w:keepNext/>
-        <w:keepLines/>
-        <w:rPr>
-          <w:lang w:val="fr-FR"/>
-        </w:rPr>
-      </w:pPr>
-      <w:r>
-        <w:rPr>
-          <w:lang w:val="fr-FR"/>
-        </w:rPr>
-        <w:t>3.6.1. Face dorsale du pancréas</w:t>
-      </w:r>
-    </w:p>
-    <w:p>
-      <w:pPr>
-        <w:rPr>
-          <w:lang w:val="fr-FR"/>
-        </w:rPr>
-      </w:pPr>
-      <w:r>
-        <w:rPr>
-          <w:lang w:val="fr-FR"/>
-        </w:rPr>
-        <w:t>La majeure partie de la face dorsale du pancréas est accolée à la paroi abdominale postérieure.</w:t>
-      </w:r>
-    </w:p>
-    <w:p>
-      <w:pPr>
-        <w:pStyle w:val="Heading3"/>
-        <w:keepNext/>
-        <w:keepLines/>
-        <w:rPr>
-          <w:lang w:val="fr-FR"/>
-        </w:rPr>
-      </w:pPr>
-      <w:r>
-        <w:rPr>
-          <w:lang w:val="fr-FR"/>
-        </w:rPr>
-        <w:t>3.6.2. Face ventrale du pancréas</w:t>
-      </w:r>
-    </w:p>
-    <w:p>
-      <w:pPr>
-        <w:rPr>
-          <w:lang w:val="fr-FR"/>
-        </w:rPr>
-      </w:pPr>
-      <w:r>
-        <w:rPr>
-          <w:lang w:val="fr-FR"/>
-        </w:rPr>
-        <w:t>Elle est en rapport avec la racine du mésocolon transverse, qui relie le côlon transverse à la paroi postérieure de l’abdomen.</w:t>
-      </w:r>
-    </w:p>
-    <w:p>
-      <w:pPr>
-        <w:rPr>
-          <w:lang w:val="fr-FR"/>
-        </w:rPr>
-      </w:pPr>
-      <w:r>
-        <w:rPr>
-          <w:lang w:val="fr-FR"/>
-        </w:rPr>
-        <w:t>Le mésocolon transverse est également en continuité avec le petit omentum.</w:t>
-      </w:r>
-    </w:p>
-    <w:p>
-      <w:pPr>
-        <w:pStyle w:val="Heading3"/>
-        <w:keepNext/>
-        <w:keepLines/>
-        <w:rPr>
-          <w:lang w:val="fr-FR"/>
-        </w:rPr>
-      </w:pPr>
-      <w:r>
-        <w:rPr>
-          <w:lang w:val="fr-FR"/>
-        </w:rPr>
-        <w:t>3.6.3. Tête du pancréas</w:t>
-      </w:r>
-    </w:p>
-    <w:p>
-      <w:pPr>
-        <w:rPr>
-          <w:lang w:val="fr-FR"/>
-        </w:rPr>
-      </w:pPr>
-      <w:r>
-        <w:rPr>
-          <w:lang w:val="fr-FR"/>
-        </w:rPr>
-        <w:t>Elle est très adhérente au duodénum.</w:t>
-      </w:r>
-    </w:p>
-    <w:p>
-      <w:pPr>
-        <w:pStyle w:val="Heading3"/>
-        <w:keepNext/>
-        <w:keepLines/>
-        <w:rPr>
-          <w:lang w:val="fr-FR"/>
-        </w:rPr>
-      </w:pPr>
-      <w:r>
-        <w:rPr>
-          <w:lang w:val="fr-FR"/>
-        </w:rPr>
-        <w:t>3.6.4. Effet turgor et pressions intracavitaires</w:t>
-      </w:r>
-      <w:proofErr w:type="spellStart"/>
-      <w:r>
-        <w:rPr>
-          <w:lang w:val="fr-FR"/>
-        </w:rPr>
-      </w:r>
-      <w:proofErr w:type="spellEnd"/>
-      <w:r>
-        <w:rPr>
-          <w:lang w:val="fr-FR"/>
-        </w:rPr>
-      </w:r>
-      <w:proofErr w:type="spellStart"/>
-      <w:r>
-        <w:rPr>
-          <w:lang w:val="fr-FR"/>
-        </w:rPr>
-      </w:r>
-      <w:proofErr w:type="spellEnd"/>
-    </w:p>
-    <w:p>
-      <w:pPr>
-        <w:rPr>
-          <w:lang w:val="fr-FR"/>
-        </w:rPr>
-      </w:pPr>
-      <w:r>
-        <w:rPr>
-          <w:lang w:val="fr-FR"/>
-        </w:rPr>
-        <w:t>(Cf. chapitre 1 Généralités, page…)</w:t>
+        <w:rPr>
+          <w:lang w:val="fr-FR"/>
+        </w:rPr>
+      </w:pPr>
+      <w:r>
+        <w:rPr>
+          <w:lang w:val="fr-FR"/>
+        </w:rPr>
+        <w:t>5.2. Vascularisation veineuse</w:t>
+      </w:r>
+    </w:p>
+    <w:p>
+      <w:pPr>
+        <w:rPr>
+          <w:lang w:val="fr-FR"/>
+        </w:rPr>
+      </w:pPr>
+      <w:r>
+        <w:rPr>
+          <w:lang w:val="fr-FR"/>
+        </w:rPr>
+        <w:t>Le retour veineux est assuré par le système porte, constitué notamment par la réunion de la veine mésentérique supérieure et de la veine splénique, cette dernière recevant le plus souvent la veine mésentérique inférieure.</w:t>
       </w:r>
     </w:p>
     <w:p>
       <w:pPr>
         <w:pStyle w:val="Heading1"/>
-        <w:keepNext/>
-        <w:keepLines/>
-        <w:rPr>
-          <w:lang w:val="fr-FR"/>
-        </w:rPr>
-      </w:pPr>
-      <w:r>
-        <w:rPr>
-          <w:lang w:val="fr-FR"/>
-        </w:rPr>
-        <w:t>4. Rapports</w:t>
+        <w:rPr>
+          <w:lang w:val="fr-FR"/>
+        </w:rPr>
+      </w:pPr>
+      <w:r>
+        <w:rPr>
+          <w:lang w:val="fr-FR"/>
+        </w:rPr>
+        <w:t>6. Innervation</w:t>
+      </w:r>
+    </w:p>
+    <w:p>
+      <w:pPr>
+        <w:rPr>
+          <w:lang w:val="fr-FR"/>
+        </w:rPr>
+      </w:pPr>
+      <w:r>
+        <w:rPr>
+          <w:lang w:val="fr-FR"/>
+        </w:rPr>
+        <w:t>Elle est commune à de nombreux organes de l’abdomen.</w:t>
       </w:r>
     </w:p>
     <w:p>
       <w:pPr>
         <w:pStyle w:val="Heading2"/>
-        <w:keepNext/>
-        <w:keepLines/>
-        <w:rPr>
-          <w:lang w:val="fr-FR"/>
-        </w:rPr>
-      </w:pPr>
-      <w:r>
-        <w:rPr>
-          <w:lang w:val="fr-FR"/>
-        </w:rPr>
-        <w:t>4.1. Tête du pancréas</w:t>
-      </w:r>
-    </w:p>
-    <w:p>
-      <w:pPr>
-        <w:rPr>
-          <w:lang w:val="fr-FR"/>
-        </w:rPr>
-      </w:pPr>
-      <w:r>
-        <w:rPr>
-          <w:lang w:val="fr-FR"/>
-        </w:rPr>
-        <w:t xml:space="preserve">Avec le 2ème duodénum dans le quadrilatère de </w:t>
-      </w:r>
-      <w:proofErr w:type="spellStart"/>
-      <w:r>
-        <w:rPr>
-          <w:lang w:val="fr-FR"/>
-        </w:rPr>
-        <w:t>Rogié</w:t>
-      </w:r>
-      <w:proofErr w:type="spellEnd"/>
-      <w:r>
-        <w:rPr>
-          <w:lang w:val="fr-FR"/>
-        </w:rPr>
-        <w:t>.</w:t>
+        <w:rPr>
+          <w:lang w:val="fr-FR"/>
+        </w:rPr>
+      </w:pPr>
+      <w:r>
+        <w:rPr>
+          <w:lang w:val="fr-FR"/>
+        </w:rPr>
+        <w:t>6.1. Nerf vague X</w:t>
+      </w:r>
+    </w:p>
+    <w:p>
+      <w:pPr>
+        <w:rPr>
+          <w:lang w:val="fr-FR"/>
+        </w:rPr>
+      </w:pPr>
+      <w:r>
+        <w:rPr>
+          <w:lang w:val="fr-FR"/>
+        </w:rPr>
+        <w:t>Le nerf vague participe à la régulation neurovégétative des fonctions digestives et pancréatiques.</w:t>
       </w:r>
     </w:p>
     <w:p>
       <w:pPr>
         <w:pStyle w:val="Heading2"/>
-        <w:keepNext/>
-        <w:keepLines/>
-        <w:rPr>
-          <w:lang w:val="fr-FR"/>
-        </w:rPr>
-      </w:pPr>
-      <w:r>
-        <w:rPr>
-          <w:lang w:val="fr-FR"/>
-        </w:rPr>
-        <w:t>4.2. Col du pancréas</w:t>
-      </w:r>
-    </w:p>
-    <w:p>
-      <w:pPr>
-        <w:rPr>
-          <w:lang w:val="fr-FR"/>
-        </w:rPr>
-      </w:pPr>
-      <w:r>
-        <w:rPr>
-          <w:lang w:val="fr-FR"/>
-        </w:rPr>
-        <w:t>Dorsalement, avec le cholédoque, la veine cave inférieure, l’aorte abdominale et les vaisseaux rénaux droits ; ventralement, avec le pylore.</w:t>
+        <w:rPr>
+          <w:lang w:val="fr-FR"/>
+        </w:rPr>
+      </w:pPr>
+      <w:r>
+        <w:rPr>
+          <w:lang w:val="fr-FR"/>
+        </w:rPr>
+        <w:t>6.2. Système sympathique</w:t>
+      </w:r>
+    </w:p>
+    <w:p>
+      <w:pPr>
+        <w:rPr>
+          <w:lang w:val="fr-FR"/>
+        </w:rPr>
+      </w:pPr>
+      <w:r>
+        <w:rPr>
+          <w:lang w:val="fr-FR"/>
+        </w:rPr>
+        <w:t>La commande sympathique impliquée ici est classiquement rapportée aux étages médullaires thoraciques moyens, notamment Th8-Th10 gauches.</w:t>
       </w:r>
     </w:p>
     <w:p>
       <w:pPr>
         <w:pStyle w:val="Heading2"/>
-        <w:keepNext/>
-        <w:keepLines/>
-        <w:rPr>
-          <w:lang w:val="fr-FR"/>
-        </w:rPr>
-      </w:pPr>
-      <w:r>
-        <w:rPr>
-          <w:lang w:val="fr-FR"/>
-        </w:rPr>
-        <w:t>4.3. Corps du pancréas</w:t>
-      </w:r>
-    </w:p>
-    <w:p>
-      <w:pPr>
-        <w:rPr>
-          <w:lang w:val="fr-FR"/>
-        </w:rPr>
-      </w:pPr>
-      <w:r>
-        <w:rPr>
-          <w:lang w:val="fr-FR"/>
-        </w:rPr>
-        <w:t>Ventralement, avec l’estomac, et dorsalement avec la partie initiale des vaisseaux rénaux gauches et le rein gauche.</w:t>
-      </w:r>
-    </w:p>
-    <w:p>
-      <w:pPr>
-        <w:pStyle w:val="Heading2"/>
-        <w:keepNext/>
-        <w:keepLines/>
-        <w:rPr>
-          <w:lang w:val="fr-FR"/>
-        </w:rPr>
-      </w:pPr>
-      <w:r>
-        <w:rPr>
-          <w:lang w:val="fr-FR"/>
-        </w:rPr>
-        <w:t>4.4. Queue du pancréas</w:t>
-      </w:r>
-    </w:p>
-    <w:p>
-      <w:pPr>
-        <w:rPr>
-          <w:lang w:val="fr-FR"/>
-        </w:rPr>
-      </w:pPr>
-      <w:r>
-        <w:rPr>
-          <w:lang w:val="fr-FR"/>
-        </w:rPr>
-        <w:t>Avec la rate.</w:t>
-      </w:r>
-    </w:p>
-    <w:p>
-      <w:pPr>
-        <w:pStyle w:val="Heading1"/>
-        <w:keepNext/>
-        <w:keepLines/>
-        <w:rPr>
-          <w:lang w:val="fr-FR"/>
-        </w:rPr>
-      </w:pPr>
-      <w:r>
-        <w:rPr>
-          <w:lang w:val="fr-FR"/>
-        </w:rPr>
-        <w:t>5. Vascularisation</w:t>
-      </w:r>
-    </w:p>
-    <w:p>
-      <w:pPr>
-        <w:rPr>
-          <w:lang w:val="fr-FR"/>
-        </w:rPr>
-      </w:pPr>
-      <w:r>
-        <w:rPr>
-          <w:lang w:val="fr-FR"/>
-        </w:rPr>
-        <w:t>Le pancréas est richement vascularisé.</w:t>
-      </w:r>
-    </w:p>
-    <w:p>
-      <w:pPr>
-        <w:rPr>
-          <w:lang w:val="fr-FR"/>
-        </w:rPr>
-      </w:pPr>
-      <w:r>
-        <w:rPr>
-          <w:lang w:val="fr-FR"/>
-        </w:rPr>
-        <w:t>Son système vasculaire est en continuité avec celui du foie, du duodénum et de la rate.</w:t>
-      </w:r>
-    </w:p>
-    <w:p>
-      <w:pPr>
-        <w:rPr>
-          <w:lang w:val="fr-FR"/>
-        </w:rPr>
-      </w:pPr>
-      <w:r>
-        <w:rPr>
-          <w:lang w:val="fr-FR"/>
-        </w:rPr>
-        <w:t>(</w:t>
-      </w:r>
-      <w:proofErr w:type="gramStart"/>
-      <w:r>
-        <w:rPr>
-          <w:lang w:val="fr-FR"/>
-        </w:rPr>
-        <w:t>figure</w:t>
-      </w:r>
-      <w:proofErr w:type="gramEnd"/>
-      <w:r>
-        <w:rPr>
-          <w:lang w:val="fr-FR"/>
-        </w:rPr>
-        <w:t xml:space="preserve"> 12.3)</w:t>
-      </w:r>
-    </w:p>
-    <w:p>
-      <w:pPr>
-        <w:rPr>
-          <w:lang w:val="fr-FR"/>
-        </w:rPr>
-      </w:pPr>
-      <w:r>
-        <w:rPr>
-          <w:lang w:val="fr-FR"/>
-        </w:rPr>
-        <w:lastRenderedPageBreak/>
-        <w:t>Cette organisation témoigne de liens physiologiques étroits entre ces organes.</w:t>
-      </w:r>
-    </w:p>
-    <w:p>
-      <w:pPr>
-        <w:pStyle w:val="Heading2"/>
-        <w:keepNext/>
-        <w:keepLines/>
-        <w:rPr>
-          <w:lang w:val="fr-FR"/>
-        </w:rPr>
-      </w:pPr>
-      <w:r>
-        <w:rPr>
-          <w:lang w:val="fr-FR"/>
-        </w:rPr>
-        <w:t>5.1. Vascularisation artérielle</w:t>
-      </w:r>
-    </w:p>
-    <w:p>
-      <w:pPr>
-        <w:rPr>
-          <w:lang w:val="fr-FR"/>
-        </w:rPr>
-      </w:pPr>
-      <w:r>
-        <w:rPr>
-          <w:lang w:val="fr-FR"/>
-        </w:rPr>
-        <w:t>Elle dépend de branches collatérales du tronc cœliaque, lui-même branche de l’aorte abdominale.</w:t>
-      </w:r>
-    </w:p>
-    <w:p>
-      <w:pPr>
-        <w:rPr>
-          <w:lang w:val="fr-FR"/>
-        </w:rPr>
-      </w:pPr>
-      <w:r>
-        <w:rPr>
-          <w:lang w:val="fr-FR"/>
-        </w:rPr>
-        <w:t>L’artère gastro-duodénale, branche de l’artère hépatique commune, et l’artère mésentérique supérieure participent à la vascularisation de la tête du pancréas.</w:t>
-      </w:r>
-    </w:p>
-    <w:p>
-      <w:pPr>
-        <w:pStyle w:val="Heading3"/>
-        <w:keepNext/>
-        <w:keepLines/>
-        <w:rPr>
-          <w:lang w:val="fr-FR"/>
-        </w:rPr>
-      </w:pPr>
-      <w:r>
-        <w:rPr>
-          <w:lang w:val="fr-FR"/>
-        </w:rPr>
-        <w:t>5.1.1. Artère splénique</w:t>
-      </w:r>
-    </w:p>
-    <w:p>
-      <w:pPr>
-        <w:rPr>
-          <w:lang w:val="fr-FR"/>
-        </w:rPr>
-      </w:pPr>
-      <w:r>
-        <w:rPr>
-          <w:lang w:val="fr-FR"/>
-        </w:rPr>
-        <w:t>Elle longe le bord supérieur du pancréas.</w:t>
-      </w:r>
-    </w:p>
-    <w:p>
-      <w:pPr>
-        <w:rPr>
-          <w:lang w:val="fr-FR"/>
-        </w:rPr>
-      </w:pPr>
-      <w:r>
-        <w:rPr>
-          <w:lang w:val="fr-FR"/>
-        </w:rPr>
-        <w:t>Elle vascularise le corps et la queue du pancréas.</w:t>
-      </w:r>
-    </w:p>
-    <w:p>
-      <w:pPr>
-        <w:rPr>
-          <w:lang w:val="fr-FR"/>
-        </w:rPr>
-      </w:pPr>
-      <w:r>
-        <w:rPr>
-          <w:lang w:val="fr-FR"/>
-        </w:rPr>
-        <w:t>Son pouls peut être recherché cliniquement à environ trois travers de doigt au-dessous du 7ème ou du 8ème cartilage costal gauche.</w:t>
-      </w:r>
-    </w:p>
-    <w:p>
-      <w:pPr>
-        <w:pStyle w:val="Heading2"/>
-        <w:keepNext/>
-        <w:keepLines/>
-        <w:rPr>
-          <w:lang w:val="fr-FR"/>
-        </w:rPr>
-      </w:pPr>
-      <w:r>
-        <w:rPr>
-          <w:lang w:val="fr-FR"/>
-        </w:rPr>
-        <w:t>5.2. Vascularisation veineuse</w:t>
-      </w:r>
-    </w:p>
-    <w:p>
-      <w:pPr>
-        <w:rPr>
-          <w:lang w:val="fr-FR"/>
-        </w:rPr>
-      </w:pPr>
-      <w:r>
-        <w:rPr>
-          <w:lang w:val="fr-FR"/>
-        </w:rPr>
-        <w:t>Le retour veineux est assuré par le système porte, constitué notamment par la réunion de la veine mésentérique supérieure et de la veine splénique, cette dernière recevant le plus souvent la veine mésentérique inférieure.</w:t>
-      </w:r>
-    </w:p>
-    <w:p>
-      <w:pPr>
-        <w:pStyle w:val="Heading1"/>
-        <w:keepNext/>
-        <w:keepLines/>
-        <w:rPr>
-          <w:lang w:val="fr-FR"/>
-        </w:rPr>
-      </w:pPr>
-      <w:r>
-        <w:rPr>
-          <w:lang w:val="fr-FR"/>
-        </w:rPr>
-        <w:t>6. Innervation</w:t>
-      </w:r>
-    </w:p>
-    <w:p>
-      <w:pPr>
-        <w:rPr>
-          <w:lang w:val="fr-FR"/>
-        </w:rPr>
-      </w:pPr>
-      <w:r>
-        <w:rPr>
-          <w:lang w:val="fr-FR"/>
-        </w:rPr>
-        <w:t>Elle est commune à de nombreux organes de l’abdomen.</w:t>
-      </w:r>
-    </w:p>
-    <w:p>
-      <w:pPr>
-        <w:pStyle w:val="Heading2"/>
-        <w:keepNext/>
-        <w:keepLines/>
-        <w:rPr>
-          <w:lang w:val="fr-FR"/>
-        </w:rPr>
-      </w:pPr>
-      <w:r>
-        <w:rPr>
-          <w:lang w:val="fr-FR"/>
-        </w:rPr>
-        <w:t>6.1. Nerf vague X</w:t>
-      </w:r>
-    </w:p>
-    <w:p>
-      <w:pPr>
-        <w:rPr>
-          <w:lang w:val="fr-FR"/>
-        </w:rPr>
-      </w:pPr>
-      <w:r>
-        <w:rPr>
-          <w:lang w:val="fr-FR"/>
-        </w:rPr>
-        <w:t>Le nerf vague participe à la régulation neurovégétative des fonctions digestives et pancréatiques.</w:t>
-      </w:r>
-    </w:p>
-    <w:p>
-      <w:pPr>
-        <w:pStyle w:val="Heading2"/>
-        <w:keepNext/>
-        <w:keepLines/>
-        <w:rPr>
-          <w:lang w:val="fr-FR"/>
-        </w:rPr>
-      </w:pPr>
-      <w:r>
-        <w:rPr>
-          <w:lang w:val="fr-FR"/>
-        </w:rPr>
-        <w:t>6.2. Système sympathique</w:t>
-      </w:r>
-    </w:p>
-    <w:p>
-      <w:pPr>
-        <w:rPr>
-          <w:lang w:val="fr-FR"/>
-        </w:rPr>
-      </w:pPr>
-      <w:r>
-        <w:rPr>
-          <w:lang w:val="fr-FR"/>
-        </w:rPr>
-        <w:t>La commande sympathique impliquée ici est classiquement rapportée aux étages médullaires thoraciques moyens, notamment Th8-Th10 gauches.</w:t>
-      </w:r>
-    </w:p>
-    <w:p>
-      <w:pPr>
-        <w:pStyle w:val="Heading2"/>
-        <w:keepNext/>
-        <w:keepLines/>
         <w:rPr>
           <w:lang w:val="fr-FR"/>
         </w:rPr>
@@ -1256,9 +1117,20 @@
     </w:p>
     <w:p>
       <w:pPr>
+        <w:rPr>
+          <w:lang w:val="fr-FR"/>
+        </w:rPr>
+      </w:pPr>
+      <w:r>
+        <w:rPr>
+          <w:lang w:val="fr-FR"/>
+        </w:rPr>
+        <w:t>---</w:t>
+      </w:r>
+    </w:p>
+    <w:p>
+      <w:pPr>
         <w:pStyle w:val="Heading1"/>
-        <w:keepNext/>
-        <w:keepLines/>
         <w:rPr>
           <w:lang w:val="fr-FR"/>
         </w:rPr>
@@ -1273,8 +1145,6 @@
     <w:p>
       <w:pPr>
         <w:pStyle w:val="Heading2"/>
-        <w:keepNext/>
-        <w:keepLines/>
         <w:rPr>
           <w:lang w:val="fr-FR"/>
         </w:rPr>
@@ -1309,6 +1179,7 @@
         <w:rPr>
           <w:lang w:val="fr-FR"/>
         </w:rPr>
+        <w:lastRenderedPageBreak/>
         <w:t>Il produit le suc pancréatique, composé d’eau, d’électrolytes, de bicarbonates et d’enzymes digestives.</w:t>
       </w:r>
     </w:p>
@@ -1341,8 +1212,6 @@
     <w:p>
       <w:pPr>
         <w:pStyle w:val="Heading3"/>
-        <w:keepNext/>
-        <w:keepLines/>
         <w:rPr>
           <w:lang w:val="fr-FR"/>
         </w:rPr>
@@ -1405,7 +1274,6 @@
           <w:b/>
           <w:lang w:val="fr-FR"/>
         </w:rPr>
-        <w:lastRenderedPageBreak/>
         <w:t xml:space="preserve">Lipase : </w:t>
       </w:r>
       <w:r>
@@ -1431,10 +1299,14 @@
     <w:p>
       <w:pPr>
         <w:pStyle w:val="Heading3"/>
-        <w:keepNext/>
-        <w:keepLines/>
-      </w:pPr>
-      <w:r>
+        <w:rPr>
+          <w:lang w:val="fr-FR"/>
+        </w:rPr>
+      </w:pPr>
+      <w:r>
+        <w:rPr>
+          <w:lang w:val="fr-FR"/>
+        </w:rPr>
         <w:t>7.1.2. Régulation de la sécrétion exocrine</w:t>
       </w:r>
     </w:p>
@@ -1547,9 +1419,20 @@
     </w:p>
     <w:p>
       <w:pPr>
+        <w:rPr>
+          <w:lang w:val="fr-FR"/>
+        </w:rPr>
+      </w:pPr>
+      <w:r>
+        <w:rPr>
+          <w:lang w:val="fr-FR"/>
+        </w:rPr>
+        <w:t>---</w:t>
+      </w:r>
+    </w:p>
+    <w:p>
+      <w:pPr>
         <w:pStyle w:val="Heading2"/>
-        <w:keepNext/>
-        <w:keepLines/>
         <w:rPr>
           <w:lang w:val="fr-FR"/>
         </w:rPr>
@@ -1629,8 +1512,6 @@
     <w:p>
       <w:pPr>
         <w:pStyle w:val="Heading3"/>
-        <w:keepNext/>
-        <w:keepLines/>
         <w:rPr>
           <w:lang w:val="fr-FR"/>
         </w:rPr>
@@ -1652,42 +1533,12 @@
         <w:rPr>
           <w:lang w:val="fr-FR"/>
         </w:rPr>
-        <w:t xml:space="preserve">Elle met en jeu le pancréas, le foie, les reins, l’intestin et son microbiote, ainsi que l’axe </w:t>
-      </w:r>
-      <w:proofErr w:type="spellStart"/>
-      <w:r>
-        <w:rPr>
-          <w:lang w:val="fr-FR"/>
-        </w:rPr>
-        <w:t>hypothalamo</w:t>
-      </w:r>
-      <w:proofErr w:type="spellEnd"/>
-      <w:r>
-        <w:rPr>
-          <w:lang w:val="fr-FR"/>
-        </w:rPr>
-        <w:t>-</w:t>
-      </w:r>
-      <w:proofErr w:type="spellStart"/>
-      <w:r>
-        <w:rPr>
-          <w:lang w:val="fr-FR"/>
-        </w:rPr>
-        <w:t>hypophyso</w:t>
-      </w:r>
-      <w:proofErr w:type="spellEnd"/>
-      <w:r>
-        <w:rPr>
-          <w:lang w:val="fr-FR"/>
-        </w:rPr>
-        <w:t>-surrénalien, ou axe HHS, impliqué dans la réponse au stress.</w:t>
+        <w:t>Elle met en jeu le pancréas, le foie, les reins, l’intestin et son microbiote, ainsi que l’axe hypothalamo-hypophyso-surrénalien, ou axe HHS, impliqué dans la réponse au stress.</w:t>
       </w:r>
     </w:p>
     <w:p>
       <w:pPr>
         <w:pStyle w:val="Heading3"/>
-        <w:keepNext/>
-        <w:keepLines/>
         <w:rPr>
           <w:lang w:val="fr-FR"/>
         </w:rPr>
@@ -1741,16 +1592,15 @@
     <w:p>
       <w:pPr>
         <w:pStyle w:val="Heading3"/>
-        <w:keepNext/>
-        <w:keepLines/>
-        <w:rPr>
-          <w:lang w:val="fr-FR"/>
-        </w:rPr>
-      </w:pPr>
-      <w:r>
-        <w:rPr>
-          <w:lang w:val="fr-FR"/>
-        </w:rPr>
+        <w:rPr>
+          <w:lang w:val="fr-FR"/>
+        </w:rPr>
+      </w:pPr>
+      <w:r>
+        <w:rPr>
+          <w:lang w:val="fr-FR"/>
+        </w:rPr>
+        <w:lastRenderedPageBreak/>
         <w:t>7.2.3. Foie</w:t>
       </w:r>
     </w:p>
@@ -1783,8 +1633,6 @@
     <w:p>
       <w:pPr>
         <w:pStyle w:val="Heading3"/>
-        <w:keepNext/>
-        <w:keepLines/>
         <w:rPr>
           <w:lang w:val="fr-FR"/>
         </w:rPr>
@@ -1825,8 +1673,6 @@
     <w:p>
       <w:pPr>
         <w:pStyle w:val="Heading3"/>
-        <w:keepNext/>
-        <w:keepLines/>
         <w:rPr>
           <w:lang w:val="fr-FR"/>
         </w:rPr>
@@ -1848,35 +1694,259 @@
         <w:rPr>
           <w:lang w:val="fr-FR"/>
         </w:rPr>
-        <w:t xml:space="preserve">Sous l’action de l’axe </w:t>
-      </w:r>
-      <w:proofErr w:type="spellStart"/>
-      <w:r>
-        <w:rPr>
-          <w:lang w:val="fr-FR"/>
-        </w:rPr>
-        <w:t>hypothalamo</w:t>
-      </w:r>
-      <w:proofErr w:type="spellEnd"/>
-      <w:r>
-        <w:rPr>
-          <w:lang w:val="fr-FR"/>
-        </w:rPr>
-        <w:t>-</w:t>
-      </w:r>
-      <w:proofErr w:type="spellStart"/>
-      <w:r>
-        <w:rPr>
-          <w:lang w:val="fr-FR"/>
-        </w:rPr>
-        <w:t>hypophyso</w:t>
-      </w:r>
-      <w:proofErr w:type="spellEnd"/>
-      <w:r>
-        <w:rPr>
-          <w:lang w:val="fr-FR"/>
-        </w:rPr>
-        <w:t>-surrénalien, l’adrénaline sécrétée par la médullo-surrénale contribue à l’élévation de la glycémie en situation de stress.</w:t>
+        <w:t>Sous l’action de l’axe hypothalamo-hypophyso-surrénalien, l’adrénaline sécrétée par la médullo-surrénale contribue à l’élévation de la glycémie en situation de stress.</w:t>
+      </w:r>
+    </w:p>
+    <w:p>
+      <w:pPr>
+        <w:rPr>
+          <w:lang w:val="fr-FR"/>
+        </w:rPr>
+      </w:pPr>
+      <w:r>
+        <w:rPr>
+          <w:lang w:val="fr-FR"/>
+        </w:rPr>
+        <w:t>Le cortisol sécrété par la cortico-surrénale participe également au maintien de la disponibilité du glucose en période de stress et d’activité.</w:t>
+      </w:r>
+    </w:p>
+    <w:p>
+      <w:pPr>
+        <w:rPr>
+          <w:lang w:val="fr-FR"/>
+        </w:rPr>
+      </w:pPr>
+      <w:r>
+        <w:rPr>
+          <w:lang w:val="fr-FR"/>
+        </w:rPr>
+        <w:t>(Cf. chapitre 5 Mécanisme de stress, page…)</w:t>
+      </w:r>
+    </w:p>
+    <w:p>
+      <w:pPr>
+        <w:pStyle w:val="Heading3"/>
+        <w:rPr>
+          <w:lang w:val="fr-FR"/>
+        </w:rPr>
+      </w:pPr>
+      <w:r>
+        <w:rPr>
+          <w:lang w:val="fr-FR"/>
+        </w:rPr>
+        <w:t>7.2.6. Intestin et microbiote</w:t>
+      </w:r>
+    </w:p>
+    <w:p>
+      <w:pPr>
+        <w:rPr>
+          <w:lang w:val="fr-FR"/>
+        </w:rPr>
+      </w:pPr>
+      <w:r>
+        <w:rPr>
+          <w:lang w:val="fr-FR"/>
+        </w:rPr>
+        <w:t>Les bactéries qui peuplent l’intestin vivent normalement dans une relation de symbiose avec l’hôte.</w:t>
+      </w:r>
+    </w:p>
+    <w:p>
+      <w:pPr>
+        <w:rPr>
+          <w:lang w:val="fr-FR"/>
+        </w:rPr>
+      </w:pPr>
+      <w:r>
+        <w:rPr>
+          <w:lang w:val="fr-FR"/>
+        </w:rPr>
+        <w:t>Le stress, l’inflammation et une altération de la barrière intestinale peuvent s’accompagner d’une dysbiose, c’est-à-dire d’une modification de la composition du microbiote au détriment de certains équilibres fonctionnels.</w:t>
+      </w:r>
+    </w:p>
+    <w:p>
+      <w:pPr>
+        <w:rPr>
+          <w:lang w:val="fr-FR"/>
+        </w:rPr>
+      </w:pPr>
+      <w:r>
+        <w:rPr>
+          <w:lang w:val="fr-FR"/>
+        </w:rPr>
+        <w:t>Certaines dysbioses sont associées à l’insulino-résistance et au diabète de type 2.</w:t>
+      </w:r>
+    </w:p>
+    <w:p>
+      <w:pPr>
+        <w:rPr>
+          <w:lang w:val="fr-FR"/>
+        </w:rPr>
+      </w:pPr>
+      <w:r>
+        <w:rPr>
+          <w:lang w:val="fr-FR"/>
+        </w:rPr>
+        <w:t>Dans ce contexte, la glycémie peut s’élever et le pancréas être davantage sollicité pour maintenir un taux glycémique compatible avec l’homéostasie.</w:t>
+      </w:r>
+    </w:p>
+    <w:p>
+      <w:pPr>
+        <w:rPr>
+          <w:lang w:val="fr-FR"/>
+        </w:rPr>
+      </w:pPr>
+      <w:r>
+        <w:rPr>
+          <w:lang w:val="fr-FR"/>
+        </w:rPr>
+        <w:t>(Cf. Chapitre 14 Intestin grêle, Dysbioses, page…)</w:t>
+      </w:r>
+    </w:p>
+    <w:p>
+      <w:pPr>
+        <w:pStyle w:val="Heading3"/>
+        <w:rPr>
+          <w:lang w:val="fr-FR"/>
+        </w:rPr>
+      </w:pPr>
+      <w:r>
+        <w:rPr>
+          <w:lang w:val="fr-FR"/>
+        </w:rPr>
+        <w:t>7.2.7. Hormones gastro-intestinales</w:t>
+      </w:r>
+    </w:p>
+    <w:p>
+      <w:pPr>
+        <w:rPr>
+          <w:lang w:val="fr-FR"/>
+        </w:rPr>
+      </w:pPr>
+      <w:r>
+        <w:rPr>
+          <w:lang w:val="fr-FR"/>
+        </w:rPr>
+        <w:t>En cas de glycémie post-prandiale, des hormones intestinales comme le GLP-1 participent au ralentissement de la vidange gastrique, à l’inhibition du glucagon et à la stimulation de la sécrétion d’insuline.</w:t>
+      </w:r>
+    </w:p>
+    <w:p>
+      <w:pPr>
+        <w:rPr>
+          <w:lang w:val="fr-FR"/>
+        </w:rPr>
+      </w:pPr>
+      <w:r>
+        <w:rPr>
+          <w:lang w:val="fr-FR"/>
+        </w:rPr>
+        <w:t>La place exacte du GLP-2 dans cette description doit être interprétée avec prudence.</w:t>
+      </w:r>
+    </w:p>
+    <w:p>
+      <w:pPr>
+        <w:pStyle w:val="Heading1"/>
+        <w:rPr>
+          <w:lang w:val="fr-FR"/>
+        </w:rPr>
+      </w:pPr>
+      <w:r>
+        <w:rPr>
+          <w:lang w:val="fr-FR"/>
+        </w:rPr>
+        <w:t>8. Segmentation fonctionnelle du pancréas en ROP</w:t>
+      </w:r>
+    </w:p>
+    <w:p>
+      <w:pPr>
+        <w:rPr>
+          <w:lang w:val="fr-FR"/>
+        </w:rPr>
+      </w:pPr>
+      <w:r>
+        <w:rPr>
+          <w:lang w:val="fr-FR"/>
+        </w:rPr>
+        <w:t>Dans notre pratique de ROP, nous pouvons différencier trois segments du pancréas.</w:t>
+      </w:r>
+    </w:p>
+    <w:p>
+      <w:pPr>
+        <w:pStyle w:val="Heading2"/>
+        <w:rPr>
+          <w:lang w:val="fr-FR"/>
+        </w:rPr>
+      </w:pPr>
+      <w:r>
+        <w:rPr>
+          <w:lang w:val="fr-FR"/>
+        </w:rPr>
+        <w:t>8.1. Zone 1 : tête du pancréas</w:t>
+      </w:r>
+    </w:p>
+    <w:p>
+      <w:pPr>
+        <w:rPr>
+          <w:lang w:val="fr-FR"/>
+        </w:rPr>
+      </w:pPr>
+      <w:r>
+        <w:rPr>
+          <w:lang w:val="fr-FR"/>
+        </w:rPr>
+        <w:t>Elle correspond surtout au pancréas exocrine.</w:t>
+      </w:r>
+    </w:p>
+    <w:p>
+      <w:pPr>
+        <w:rPr>
+          <w:lang w:val="fr-FR"/>
+        </w:rPr>
+      </w:pPr>
+      <w:r>
+        <w:rPr>
+          <w:lang w:val="fr-FR"/>
+        </w:rPr>
+        <w:t>Sa fonction est étroitement liée, dans ce cadre, au foie et à la deuxième portion du duodénum : l’ampoule de Vater reçoit le cholédoque et le canal de Wirsung.</w:t>
+      </w:r>
+    </w:p>
+    <w:p>
+      <w:pPr>
+        <w:rPr>
+          <w:lang w:val="fr-FR"/>
+        </w:rPr>
+      </w:pPr>
+      <w:r>
+        <w:rPr>
+          <w:lang w:val="fr-FR"/>
+        </w:rPr>
+        <w:t>Son lien métamérique est présenté comme proche de celui du foie : Th7 à Th9 droits.</w:t>
+      </w:r>
+    </w:p>
+    <w:p>
+      <w:pPr>
+        <w:pStyle w:val="Heading2"/>
+        <w:rPr>
+          <w:lang w:val="fr-FR"/>
+        </w:rPr>
+      </w:pPr>
+      <w:r>
+        <w:rPr>
+          <w:lang w:val="fr-FR"/>
+        </w:rPr>
+        <w:t>8.2. Zone 2 : corps du pancréas</w:t>
+      </w:r>
+    </w:p>
+    <w:p>
+      <w:pPr>
+        <w:rPr>
+          <w:lang w:val="fr-FR"/>
+        </w:rPr>
+      </w:pPr>
+      <w:r>
+        <w:rPr>
+          <w:lang w:val="fr-FR"/>
+        </w:rPr>
+        <w:t>Il est à la fois exocrine et endocrine.</w:t>
       </w:r>
     </w:p>
     <w:p>
@@ -1890,626 +1960,1330 @@
           <w:lang w:val="fr-FR"/>
         </w:rPr>
         <w:lastRenderedPageBreak/>
-        <w:t>Le cortisol sécrété par la cortico-surrénale participe également au maintien de la disponibilité du glucose en période de stress et d’activité.</w:t>
-      </w:r>
-    </w:p>
-    <w:p>
-      <w:pPr>
-        <w:rPr>
-          <w:lang w:val="fr-FR"/>
-        </w:rPr>
-      </w:pPr>
-      <w:r>
-        <w:rPr>
-          <w:lang w:val="fr-FR"/>
-        </w:rPr>
-        <w:t>(Cf. chapitre 5 Mécanisme de stress, page…)</w:t>
+        <w:t>Il constitue la partie la plus exposée à certains traumatismes abdominaux antérieurs ou postérieurs, notamment lors des accidents de la voie publique ou des chutes sur le dos, en raison de ses rapports avec le plan vertébral autour de L2.</w:t>
+      </w:r>
+    </w:p>
+    <w:p>
+      <w:pPr>
+        <w:pStyle w:val="Heading2"/>
+        <w:rPr>
+          <w:lang w:val="fr-FR"/>
+        </w:rPr>
+      </w:pPr>
+      <w:r>
+        <w:rPr>
+          <w:lang w:val="fr-FR"/>
+        </w:rPr>
+        <w:t>8.3. Zone 3 : queue du pancréas</w:t>
+      </w:r>
+    </w:p>
+    <w:p>
+      <w:pPr>
+        <w:rPr>
+          <w:lang w:val="fr-FR"/>
+        </w:rPr>
+      </w:pPr>
+      <w:r>
+        <w:rPr>
+          <w:lang w:val="fr-FR"/>
+        </w:rPr>
+        <w:t>Elle est surtout associée, dans ce modèle, à la fonction endocrine.</w:t>
+      </w:r>
+    </w:p>
+    <w:p>
+      <w:pPr>
+        <w:rPr>
+          <w:lang w:val="fr-FR"/>
+        </w:rPr>
+      </w:pPr>
+      <w:r>
+        <w:rPr>
+          <w:lang w:val="fr-FR"/>
+        </w:rPr>
+        <w:t>Elle est en contact avec le rein gauche.</w:t>
+      </w:r>
+    </w:p>
+    <w:p>
+      <w:pPr>
+        <w:rPr>
+          <w:lang w:val="fr-FR"/>
+        </w:rPr>
+      </w:pPr>
+      <w:r>
+        <w:rPr>
+          <w:lang w:val="fr-FR"/>
+        </w:rPr>
+        <w:t>Son lien métamérique est rapporté à T9-Th10 gauches.</w:t>
+      </w:r>
+    </w:p>
+    <w:p>
+      <w:pPr>
+        <w:pStyle w:val="Heading1"/>
+        <w:rPr>
+          <w:lang w:val="fr-FR"/>
+        </w:rPr>
+      </w:pPr>
+      <w:r>
+        <w:rPr>
+          <w:lang w:val="fr-FR"/>
+        </w:rPr>
+        <w:t>9. Pathologies courantes</w:t>
+      </w:r>
+    </w:p>
+    <w:p>
+      <w:pPr>
+        <w:rPr>
+          <w:lang w:val="fr-FR"/>
+        </w:rPr>
+      </w:pPr>
+      <w:r>
+        <w:rPr>
+          <w:lang w:val="fr-FR"/>
+        </w:rPr>
+        <w:t>Les patients porteurs d’une maladie grave ne consultent pas nécessairement en première intention pour celle-ci.</w:t>
+      </w:r>
+    </w:p>
+    <w:p>
+      <w:pPr>
+        <w:rPr>
+          <w:lang w:val="fr-FR"/>
+        </w:rPr>
+      </w:pPr>
+      <w:r>
+        <w:rPr>
+          <w:lang w:val="fr-FR"/>
+        </w:rPr>
+        <w:t>Cependant, comme rappelé dans cette approche, certaines pathologies viscérales peuvent initialement se manifester par des douleurs vertébrales d’apparence banale.</w:t>
+      </w:r>
+    </w:p>
+    <w:p>
+      <w:pPr>
+        <w:rPr>
+          <w:lang w:val="fr-FR"/>
+        </w:rPr>
+      </w:pPr>
+      <w:r>
+        <w:rPr>
+          <w:lang w:val="fr-FR"/>
+        </w:rPr>
+        <w:t>C’est le cas du pancréas, dont les atteintes peuvent parfois s’accompagner d’une lombalgie haute aiguë, d’une dorsalgie basse, d’un lumbago ou d’une scapulalgie gauche.</w:t>
+      </w:r>
+    </w:p>
+    <w:p>
+      <w:pPr>
+        <w:pStyle w:val="Heading2"/>
+        <w:rPr>
+          <w:lang w:val="fr-FR"/>
+        </w:rPr>
+      </w:pPr>
+      <w:r>
+        <w:rPr>
+          <w:lang w:val="fr-FR"/>
+        </w:rPr>
+        <w:t>9.1. Diagnostic d’exclusion</w:t>
+      </w:r>
+    </w:p>
+    <w:p>
+      <w:pPr>
+        <w:rPr>
+          <w:lang w:val="fr-FR"/>
+        </w:rPr>
+      </w:pPr>
+      <w:r>
+        <w:rPr>
+          <w:lang w:val="fr-FR"/>
+        </w:rPr>
+        <w:t>Les symptômes qui doivent nous alerter sur une possible gravité sont :</w:t>
+      </w:r>
+    </w:p>
+    <w:p>
+      <w:pPr>
+        <w:rPr>
+          <w:lang w:val="fr-FR"/>
+        </w:rPr>
+      </w:pPr>
+      <w:r>
+        <w:rPr>
+          <w:lang w:val="fr-FR"/>
+        </w:rPr>
+        <w:t>Amaigrissement important, involontaire ;</w:t>
+      </w:r>
+    </w:p>
+    <w:p>
+      <w:pPr>
+        <w:rPr>
+          <w:lang w:val="fr-FR"/>
+        </w:rPr>
+      </w:pPr>
+      <w:r>
+        <w:rPr>
+          <w:lang w:val="fr-FR"/>
+        </w:rPr>
+        <w:t>Prurit ;</w:t>
+      </w:r>
+    </w:p>
+    <w:p>
+      <w:pPr>
+        <w:rPr>
+          <w:lang w:val="fr-FR"/>
+        </w:rPr>
+      </w:pPr>
+      <w:r>
+        <w:rPr>
+          <w:lang w:val="fr-FR"/>
+        </w:rPr>
+        <w:t>Polyurie ;</w:t>
+      </w:r>
+    </w:p>
+    <w:p>
+      <w:pPr>
+        <w:rPr>
+          <w:lang w:val="fr-FR"/>
+        </w:rPr>
+      </w:pPr>
+      <w:r>
+        <w:rPr>
+          <w:lang w:val="fr-FR"/>
+        </w:rPr>
+        <w:t>Soif intense ;</w:t>
+      </w:r>
+    </w:p>
+    <w:p>
+      <w:pPr>
+        <w:rPr>
+          <w:lang w:val="fr-FR"/>
+        </w:rPr>
+      </w:pPr>
+      <w:r>
+        <w:rPr>
+          <w:lang w:val="fr-FR"/>
+        </w:rPr>
+        <w:t>Douleur épigastrique vive, transfixiante et surtout nocturne ;</w:t>
+      </w:r>
+    </w:p>
+    <w:p>
+      <w:pPr>
+        <w:rPr>
+          <w:lang w:val="fr-FR"/>
+        </w:rPr>
+      </w:pPr>
+      <w:r>
+        <w:rPr>
+          <w:lang w:val="fr-FR"/>
+        </w:rPr>
+        <w:t>Douleurs dorsales basses, ou lombaires supérieures, surtout nocturnes ;</w:t>
+      </w:r>
+    </w:p>
+    <w:p>
+      <w:pPr>
+        <w:rPr>
+          <w:lang w:val="fr-FR"/>
+        </w:rPr>
+      </w:pPr>
+      <w:r>
+        <w:rPr>
+          <w:lang w:val="fr-FR"/>
+        </w:rPr>
+        <w:t>Hépatomégalie ;</w:t>
+      </w:r>
+    </w:p>
+    <w:p>
+      <w:pPr>
+        <w:rPr>
+          <w:lang w:val="fr-FR"/>
+        </w:rPr>
+      </w:pPr>
+      <w:r>
+        <w:rPr>
+          <w:lang w:val="fr-FR"/>
+        </w:rPr>
+        <w:t>Fatigue intense au moindre effort ;</w:t>
+      </w:r>
+    </w:p>
+    <w:p>
+      <w:pPr>
+        <w:rPr>
+          <w:lang w:val="fr-FR"/>
+        </w:rPr>
+      </w:pPr>
+      <w:r>
+        <w:rPr>
+          <w:lang w:val="fr-FR"/>
+        </w:rPr>
+        <w:t>Selles de couleur mastic, flottantes, grasses et luisantes ;</w:t>
+      </w:r>
+    </w:p>
+    <w:p>
+      <w:pPr>
+        <w:rPr>
+          <w:lang w:val="fr-FR"/>
+        </w:rPr>
+      </w:pPr>
+      <w:r>
+        <w:rPr>
+          <w:lang w:val="fr-FR"/>
+        </w:rPr>
+        <w:t>Satiété après le repas puis, une heure après, fringale avec envie de viande rouge, d’aliments gras et sucrés.</w:t>
+      </w:r>
+    </w:p>
+    <w:p>
+      <w:pPr>
+        <w:pStyle w:val="Heading2"/>
+        <w:rPr>
+          <w:lang w:val="fr-FR"/>
+        </w:rPr>
+      </w:pPr>
+      <w:r>
+        <w:rPr>
+          <w:lang w:val="fr-FR"/>
+        </w:rPr>
+        <w:t>9.2. Diabète</w:t>
+      </w:r>
+    </w:p>
+    <w:p>
+      <w:pPr>
+        <w:rPr>
+          <w:lang w:val="fr-FR"/>
+        </w:rPr>
+      </w:pPr>
+      <w:r>
+        <w:rPr>
+          <w:lang w:val="fr-FR"/>
+        </w:rPr>
+        <w:t>C’est une élévation anormale de la glycémie.</w:t>
+      </w:r>
+    </w:p>
+    <w:p>
+      <w:pPr>
+        <w:rPr>
+          <w:lang w:val="fr-FR"/>
+        </w:rPr>
+      </w:pPr>
+      <w:r>
+        <w:rPr>
+          <w:lang w:val="fr-FR"/>
+        </w:rPr>
+        <w:t>On distingue ici le diabète sucré et le diabète gestationnel.</w:t>
       </w:r>
     </w:p>
     <w:p>
       <w:pPr>
         <w:pStyle w:val="Heading3"/>
-        <w:keepNext/>
-        <w:keepLines/>
-        <w:rPr>
-          <w:lang w:val="fr-FR"/>
-        </w:rPr>
-      </w:pPr>
-      <w:r>
-        <w:rPr>
-          <w:lang w:val="fr-FR"/>
-        </w:rPr>
-        <w:t>7.2.6. Intestin et microbiote</w:t>
-      </w:r>
-    </w:p>
-    <w:p>
-      <w:pPr>
-        <w:rPr>
-          <w:lang w:val="fr-FR"/>
-        </w:rPr>
-      </w:pPr>
-      <w:r>
-        <w:rPr>
-          <w:lang w:val="fr-FR"/>
-        </w:rPr>
-        <w:t>Les bactéries qui peuplent l’intestin vivent normalement dans une relation de symbiose avec l’hôte.</w:t>
-      </w:r>
-    </w:p>
-    <w:p>
-      <w:pPr>
-        <w:rPr>
-          <w:lang w:val="fr-FR"/>
-        </w:rPr>
-      </w:pPr>
-      <w:r>
-        <w:rPr>
-          <w:lang w:val="fr-FR"/>
-        </w:rPr>
-        <w:t>Le stress, l’inflammation et une altération de la barrière intestinale peuvent s’accompagner d’une dysbiose, c’est-à-dire d’une modification de la composition du microbiote au détriment de certains équilibres fonctionnels.</w:t>
-      </w:r>
-    </w:p>
-    <w:p>
-      <w:pPr>
-        <w:rPr>
-          <w:lang w:val="fr-FR"/>
-        </w:rPr>
-      </w:pPr>
-      <w:r>
-        <w:rPr>
-          <w:lang w:val="fr-FR"/>
-        </w:rPr>
-        <w:t>Certaines dysbioses sont associées à l’insulino-résistance et au diabète de type 2.</w:t>
-      </w:r>
-    </w:p>
-    <w:p>
-      <w:pPr>
-        <w:rPr>
-          <w:lang w:val="fr-FR"/>
-        </w:rPr>
-      </w:pPr>
-      <w:r>
-        <w:rPr>
-          <w:lang w:val="fr-FR"/>
-        </w:rPr>
-        <w:t>Dans ce contexte, la glycémie peut s’élever et le pancréas être davantage sollicité pour maintenir un taux glycémique compatible avec l’homéostasie.</w:t>
-      </w:r>
-    </w:p>
-    <w:p>
-      <w:pPr>
-        <w:rPr>
-          <w:lang w:val="fr-FR"/>
-        </w:rPr>
-      </w:pPr>
-      <w:r>
-        <w:rPr>
-          <w:lang w:val="fr-FR"/>
-        </w:rPr>
-        <w:t>(Cf. Chapitre 14 Intestin grêle, Dysbioses, page…)</w:t>
+        <w:rPr>
+          <w:lang w:val="fr-FR"/>
+        </w:rPr>
+      </w:pPr>
+      <w:r>
+        <w:rPr>
+          <w:lang w:val="fr-FR"/>
+        </w:rPr>
+        <w:t>9.2.1. Diabète sucré</w:t>
+      </w:r>
+    </w:p>
+    <w:p>
+      <w:pPr>
+        <w:rPr>
+          <w:lang w:val="fr-FR"/>
+        </w:rPr>
+      </w:pPr>
+      <w:r>
+        <w:rPr>
+          <w:b/>
+          <w:lang w:val="fr-FR"/>
+        </w:rPr>
+        <w:t xml:space="preserve">Diabète insulino-dépendant de type 1 : </w:t>
+      </w:r>
+      <w:r>
+        <w:rPr>
+          <w:lang w:val="fr-FR"/>
+        </w:rPr>
+        <w:t>il s’agit d’une maladie auto-immune apparaissant le plus souvent dans l’enfance ou l’adolescence, sur un terrain génétique de susceptibilité.</w:t>
+      </w:r>
+    </w:p>
+    <w:p>
+      <w:pPr>
+        <w:rPr>
+          <w:lang w:val="fr-FR"/>
+        </w:rPr>
+      </w:pPr>
+      <w:r>
+        <w:rPr>
+          <w:b/>
+          <w:lang w:val="fr-FR"/>
+        </w:rPr>
+        <w:t xml:space="preserve">Diabète insulino-résistant de type 2 de l’adulte : </w:t>
+      </w:r>
+      <w:r>
+        <w:rPr>
+          <w:lang w:val="fr-FR"/>
+        </w:rPr>
+        <w:t>il est associé à l’obésité, à la sédentarité et à divers facteurs alimentaires et métaboliques.</w:t>
       </w:r>
     </w:p>
     <w:p>
       <w:pPr>
         <w:pStyle w:val="Heading3"/>
-        <w:keepNext/>
-        <w:keepLines/>
-        <w:rPr>
-          <w:lang w:val="fr-FR"/>
-        </w:rPr>
-      </w:pPr>
-      <w:r>
-        <w:rPr>
-          <w:lang w:val="fr-FR"/>
-        </w:rPr>
-        <w:t>7.2.7. Hormones gastro-intestinales</w:t>
-      </w:r>
-    </w:p>
-    <w:p>
-      <w:pPr>
-        <w:rPr>
-          <w:lang w:val="fr-FR"/>
-        </w:rPr>
-      </w:pPr>
-      <w:r>
-        <w:rPr>
-          <w:lang w:val="fr-FR"/>
-        </w:rPr>
-        <w:t>En cas de glycémie post-prandiale, des hormones intestinales comme le GLP-1 participent au ralentissement de la vidange gastrique, à l’inhibition du glucagon et à la stimulation de la sécrétion d’insuline.</w:t>
-      </w:r>
-    </w:p>
-    <w:p>
-      <w:pPr>
-        <w:rPr>
-          <w:lang w:val="fr-FR"/>
-        </w:rPr>
-      </w:pPr>
-      <w:r>
-        <w:rPr>
-          <w:lang w:val="fr-FR"/>
-        </w:rPr>
-        <w:t>La place exacte du GLP-2 dans cette description doit être interprétée avec prudence.</w:t>
-      </w:r>
-    </w:p>
-    <w:p>
-      <w:pPr>
-        <w:pStyle w:val="IntenseQuote"/>
-        <w:keepNext/>
-        <w:rPr>
-          <w:lang w:val="fr-FR"/>
-        </w:rPr>
-      </w:pPr>
-      <w:r>
-        <w:rPr>
-          <w:lang w:val="fr-FR"/>
-        </w:rPr>
-        <w:t>Intérêt en ROP</w:t>
+        <w:rPr>
+          <w:lang w:val="fr-FR"/>
+        </w:rPr>
+      </w:pPr>
+      <w:r>
+        <w:rPr>
+          <w:lang w:val="fr-FR"/>
+        </w:rPr>
+        <w:t>9.2.2. Diabète gestationnel</w:t>
+      </w:r>
+    </w:p>
+    <w:p>
+      <w:pPr>
+        <w:rPr>
+          <w:lang w:val="fr-FR"/>
+        </w:rPr>
+      </w:pPr>
+      <w:r>
+        <w:rPr>
+          <w:lang w:val="fr-FR"/>
+        </w:rPr>
+        <w:t>Il apparaît au cours de la grossesse, le plus souvent au 2ème ou au 3ème trimestre, dans un contexte de diminution de la sensibilité à l’insuline.</w:t>
+      </w:r>
+    </w:p>
+    <w:p>
+      <w:pPr>
+        <w:rPr>
+          <w:lang w:val="fr-FR"/>
+        </w:rPr>
+      </w:pPr>
+      <w:r>
+        <w:rPr>
+          <w:lang w:val="fr-FR"/>
+        </w:rPr>
+        <w:t>Les besoins en insuline augmentent alors, ce qui peut dépasser les capacités d’adaptation.</w:t>
+      </w:r>
+    </w:p>
+    <w:p>
+      <w:pPr>
+        <w:rPr>
+          <w:lang w:val="fr-FR"/>
+        </w:rPr>
+      </w:pPr>
+      <w:r>
+        <w:rPr>
+          <w:lang w:val="fr-FR"/>
+        </w:rPr>
+        <w:t>Le glucose traverse la barrière placentaire, contrairement à l’insuline maternelle.</w:t>
+      </w:r>
+    </w:p>
+    <w:p>
+      <w:pPr>
+        <w:rPr>
+          <w:lang w:val="fr-FR"/>
+        </w:rPr>
+      </w:pPr>
+      <w:r>
+        <w:rPr>
+          <w:lang w:val="fr-FR"/>
+        </w:rPr>
+        <w:lastRenderedPageBreak/>
+        <w:t>La sécrétion d’insuline fœtale peut alors augmenter, avec risque de macrosomie.</w:t>
+      </w:r>
+    </w:p>
+    <w:p>
+      <w:pPr>
+        <w:pStyle w:val="Heading3"/>
+        <w:rPr>
+          <w:lang w:val="fr-FR"/>
+        </w:rPr>
+      </w:pPr>
+      <w:r>
+        <w:rPr>
+          <w:lang w:val="fr-FR"/>
+        </w:rPr>
+        <w:t>9.2.2.1. Manifestations et risques maternels</w:t>
+      </w:r>
+    </w:p>
+    <w:p>
+      <w:pPr>
+        <w:rPr>
+          <w:lang w:val="fr-FR"/>
+        </w:rPr>
+      </w:pPr>
+      <w:r>
+        <w:rPr>
+          <w:lang w:val="fr-FR"/>
+        </w:rPr>
+        <w:t>Hypertension artérielle gravidique, complications cardio-vasculaires ou métaboliques associées.</w:t>
+      </w:r>
+    </w:p>
+    <w:p>
+      <w:pPr>
+        <w:pStyle w:val="Heading3"/>
+        <w:rPr>
+          <w:lang w:val="fr-FR"/>
+        </w:rPr>
+      </w:pPr>
+      <w:r>
+        <w:rPr>
+          <w:lang w:val="fr-FR"/>
+        </w:rPr>
+        <w:t>9.2.2.2. Manifestations et risques fœtaux et néonatals</w:t>
+      </w:r>
+    </w:p>
+    <w:p>
+      <w:pPr>
+        <w:rPr>
+          <w:lang w:val="fr-FR"/>
+        </w:rPr>
+      </w:pPr>
+      <w:r>
+        <w:rPr>
+          <w:lang w:val="fr-FR"/>
+        </w:rPr>
+        <w:t>Risque accru de macrosomie et de certaines complications néonatales ; certaines malformations peuvent être associées à des déséquilibres glycémiques maternels précoces.</w:t>
+      </w:r>
+    </w:p>
+    <w:p>
+      <w:pPr>
+        <w:pStyle w:val="Heading2"/>
+        <w:rPr>
+          <w:lang w:val="fr-FR"/>
+        </w:rPr>
+      </w:pPr>
+      <w:r>
+        <w:rPr>
+          <w:lang w:val="fr-FR"/>
+        </w:rPr>
+        <w:t>9.3. Complications du diabète</w:t>
+      </w:r>
+    </w:p>
+    <w:p>
+      <w:pPr>
+        <w:rPr>
+          <w:lang w:val="fr-FR"/>
+        </w:rPr>
+      </w:pPr>
+      <w:r>
+        <w:rPr>
+          <w:lang w:val="fr-FR"/>
+        </w:rPr>
+        <w:t>Les conséquences de l’hyperglycémie prolongée incluent des neuropathies, des pathologies cardio-vasculaires et des atteintes ostéo-articulaires.</w:t>
+      </w:r>
+    </w:p>
+    <w:p>
+      <w:pPr>
+        <w:pStyle w:val="Heading3"/>
+        <w:rPr>
+          <w:lang w:val="fr-FR"/>
+        </w:rPr>
+      </w:pPr>
+      <w:r>
+        <w:rPr>
+          <w:lang w:val="fr-FR"/>
+        </w:rPr>
+        <w:t>9.3.1. Neuropathies diabétiques</w:t>
+      </w:r>
+    </w:p>
+    <w:p>
+      <w:pPr>
+        <w:rPr>
+          <w:lang w:val="fr-FR"/>
+        </w:rPr>
+      </w:pPr>
+      <w:r>
+        <w:rPr>
+          <w:lang w:val="fr-FR"/>
+        </w:rPr>
+        <w:t>L’hyperglycémie chronique altère en premier lieu la microcirculation et les petites fibres nerveuses.</w:t>
+      </w:r>
+    </w:p>
+    <w:p>
+      <w:pPr>
+        <w:rPr>
+          <w:lang w:val="fr-FR"/>
+        </w:rPr>
+      </w:pPr>
+      <w:r>
+        <w:rPr>
+          <w:lang w:val="fr-FR"/>
+        </w:rPr>
+        <w:t>Elle est responsable de neuropathies diabétiques.</w:t>
+      </w:r>
+    </w:p>
+    <w:p>
+      <w:pPr>
+        <w:rPr>
+          <w:lang w:val="fr-FR"/>
+        </w:rPr>
+      </w:pPr>
+      <w:r>
+        <w:rPr>
+          <w:lang w:val="fr-FR"/>
+        </w:rPr>
+        <w:t>Nous rencontrons des personnes consultant pour des douleurs pseudo-articulaires des membres inférieurs, qui peuvent en réalité correspondre à des neuropathies diabétiques.</w:t>
+      </w:r>
+    </w:p>
+    <w:p>
+      <w:pPr>
+        <w:rPr>
+          <w:lang w:val="fr-FR"/>
+        </w:rPr>
+      </w:pPr>
+      <w:r>
+        <w:rPr>
+          <w:lang w:val="fr-FR"/>
+        </w:rPr>
+        <w:t>Dans cette pratique, la prise bilatérale systématique du pouls tibial postérieur, au niveau des malléoles médiales, contribue à orienter vers une participation vasculaire.</w:t>
+      </w:r>
+    </w:p>
+    <w:p>
+      <w:pPr>
+        <w:rPr>
+          <w:lang w:val="fr-FR"/>
+        </w:rPr>
+      </w:pPr>
+      <w:r>
+        <w:rPr>
+          <w:b/>
+          <w:lang w:val="fr-FR"/>
+        </w:rPr>
+        <w:t xml:space="preserve">Les signes associés sont : </w:t>
+      </w:r>
+    </w:p>
+    <w:p>
+      <w:pPr>
+        <w:rPr>
+          <w:lang w:val="fr-FR"/>
+        </w:rPr>
+      </w:pPr>
+      <w:r>
+        <w:rPr>
+          <w:lang w:val="fr-FR"/>
+        </w:rPr>
+        <w:t>Hypoesthésie ;</w:t>
+      </w:r>
+    </w:p>
+    <w:p>
+      <w:pPr>
+        <w:rPr>
+          <w:lang w:val="fr-FR"/>
+        </w:rPr>
+      </w:pPr>
+      <w:r>
+        <w:rPr>
+          <w:lang w:val="fr-FR"/>
+        </w:rPr>
+        <w:t>Peau sèche ;</w:t>
+      </w:r>
+    </w:p>
+    <w:p>
+      <w:pPr>
+        <w:rPr>
+          <w:lang w:val="fr-FR"/>
+        </w:rPr>
+      </w:pPr>
+      <w:r>
+        <w:rPr>
+          <w:lang w:val="fr-FR"/>
+        </w:rPr>
+        <w:t>Impatiences des membres inférieurs.</w:t>
+      </w:r>
+    </w:p>
+    <w:p>
+      <w:pPr>
+        <w:pStyle w:val="Heading3"/>
+        <w:rPr>
+          <w:lang w:val="fr-FR"/>
+        </w:rPr>
+      </w:pPr>
+      <w:r>
+        <w:rPr>
+          <w:lang w:val="fr-FR"/>
+        </w:rPr>
+        <w:t>9.3.2. Pathologies cardiovasculaires</w:t>
+      </w:r>
+    </w:p>
+    <w:p>
+      <w:pPr>
+        <w:rPr>
+          <w:lang w:val="fr-FR"/>
+        </w:rPr>
+      </w:pPr>
+      <w:r>
+        <w:rPr>
+          <w:lang w:val="fr-FR"/>
+        </w:rPr>
+        <w:t>Athérosclérose, atteintes cardiaques, accidents vasculaires cérébraux, artériopathie des membres inférieurs.</w:t>
+      </w:r>
+    </w:p>
+    <w:p>
+      <w:pPr>
+        <w:rPr>
+          <w:lang w:val="fr-FR"/>
+        </w:rPr>
+      </w:pPr>
+      <w:r>
+        <w:rPr>
+          <w:lang w:val="fr-FR"/>
+        </w:rPr>
+        <w:t>Le risque majeur est l’ischémie tissulaire, pouvant évoluer jusqu’à la nécrose et parfois nécessiter une amputation.</w:t>
+      </w:r>
+    </w:p>
+    <w:p>
+      <w:pPr>
+        <w:pStyle w:val="Heading3"/>
+        <w:rPr>
+          <w:lang w:val="fr-FR"/>
+        </w:rPr>
+      </w:pPr>
+      <w:r>
+        <w:rPr>
+          <w:lang w:val="fr-FR"/>
+        </w:rPr>
+        <w:t>9.3.3. Rétinopathie</w:t>
+      </w:r>
+    </w:p>
+    <w:p>
+      <w:pPr>
+        <w:rPr>
+          <w:lang w:val="fr-FR"/>
+        </w:rPr>
+      </w:pPr>
+      <w:r>
+        <w:rPr>
+          <w:lang w:val="fr-FR"/>
+        </w:rPr>
+        <w:t>Atteinte vasculaire avec risque de baisse visuelle sévère, voire de cécité.</w:t>
+      </w:r>
+    </w:p>
+    <w:p>
+      <w:pPr>
+        <w:pStyle w:val="Heading3"/>
+        <w:rPr>
+          <w:lang w:val="fr-FR"/>
+        </w:rPr>
+      </w:pPr>
+      <w:r>
+        <w:rPr>
+          <w:lang w:val="fr-FR"/>
+        </w:rPr>
+        <w:t>9.3.4. Néphropathie</w:t>
+      </w:r>
+    </w:p>
+    <w:p>
+      <w:pPr>
+        <w:rPr>
+          <w:lang w:val="fr-FR"/>
+        </w:rPr>
+      </w:pPr>
+      <w:r>
+        <w:rPr>
+          <w:lang w:val="fr-FR"/>
+        </w:rPr>
+        <w:t>Atteinte vasculaire rénale, avec risque d’insuffisance rénale et d’infections urinaires plus fréquentes.</w:t>
+      </w:r>
+    </w:p>
+    <w:p>
+      <w:pPr>
+        <w:pStyle w:val="Heading3"/>
+        <w:rPr>
+          <w:lang w:val="fr-FR"/>
+        </w:rPr>
+      </w:pPr>
+      <w:r>
+        <w:rPr>
+          <w:lang w:val="fr-FR"/>
+        </w:rPr>
+        <w:t>9.3.5. Arthralgies</w:t>
+      </w:r>
+    </w:p>
+    <w:p>
+      <w:pPr>
+        <w:rPr>
+          <w:lang w:val="fr-FR"/>
+        </w:rPr>
+      </w:pPr>
+      <w:r>
+        <w:rPr>
+          <w:lang w:val="fr-FR"/>
+        </w:rPr>
+        <w:t>Le surpoids, associé aux neuropathies du membre inférieur, peut aggraver les douleurs articulaires touchant les hanches, les genoux et les pieds.</w:t>
+      </w:r>
+    </w:p>
+    <w:p>
+      <w:pPr>
+        <w:rPr>
+          <w:lang w:val="fr-FR"/>
+        </w:rPr>
+      </w:pPr>
+      <w:r>
+        <w:rPr>
+          <w:lang w:val="fr-FR"/>
+        </w:rPr>
+        <w:t>Le diabète est une maladie évolutive.</w:t>
+      </w:r>
+    </w:p>
+    <w:p>
+      <w:pPr>
+        <w:rPr>
+          <w:lang w:val="fr-FR"/>
+        </w:rPr>
+      </w:pPr>
+      <w:r>
+        <w:rPr>
+          <w:lang w:val="fr-FR"/>
+        </w:rPr>
+        <w:t>S’il n’est pas accompagné d’une prise en charge hygiéno-diététique adaptée, du contrôle des facteurs de risque et des traitements appropriés, il peut s’aggraver avec les complications citées ci-dessus.</w:t>
+      </w:r>
+    </w:p>
+    <w:p>
+      <w:pPr>
+        <w:pStyle w:val="Heading2"/>
+        <w:rPr>
+          <w:lang w:val="fr-FR"/>
+        </w:rPr>
+      </w:pPr>
+      <w:r>
+        <w:rPr>
+          <w:lang w:val="fr-FR"/>
+        </w:rPr>
+        <w:t>9.4. Pancréatite</w:t>
+      </w:r>
+    </w:p>
+    <w:p>
+      <w:pPr>
+        <w:rPr>
+          <w:lang w:val="fr-FR"/>
+        </w:rPr>
+      </w:pPr>
+      <w:r>
+        <w:rPr>
+          <w:lang w:val="fr-FR"/>
+        </w:rPr>
+        <w:t>C’est une inflammation du pancréas.</w:t>
+      </w:r>
+    </w:p>
+    <w:p>
+      <w:pPr>
+        <w:rPr>
+          <w:lang w:val="fr-FR"/>
+        </w:rPr>
+      </w:pPr>
+      <w:r>
+        <w:rPr>
+          <w:b/>
+          <w:lang w:val="fr-FR"/>
+        </w:rPr>
+        <w:t xml:space="preserve">Les causes les plus fréquentes sont : </w:t>
+      </w:r>
+    </w:p>
+    <w:p>
+      <w:pPr>
+        <w:rPr>
+          <w:lang w:val="fr-FR"/>
+        </w:rPr>
+      </w:pPr>
+      <w:r>
+        <w:rPr>
+          <w:b/>
+          <w:lang w:val="fr-FR"/>
+        </w:rPr>
+        <w:lastRenderedPageBreak/>
+        <w:t xml:space="preserve">Lithiase biliaire : </w:t>
+      </w:r>
+      <w:r>
+        <w:rPr>
+          <w:lang w:val="fr-FR"/>
+        </w:rPr>
+        <w:t>un calcul se bloque dans l’ampoule de Vater, ce qui peut obstruer secondairement les voies biliaires et pancréatiques ;</w:t>
+      </w:r>
+    </w:p>
+    <w:p>
+      <w:pPr>
+        <w:rPr>
+          <w:lang w:val="fr-FR"/>
+        </w:rPr>
+      </w:pPr>
+      <w:r>
+        <w:rPr>
+          <w:lang w:val="fr-FR"/>
+        </w:rPr>
+        <w:t>L’alcool ;</w:t>
+      </w:r>
+    </w:p>
+    <w:p>
+      <w:pPr>
+        <w:rPr>
+          <w:lang w:val="fr-FR"/>
+        </w:rPr>
+      </w:pPr>
+      <w:r>
+        <w:rPr>
+          <w:lang w:val="fr-FR"/>
+        </w:rPr>
+        <w:t>Plus rarement, une complication de la chirurgie biliaire principale ou un traumatisme abdominal.</w:t>
+      </w:r>
+    </w:p>
+    <w:p>
+      <w:pPr>
+        <w:pStyle w:val="Heading2"/>
+        <w:rPr>
+          <w:lang w:val="fr-FR"/>
+        </w:rPr>
+      </w:pPr>
+      <w:r>
+        <w:rPr>
+          <w:lang w:val="fr-FR"/>
+        </w:rPr>
+        <w:t>9.5. Cancer</w:t>
+      </w:r>
+    </w:p>
+    <w:p>
+      <w:pPr>
+        <w:rPr>
+          <w:lang w:val="fr-FR"/>
+        </w:rPr>
+      </w:pPr>
+      <w:r>
+        <w:rPr>
+          <w:lang w:val="fr-FR"/>
+        </w:rPr>
+        <w:t>Dans la majorité des cas, il s’agit d’un adénocarcinome.</w:t>
+      </w:r>
+    </w:p>
+    <w:p>
+      <w:pPr>
+        <w:rPr>
+          <w:lang w:val="fr-FR"/>
+        </w:rPr>
+      </w:pPr>
+      <w:r>
+        <w:rPr>
+          <w:lang w:val="fr-FR"/>
+        </w:rPr>
+        <w:t>Lorsque les symptômes apparaissent, la maladie est souvent déjà avancée.</w:t>
+      </w:r>
+    </w:p>
+    <w:p>
+      <w:pPr>
+        <w:rPr>
+          <w:lang w:val="fr-FR"/>
+        </w:rPr>
+      </w:pPr>
+      <w:r>
+        <w:rPr>
+          <w:lang w:val="fr-FR"/>
+        </w:rPr>
+        <w:t>Le pronostic reste sombre.</w:t>
+      </w:r>
+    </w:p>
+    <w:p>
+      <w:pPr>
+        <w:rPr>
+          <w:lang w:val="fr-FR"/>
+        </w:rPr>
+      </w:pPr>
+      <w:r>
+        <w:rPr>
+          <w:lang w:val="fr-FR"/>
+        </w:rPr>
+        <w:t>Les causes exactes sont incomplètement connues.</w:t>
+      </w:r>
+    </w:p>
+    <w:p>
+      <w:pPr>
+        <w:rPr>
+          <w:lang w:val="fr-FR"/>
+        </w:rPr>
+      </w:pPr>
+      <w:r>
+        <w:rPr>
+          <w:lang w:val="fr-FR"/>
+        </w:rPr>
+        <w:t>Le tabac est un facteur de risque établi ; l’alcool, certains contextes métaboliques et d’autres facteurs sont discutés selon les situations.</w:t>
+      </w:r>
+    </w:p>
+    <w:p>
+      <w:pPr>
+        <w:rPr>
+          <w:lang w:val="fr-FR"/>
+        </w:rPr>
+      </w:pPr>
+      <w:r>
+        <w:rPr>
+          <w:lang w:val="fr-FR"/>
+        </w:rPr>
+        <w:t>Une douleur dorsolombaire inhabituelle peut, parmi d’autres signes, faire partie du contexte révélateur d’une atteinte pancréatique.</w:t>
       </w:r>
     </w:p>
     <w:p>
       <w:pPr>
         <w:pStyle w:val="Heading1"/>
-        <w:keepNext/>
-        <w:keepLines/>
-        <w:rPr>
-          <w:lang w:val="fr-FR"/>
-        </w:rPr>
-      </w:pPr>
-      <w:r>
-        <w:rPr>
-          <w:lang w:val="fr-FR"/>
-        </w:rPr>
-        <w:t>8. Segmentation fonctionnelle du pancréas en ROP</w:t>
-      </w:r>
-    </w:p>
-    <w:p>
-      <w:pPr>
-        <w:rPr>
-          <w:lang w:val="fr-FR"/>
-        </w:rPr>
-      </w:pPr>
-      <w:r>
-        <w:rPr>
-          <w:lang w:val="fr-FR"/>
-        </w:rPr>
-        <w:t>Dans notre pratique de ROP, nous pouvons différencier trois segments du pancréas.</w:t>
+        <w:rPr>
+          <w:lang w:val="fr-FR"/>
+        </w:rPr>
+      </w:pPr>
+      <w:r>
+        <w:rPr>
+          <w:lang w:val="fr-FR"/>
+        </w:rPr>
+        <w:t>10. Indications : troubles fonctionnels</w:t>
+      </w:r>
+    </w:p>
+    <w:p>
+      <w:pPr>
+        <w:rPr>
+          <w:lang w:val="fr-FR"/>
+        </w:rPr>
+      </w:pPr>
+      <w:r>
+        <w:rPr>
+          <w:lang w:val="fr-FR"/>
+        </w:rPr>
+        <w:t>La ROP peut viser ici un accompagnement fonctionnel de la digestion.</w:t>
+      </w:r>
+    </w:p>
+    <w:p>
+      <w:pPr>
+        <w:rPr>
+          <w:lang w:val="fr-FR"/>
+        </w:rPr>
+      </w:pPr>
+      <w:r>
+        <w:rPr>
+          <w:lang w:val="fr-FR"/>
+        </w:rPr>
+        <w:t>Hyperinsulinémie et hypoinsulinémie.</w:t>
+      </w:r>
+    </w:p>
+    <w:p>
+      <w:pPr>
+        <w:rPr>
+          <w:lang w:val="fr-FR"/>
+        </w:rPr>
+      </w:pPr>
+      <w:r>
+        <w:rPr>
+          <w:lang w:val="fr-FR"/>
+        </w:rPr>
+        <w:t>(Cf. Chapitre 5 Mécanisme de stress, pages …)</w:t>
+      </w:r>
+    </w:p>
+    <w:p>
+      <w:pPr>
+        <w:rPr>
+          <w:lang w:val="fr-FR"/>
+        </w:rPr>
+      </w:pPr>
+      <w:r>
+        <w:rPr>
+          <w:lang w:val="fr-FR"/>
+        </w:rPr>
+        <w:t>Digestions difficiles, avec mobilisation énergétique importante, sueurs froides et fringales anormales une heure après le repas.</w:t>
+      </w:r>
+    </w:p>
+    <w:p>
+      <w:pPr>
+        <w:rPr>
+          <w:lang w:val="fr-FR"/>
+        </w:rPr>
+      </w:pPr>
+      <w:r>
+        <w:rPr>
+          <w:lang w:val="fr-FR"/>
+        </w:rPr>
+        <w:t>Faciliter le transit des sécrétions pancréatiques au niveau de l’ampoule de Vater et du sphincter d’Oddi.</w:t>
+      </w:r>
+    </w:p>
+    <w:p>
+      <w:pPr>
+        <w:rPr>
+          <w:lang w:val="fr-FR"/>
+        </w:rPr>
+      </w:pPr>
+      <w:r>
+        <w:rPr>
+          <w:lang w:val="fr-FR"/>
+        </w:rPr>
+        <w:t>Stimuler la sécrétion exocrine (tête du pancréas) et endocrine (corps et queue du pancréas).</w:t>
+      </w:r>
+    </w:p>
+    <w:p>
+      <w:pPr>
+        <w:rPr>
+          <w:lang w:val="fr-FR"/>
+        </w:rPr>
+      </w:pPr>
+      <w:r>
+        <w:rPr>
+          <w:lang w:val="fr-FR"/>
+        </w:rPr>
+        <w:t>Malaise hypoglycémique.</w:t>
+      </w:r>
+    </w:p>
+    <w:p>
+      <w:pPr>
+        <w:rPr>
+          <w:lang w:val="fr-FR"/>
+        </w:rPr>
+      </w:pPr>
+      <w:r>
+        <w:rPr>
+          <w:lang w:val="fr-FR"/>
+        </w:rPr>
+        <w:t>Douleur scapulaire gauche.</w:t>
+      </w:r>
+    </w:p>
+    <w:p>
+      <w:pPr>
+        <w:rPr>
+          <w:lang w:val="fr-FR"/>
+        </w:rPr>
+      </w:pPr>
+      <w:r>
+        <w:rPr>
+          <w:lang w:val="fr-FR"/>
+        </w:rPr>
+        <w:t>Dorsalgie basse ou lombaire haute après avoir écarté tout signe de gravité.</w:t>
+      </w:r>
+    </w:p>
+    <w:p>
+      <w:pPr>
+        <w:rPr>
+          <w:lang w:val="fr-FR"/>
+        </w:rPr>
+      </w:pPr>
+      <w:r>
+        <w:rPr>
+          <w:lang w:val="fr-FR"/>
+        </w:rPr>
+        <w:t>Asthme, eczéma, psoriasis, en associant le foie.</w:t>
+      </w:r>
+    </w:p>
+    <w:p>
+      <w:pPr>
+        <w:rPr>
+          <w:lang w:val="fr-FR"/>
+        </w:rPr>
+      </w:pPr>
+      <w:r>
+        <w:rPr>
+          <w:lang w:val="fr-FR"/>
+        </w:rPr>
+        <w:t>Apporter un certain confort en agissant sur les organes avec lesquels le pancréas partage une vascularisation et une innervation communes : estomac, foie, vésicule biliaire, duodénum et rate.</w:t>
+      </w:r>
+    </w:p>
+    <w:p>
+      <w:pPr>
+        <w:rPr>
+          <w:lang w:val="fr-FR"/>
+        </w:rPr>
+      </w:pPr>
+      <w:r>
+        <w:rPr>
+          <w:lang w:val="fr-FR"/>
+        </w:rPr>
+        <w:t>N.B. la ROP ne peut éviter la prise d’insuline chez un patient diabétique.</w:t>
+      </w:r>
+    </w:p>
+    <w:p>
+      <w:pPr>
+        <w:pStyle w:val="Heading1"/>
+        <w:rPr>
+          <w:lang w:val="fr-FR"/>
+        </w:rPr>
+      </w:pPr>
+      <w:r>
+        <w:rPr>
+          <w:lang w:val="fr-FR"/>
+        </w:rPr>
+        <w:t>11. Relations viscéro-somatiques</w:t>
+      </w:r>
+    </w:p>
+    <w:p>
+      <w:pPr>
+        <w:rPr>
+          <w:lang w:val="fr-FR"/>
+        </w:rPr>
+      </w:pPr>
+      <w:r>
+        <w:rPr>
+          <w:lang w:val="fr-FR"/>
+        </w:rPr>
+        <w:t>Th8 et Th9 gauches ;</w:t>
+      </w:r>
+    </w:p>
+    <w:p>
+      <w:pPr>
+        <w:rPr>
+          <w:lang w:val="fr-FR"/>
+        </w:rPr>
+      </w:pPr>
+      <w:r>
+        <w:rPr>
+          <w:lang w:val="fr-FR"/>
+        </w:rPr>
+        <w:t>L1 et L2 ;</w:t>
+      </w:r>
+    </w:p>
+    <w:p>
+      <w:pPr>
+        <w:rPr>
+          <w:lang w:val="fr-FR"/>
+        </w:rPr>
+      </w:pPr>
+      <w:r>
+        <w:rPr>
+          <w:lang w:val="fr-FR"/>
+        </w:rPr>
+        <w:t>Épaule gauche ;</w:t>
+      </w:r>
+    </w:p>
+    <w:p>
+      <w:pPr>
+        <w:rPr>
+          <w:lang w:val="fr-FR"/>
+        </w:rPr>
+      </w:pPr>
+      <w:r>
+        <w:rPr>
+          <w:lang w:val="fr-FR"/>
+        </w:rPr>
+        <w:t>Pieds chez les diabétiques.</w:t>
+      </w:r>
+    </w:p>
+    <w:p>
+      <w:pPr>
+        <w:rPr>
+          <w:lang w:val="fr-FR"/>
+        </w:rPr>
+      </w:pPr>
+    </w:p>
+    <w:p>
+      <w:pPr>
+        <w:rPr>
+          <w:lang w:val="fr-FR"/>
+        </w:rPr>
+      </w:pPr>
+    </w:p>
+    <w:p>
+      <w:pPr>
+        <w:pStyle w:val="Heading1"/>
+        <w:rPr>
+          <w:lang w:val="fr-FR"/>
+        </w:rPr>
+      </w:pPr>
+      <w:r>
+        <w:rPr>
+          <w:lang w:val="fr-FR"/>
+        </w:rPr>
+        <w:t>12. Relations viscéro-émotionnelles</w:t>
+      </w:r>
+    </w:p>
+    <w:p>
+      <w:pPr>
+        <w:rPr>
+          <w:lang w:val="fr-FR"/>
+        </w:rPr>
+      </w:pPr>
+      <w:r>
+        <w:rPr>
+          <w:lang w:val="fr-FR"/>
+        </w:rPr>
+        <w:t>Pancréas et rate sont ici présentés comme difficiles à différencier sur le plan émotionnel.</w:t>
+      </w:r>
+    </w:p>
+    <w:p>
+      <w:pPr>
+        <w:rPr>
+          <w:lang w:val="fr-FR"/>
+        </w:rPr>
+      </w:pPr>
+      <w:r>
+        <w:rPr>
+          <w:lang w:val="fr-FR"/>
+        </w:rPr>
+        <w:t>Ils sont mis en relation, dans ce référentiel, avec des stress extrêmement difficiles à intégrer et à compenser par l’organisme.</w:t>
+      </w:r>
+    </w:p>
+    <w:p>
+      <w:pPr>
+        <w:rPr>
+          <w:lang w:val="fr-FR"/>
+        </w:rPr>
+      </w:pPr>
+      <w:r>
+        <w:rPr>
+          <w:lang w:val="fr-FR"/>
+        </w:rPr>
+        <w:lastRenderedPageBreak/>
+        <w:t>Ils réagiraient à l’injustice, aux ruptures familiales ou affectives, aux événements lourds, aux deuils non acceptés, comme la perte d’un enfant, à la confrontation à la mortalité, à une enfance meurtrie ou volée, ou encore à la violence.</w:t>
+      </w:r>
+    </w:p>
+    <w:p>
+      <w:pPr>
+        <w:rPr>
+          <w:lang w:val="fr-FR"/>
+        </w:rPr>
+      </w:pPr>
+      <w:r>
+        <w:rPr>
+          <w:lang w:val="fr-FR"/>
+        </w:rPr>
+        <w:t>Les personnes « pancréas » ou « rate » sont décrites ici comme tristes, pessimistes et sans énergie face aux agressions physiques ou psycho-émotionnelles.</w:t>
+      </w:r>
+    </w:p>
+    <w:p>
+      <w:pPr>
+        <w:rPr>
+          <w:lang w:val="fr-FR"/>
+        </w:rPr>
+      </w:pPr>
+    </w:p>
+    <w:p>
+      <w:pPr>
+        <w:rPr>
+          <w:lang w:val="fr-FR"/>
+        </w:rPr>
+      </w:pPr>
+    </w:p>
+    <w:p>
+      <w:pPr>
+        <w:pStyle w:val="Heading1"/>
+        <w:rPr>
+          <w:lang w:val="fr-FR"/>
+        </w:rPr>
+      </w:pPr>
+      <w:r>
+        <w:rPr>
+          <w:lang w:val="fr-FR"/>
+        </w:rPr>
+        <w:t>13. Zones réflexes podales</w:t>
       </w:r>
     </w:p>
     <w:p>
       <w:pPr>
         <w:pStyle w:val="Heading2"/>
-        <w:keepNext/>
-        <w:keepLines/>
-        <w:rPr>
-          <w:lang w:val="fr-FR"/>
-        </w:rPr>
-      </w:pPr>
-      <w:r>
-        <w:rPr>
-          <w:lang w:val="fr-FR"/>
-        </w:rPr>
-        <w:t>8.1. Zone 1 : tête du pancréas</w:t>
-      </w:r>
-    </w:p>
-    <w:p>
-      <w:pPr>
-        <w:rPr>
-          <w:lang w:val="fr-FR"/>
-        </w:rPr>
-      </w:pPr>
-      <w:r>
-        <w:rPr>
-          <w:lang w:val="fr-FR"/>
-        </w:rPr>
-        <w:t>Elle correspond surtout au pancréas exocrine.</w:t>
-      </w:r>
-    </w:p>
-    <w:p>
-      <w:pPr>
-        <w:rPr>
-          <w:lang w:val="fr-FR"/>
-        </w:rPr>
-      </w:pPr>
-      <w:r>
-        <w:rPr>
-          <w:lang w:val="fr-FR"/>
-        </w:rPr>
-        <w:t>Sa fonction est étroitement liée, dans ce cadre, au foie et à la deuxième portion du duodénum : l’ampoule de Vater reçoit le cholédoque et le canal de Wirsung.</w:t>
-      </w:r>
-    </w:p>
-    <w:p>
-      <w:pPr>
-        <w:rPr>
-          <w:lang w:val="fr-FR"/>
-        </w:rPr>
-      </w:pPr>
-      <w:r>
-        <w:rPr>
-          <w:lang w:val="fr-FR"/>
-        </w:rPr>
-        <w:t>Son lien métamérique est présenté comme proche de celui du foie : Th7 à Th9 droits.</w:t>
-      </w:r>
-    </w:p>
-    <w:p>
-      <w:pPr>
-        <w:pStyle w:val="Heading2"/>
-        <w:keepNext/>
-        <w:keepLines/>
-        <w:rPr>
-          <w:lang w:val="fr-FR"/>
-        </w:rPr>
-      </w:pPr>
-      <w:r>
-        <w:rPr>
-          <w:lang w:val="fr-FR"/>
-        </w:rPr>
-        <w:t>8.2. Zone 2 : corps du pancréas</w:t>
-      </w:r>
-    </w:p>
-    <w:p>
-      <w:pPr>
-        <w:rPr>
-          <w:lang w:val="fr-FR"/>
-        </w:rPr>
-      </w:pPr>
-      <w:r>
-        <w:rPr>
-          <w:lang w:val="fr-FR"/>
-        </w:rPr>
-        <w:t>Il est à la fois exocrine et endocrine.</w:t>
-      </w:r>
-    </w:p>
-    <w:p>
-      <w:pPr>
-        <w:rPr>
-          <w:lang w:val="fr-FR"/>
-        </w:rPr>
-      </w:pPr>
-      <w:r>
-        <w:rPr>
-          <w:lang w:val="fr-FR"/>
-        </w:rPr>
-        <w:t>Il constitue la partie la plus exposée à certains traumatismes abdominaux antérieurs ou postérieurs, notamment lors des accidents de la voie publique ou des chutes sur le dos, en raison de ses rapports avec le plan vertébral autour de L2.</w:t>
-      </w:r>
-    </w:p>
-    <w:p>
-      <w:pPr>
-        <w:pStyle w:val="Heading2"/>
-        <w:keepNext/>
-        <w:keepLines/>
-        <w:rPr>
-          <w:lang w:val="fr-FR"/>
-        </w:rPr>
-      </w:pPr>
-      <w:r>
-        <w:rPr>
-          <w:lang w:val="fr-FR"/>
-        </w:rPr>
-        <w:t>8.3. Zone 3 : queue du pancréas</w:t>
-      </w:r>
-    </w:p>
-    <w:p>
-      <w:pPr>
-        <w:rPr>
-          <w:lang w:val="fr-FR"/>
-        </w:rPr>
-      </w:pPr>
-      <w:r>
-        <w:rPr>
-          <w:lang w:val="fr-FR"/>
-        </w:rPr>
-        <w:t>Elle est surtout associée, dans ce modèle, à la fonction endocrine.</w:t>
-      </w:r>
-    </w:p>
-    <w:p>
-      <w:pPr>
-        <w:rPr>
-          <w:lang w:val="fr-FR"/>
-        </w:rPr>
-      </w:pPr>
-      <w:r>
-        <w:rPr>
-          <w:lang w:val="fr-FR"/>
-        </w:rPr>
-        <w:t>Elle est en contact avec le rein gauche.</w:t>
-      </w:r>
-    </w:p>
-    <w:p>
-      <w:pPr>
-        <w:rPr>
-          <w:lang w:val="fr-FR"/>
-        </w:rPr>
-      </w:pPr>
-      <w:r>
-        <w:rPr>
-          <w:lang w:val="fr-FR"/>
-        </w:rPr>
-        <w:t>Son lien métamérique est rapporté à T9-Th10 gauches.</w:t>
-      </w:r>
-    </w:p>
-    <w:p>
-      <w:pPr>
-        <w:pStyle w:val="Heading1"/>
-        <w:keepNext/>
-        <w:keepLines/>
-        <w:rPr>
-          <w:lang w:val="fr-FR"/>
-        </w:rPr>
-      </w:pPr>
-      <w:r>
-        <w:rPr>
-          <w:lang w:val="fr-FR"/>
-        </w:rPr>
-        <w:t>9. Pathologies courantes</w:t>
-      </w:r>
-    </w:p>
-    <w:p>
-      <w:pPr>
-        <w:rPr>
-          <w:lang w:val="fr-FR"/>
-        </w:rPr>
-      </w:pPr>
-      <w:r>
-        <w:rPr>
-          <w:lang w:val="fr-FR"/>
-        </w:rPr>
-        <w:t>Les patients porteurs d’une maladie grave ne consultent pas nécessairement en première intention pour celle-ci.</w:t>
-      </w:r>
-    </w:p>
-    <w:p>
-      <w:pPr>
-        <w:rPr>
-          <w:lang w:val="fr-FR"/>
-        </w:rPr>
-      </w:pPr>
-      <w:r>
-        <w:rPr>
-          <w:lang w:val="fr-FR"/>
-        </w:rPr>
-        <w:t>Cependant, comme rappelé dans cette approche, certaines pathologies viscérales peuvent initialement se manifester par des douleurs vertébrales d’apparence banale.</w:t>
-      </w:r>
-    </w:p>
-    <w:p>
-      <w:pPr>
-        <w:rPr>
-          <w:lang w:val="fr-FR"/>
-        </w:rPr>
-      </w:pPr>
-      <w:r>
-        <w:rPr>
-          <w:lang w:val="fr-FR"/>
-        </w:rPr>
-        <w:lastRenderedPageBreak/>
-        <w:t>C’est le cas du pancréas, dont les atteintes peuvent parfois s’accompagner d’une lombalgie haute aiguë, d’une dorsalgie basse, d’un lumbago ou d’une scapulalgie gauche.</w:t>
-      </w:r>
-    </w:p>
-    <w:p>
-      <w:pPr>
-        <w:pStyle w:val="Heading2"/>
-        <w:keepNext/>
-        <w:keepLines/>
-        <w:rPr>
-          <w:lang w:val="fr-FR"/>
-        </w:rPr>
-      </w:pPr>
-      <w:r>
-        <w:rPr>
-          <w:lang w:val="fr-FR"/>
-        </w:rPr>
-        <w:t>9.1. Diagnostic d’exclusion</w:t>
-      </w:r>
-    </w:p>
-    <w:p>
-      <w:pPr>
-        <w:rPr>
-          <w:lang w:val="fr-FR"/>
-        </w:rPr>
-      </w:pPr>
-      <w:r>
-        <w:rPr>
-          <w:lang w:val="fr-FR"/>
-        </w:rPr>
-        <w:t xml:space="preserve">Les symptômes qui doivent nous alerter sur </w:t>
-      </w:r>
-      <w:proofErr w:type="gramStart"/>
-      <w:r>
-        <w:rPr>
-          <w:lang w:val="fr-FR"/>
-        </w:rPr>
-        <w:t>une possible gravité</w:t>
-      </w:r>
-      <w:proofErr w:type="gramEnd"/>
-      <w:r>
-        <w:rPr>
-          <w:lang w:val="fr-FR"/>
-        </w:rPr>
-        <w:t xml:space="preserve"> sont :</w:t>
-      </w:r>
-    </w:p>
-    <w:p>
-      <w:pPr>
-        <w:rPr>
-          <w:lang w:val="fr-FR"/>
-        </w:rPr>
-      </w:pPr>
-      <w:r>
-        <w:rPr>
-          <w:lang w:val="fr-FR"/>
-        </w:rPr>
-        <w:t>Amaigrissement important, involontaire ;</w:t>
-      </w:r>
-    </w:p>
-    <w:p>
-      <w:pPr>
-        <w:rPr>
-          <w:lang w:val="fr-FR"/>
-        </w:rPr>
-      </w:pPr>
-      <w:r>
-        <w:rPr>
-          <w:lang w:val="fr-FR"/>
-        </w:rPr>
-        <w:t>Prurit ;</w:t>
-      </w:r>
-    </w:p>
-    <w:p>
-      <w:pPr>
-        <w:rPr>
-          <w:lang w:val="fr-FR"/>
-        </w:rPr>
-      </w:pPr>
-      <w:r>
-        <w:rPr>
-          <w:lang w:val="fr-FR"/>
-        </w:rPr>
-        <w:t>Polyurie ;</w:t>
-      </w:r>
-    </w:p>
-    <w:p>
-      <w:pPr>
-        <w:rPr>
-          <w:lang w:val="fr-FR"/>
-        </w:rPr>
-      </w:pPr>
-      <w:r>
-        <w:rPr>
-          <w:lang w:val="fr-FR"/>
-        </w:rPr>
-        <w:t>Soif intense ;</w:t>
-      </w:r>
-    </w:p>
-    <w:p>
-      <w:pPr>
-        <w:rPr>
-          <w:lang w:val="fr-FR"/>
-        </w:rPr>
-      </w:pPr>
-      <w:r>
-        <w:rPr>
-          <w:lang w:val="fr-FR"/>
-        </w:rPr>
-        <w:t>Douleur épigastrique vive, transfixiante et surtout nocturne ;</w:t>
-      </w:r>
-    </w:p>
-    <w:p>
-      <w:pPr>
-        <w:rPr>
-          <w:lang w:val="fr-FR"/>
-        </w:rPr>
-      </w:pPr>
-      <w:r>
-        <w:rPr>
-          <w:lang w:val="fr-FR"/>
-        </w:rPr>
-        <w:t>Douleurs dorsales basses, ou lombaires supérieures, surtout nocturnes ;</w:t>
-      </w:r>
-    </w:p>
-    <w:p>
-      <w:pPr>
-        <w:rPr>
-          <w:lang w:val="fr-FR"/>
-        </w:rPr>
-      </w:pPr>
-      <w:r>
-        <w:rPr>
-          <w:lang w:val="fr-FR"/>
-        </w:rPr>
-        <w:t>Hépatomégalie ;</w:t>
-      </w:r>
-    </w:p>
-    <w:p>
-      <w:pPr>
-        <w:rPr>
-          <w:lang w:val="fr-FR"/>
-        </w:rPr>
-      </w:pPr>
-      <w:r>
-        <w:rPr>
-          <w:lang w:val="fr-FR"/>
-        </w:rPr>
-        <w:t>Fatigue intense au moindre effort ;</w:t>
-      </w:r>
-    </w:p>
-    <w:p>
-      <w:pPr>
-        <w:rPr>
-          <w:lang w:val="fr-FR"/>
-        </w:rPr>
-      </w:pPr>
-      <w:r>
-        <w:rPr>
-          <w:lang w:val="fr-FR"/>
-        </w:rPr>
-        <w:t>Selles de couleur mastic, flottantes, grasses et luisantes ;</w:t>
-      </w:r>
-    </w:p>
-    <w:p>
-      <w:pPr>
-        <w:rPr>
-          <w:lang w:val="fr-FR"/>
-        </w:rPr>
-      </w:pPr>
-      <w:r>
-        <w:rPr>
-          <w:lang w:val="fr-FR"/>
-        </w:rPr>
-        <w:t>Satiété après le repas puis, une heure après, fringale avec envie de viande rouge, d’aliments gras et sucrés.</w:t>
-      </w:r>
-    </w:p>
-    <w:p>
-      <w:pPr>
-        <w:pStyle w:val="Heading2"/>
-        <w:keepNext/>
-        <w:keepLines/>
-        <w:rPr>
-          <w:lang w:val="fr-FR"/>
-        </w:rPr>
-      </w:pPr>
-      <w:r>
-        <w:rPr>
-          <w:lang w:val="fr-FR"/>
-        </w:rPr>
-        <w:t>9.2. Diabète</w:t>
-      </w:r>
-    </w:p>
-    <w:p>
-      <w:pPr>
-        <w:rPr>
-          <w:lang w:val="fr-FR"/>
-        </w:rPr>
-      </w:pPr>
-      <w:r>
-        <w:rPr>
-          <w:lang w:val="fr-FR"/>
-        </w:rPr>
-        <w:t>C’est une élévation anormale de la glycémie.</w:t>
-      </w:r>
-    </w:p>
-    <w:p>
-      <w:pPr>
-        <w:rPr>
-          <w:lang w:val="fr-FR"/>
-        </w:rPr>
-      </w:pPr>
-      <w:r>
-        <w:rPr>
-          <w:lang w:val="fr-FR"/>
-        </w:rPr>
-        <w:t>On distingue ici le diabète sucré et le diabète gestationnel.</w:t>
-      </w:r>
-    </w:p>
-    <w:p>
-      <w:pPr>
-        <w:pStyle w:val="Heading3"/>
-        <w:keepNext/>
-        <w:keepLines/>
-        <w:rPr>
-          <w:lang w:val="fr-FR"/>
-        </w:rPr>
-      </w:pPr>
-      <w:r>
-        <w:rPr>
-          <w:lang w:val="fr-FR"/>
-        </w:rPr>
-        <w:t>9.2.1. Diabète sucré</w:t>
+        <w:rPr>
+          <w:lang w:val="fr-FR"/>
+        </w:rPr>
+      </w:pPr>
+      <w:r>
+        <w:rPr>
+          <w:lang w:val="fr-FR"/>
+        </w:rPr>
+        <w:t>13.1. Repères propres au pancréas</w:t>
+      </w:r>
+    </w:p>
+    <w:p>
+      <w:pPr>
+        <w:rPr>
+          <w:lang w:val="fr-FR"/>
+        </w:rPr>
+      </w:pPr>
+      <w:r>
+        <w:rPr>
+          <w:lang w:val="fr-FR"/>
+        </w:rPr>
+        <w:t>La cartographie ROP distingue trois territoires - tête, corps et queue - qui constituent des repères pratiques et non une séparation anatomique stricte des fonctions pancréatiques.</w:t>
       </w:r>
     </w:p>
     <w:p>
@@ -2523,13 +3297,13 @@
           <w:b/>
           <w:lang w:val="fr-FR"/>
         </w:rPr>
-        <w:t xml:space="preserve">Diabète insulino-dépendant de type 1 : </w:t>
-      </w:r>
-      <w:r>
-        <w:rPr>
-          <w:lang w:val="fr-FR"/>
-        </w:rPr>
-        <w:t>il s’agit d’une maladie auto-immune apparaissant le plus souvent dans l’enfance ou l’adolescence, sur un terrain génétique de susceptibilité.</w:t>
+        <w:t xml:space="preserve">Tête du pancréas. </w:t>
+      </w:r>
+      <w:r>
+        <w:rPr>
+          <w:lang w:val="fr-FR"/>
+        </w:rPr>
+        <w:t>Face plantaire du pied droit, dans le territoire du cadre duodénal. La 2e portion du duodénum, l’ampoule hépato-pancréatique de Vater et le sphincter d’Oddi peuvent être associés lorsque le contexte digestif le justifie.</w:t>
       </w:r>
     </w:p>
     <w:p>
@@ -2543,1110 +3317,81 @@
           <w:b/>
           <w:lang w:val="fr-FR"/>
         </w:rPr>
-        <w:t xml:space="preserve">Diabète </w:t>
-      </w:r>
-      <w:proofErr w:type="spellStart"/>
+        <w:t xml:space="preserve">Queue du pancréas. </w:t>
+      </w:r>
+      <w:r>
+        <w:rPr>
+          <w:lang w:val="fr-FR"/>
+        </w:rPr>
+        <w:t>Face plantaire du pied gauche. Repérer d’abord la styloïde du 5e métatarsien puis l’angle splénique du côlon ; la zone splénique se situe sur ce territoire sous l’hémi-coupole diaphragmatique gauche. La queue du pancréas est repérée médialement à la rate.</w:t>
+      </w:r>
+    </w:p>
+    <w:p>
+      <w:pPr>
+        <w:rPr>
+          <w:lang w:val="fr-FR"/>
+        </w:rPr>
+      </w:pPr>
       <w:r>
         <w:rPr>
           <w:b/>
           <w:lang w:val="fr-FR"/>
         </w:rPr>
-        <w:t>insulino</w:t>
-      </w:r>
-      <w:proofErr w:type="spellEnd"/>
-      <w:r>
-        <w:rPr>
-          <w:b/>
-          <w:lang w:val="fr-FR"/>
-        </w:rPr>
-        <w:t xml:space="preserve">-résistant de type 2 de l’adulte : </w:t>
-      </w:r>
-      <w:r>
-        <w:rPr>
-          <w:lang w:val="fr-FR"/>
-        </w:rPr>
-        <w:t>il est associé à l’obésité, à la sédentarité et à divers facteurs alimentaires et métaboliques.</w:t>
-      </w:r>
-    </w:p>
-    <w:p>
-      <w:pPr>
-        <w:pStyle w:val="Heading3"/>
-        <w:keepNext/>
-        <w:keepLines/>
-        <w:rPr>
-          <w:lang w:val="fr-FR"/>
-        </w:rPr>
-      </w:pPr>
-      <w:r>
-        <w:rPr>
-          <w:lang w:val="fr-FR"/>
-        </w:rPr>
-        <w:t>9.2.2. Diabète gestationnel</w:t>
-      </w:r>
-    </w:p>
-    <w:p>
-      <w:pPr>
-        <w:rPr>
-          <w:lang w:val="fr-FR"/>
-        </w:rPr>
-      </w:pPr>
-      <w:r>
-        <w:rPr>
-          <w:lang w:val="fr-FR"/>
-        </w:rPr>
-        <w:t>Il apparaît au cours de la grossesse, le plus souvent au 2ème ou au 3ème trimestre, dans un contexte de diminution de la sensibilité à l’insuline.</w:t>
-      </w:r>
-    </w:p>
-    <w:p>
-      <w:pPr>
-        <w:rPr>
-          <w:lang w:val="fr-FR"/>
-        </w:rPr>
-      </w:pPr>
-      <w:r>
-        <w:rPr>
-          <w:lang w:val="fr-FR"/>
-        </w:rPr>
-        <w:t>Les besoins en insuline augmentent alors, ce qui peut dépasser les capacités d’adaptation.</w:t>
-      </w:r>
-    </w:p>
-    <w:p>
-      <w:pPr>
-        <w:rPr>
-          <w:lang w:val="fr-FR"/>
-        </w:rPr>
-      </w:pPr>
-      <w:r>
-        <w:rPr>
-          <w:lang w:val="fr-FR"/>
-        </w:rPr>
-        <w:t>Le glucose traverse la barrière placentaire, contrairement à l’insuline maternelle.</w:t>
-      </w:r>
-    </w:p>
-    <w:p>
-      <w:pPr>
-        <w:rPr>
-          <w:lang w:val="fr-FR"/>
-        </w:rPr>
-      </w:pPr>
-      <w:r>
-        <w:rPr>
-          <w:lang w:val="fr-FR"/>
-        </w:rPr>
-        <w:t>La sécrétion d’insuline fœtale peut alors augmenter, avec risque de macrosomie.</w:t>
-      </w:r>
-    </w:p>
-    <w:p>
-      <w:pPr>
-        <w:pStyle w:val="Heading3"/>
-        <w:keepNext/>
-        <w:keepLines/>
-        <w:rPr>
-          <w:lang w:val="fr-FR"/>
-        </w:rPr>
-      </w:pPr>
-      <w:r>
-        <w:rPr>
-          <w:lang w:val="fr-FR"/>
-        </w:rPr>
-        <w:t>9.2.2.1. Manifestations et risques maternels</w:t>
-      </w:r>
-    </w:p>
-    <w:p>
-      <w:pPr>
-        <w:rPr>
-          <w:lang w:val="fr-FR"/>
-        </w:rPr>
-      </w:pPr>
-      <w:r>
-        <w:rPr>
-          <w:lang w:val="fr-FR"/>
-        </w:rPr>
-        <w:t>Hypertension artérielle gravidique, complications cardio-vasculaires ou métaboliques associées.</w:t>
-      </w:r>
-    </w:p>
-    <w:p>
-      <w:pPr>
-        <w:pStyle w:val="Heading3"/>
-        <w:keepNext/>
-        <w:keepLines/>
-        <w:rPr>
-          <w:lang w:val="fr-FR"/>
-        </w:rPr>
-      </w:pPr>
-      <w:r>
-        <w:rPr>
-          <w:lang w:val="fr-FR"/>
-        </w:rPr>
-        <w:t>9.2.2.2. Manifestations et risques fœtaux et néonatals</w:t>
-      </w:r>
-    </w:p>
-    <w:p>
-      <w:pPr>
-        <w:rPr>
-          <w:lang w:val="fr-FR"/>
-        </w:rPr>
-      </w:pPr>
-      <w:r>
-        <w:rPr>
-          <w:lang w:val="fr-FR"/>
-        </w:rPr>
-        <w:t>Risque accru de macrosomie et de certaines complications néonatales ; certaines malformations peuvent être associées à des déséquilibres glycémiques maternels précoces.</w:t>
-      </w:r>
-    </w:p>
-    <w:p>
-      <w:pPr>
-        <w:pStyle w:val="Heading2"/>
-        <w:keepNext/>
-        <w:keepLines/>
-        <w:rPr>
-          <w:lang w:val="fr-FR"/>
-        </w:rPr>
-      </w:pPr>
-      <w:r>
-        <w:rPr>
-          <w:lang w:val="fr-FR"/>
-        </w:rPr>
-        <w:t>9.3. Complications du diabète</w:t>
-      </w:r>
-    </w:p>
-    <w:p>
-      <w:pPr>
-        <w:rPr>
-          <w:lang w:val="fr-FR"/>
-        </w:rPr>
-      </w:pPr>
-      <w:r>
-        <w:rPr>
-          <w:lang w:val="fr-FR"/>
-        </w:rPr>
-        <w:t>Les conséquences de l’hyperglycémie prolongée incluent des neuropathies, des pathologies cardio-vasculaires et des atteintes ostéo-articulaires.</w:t>
-      </w:r>
-    </w:p>
-    <w:p>
-      <w:pPr>
-        <w:pStyle w:val="Heading3"/>
-        <w:keepNext/>
-        <w:keepLines/>
-        <w:rPr>
-          <w:lang w:val="fr-FR"/>
-        </w:rPr>
-      </w:pPr>
-      <w:r>
-        <w:rPr>
-          <w:lang w:val="fr-FR"/>
-        </w:rPr>
-        <w:t>9.3.1. Neuropathies diabétiques</w:t>
-      </w:r>
-    </w:p>
-    <w:p>
-      <w:pPr>
-        <w:rPr>
-          <w:lang w:val="fr-FR"/>
-        </w:rPr>
-      </w:pPr>
-      <w:r>
-        <w:rPr>
-          <w:lang w:val="fr-FR"/>
-        </w:rPr>
-        <w:t>L’hyperglycémie chronique altère en premier lieu la microcirculation et les petites fibres nerveuses.</w:t>
-      </w:r>
-    </w:p>
-    <w:p>
-      <w:pPr>
-        <w:rPr>
-          <w:lang w:val="fr-FR"/>
-        </w:rPr>
-      </w:pPr>
-      <w:r>
-        <w:rPr>
-          <w:lang w:val="fr-FR"/>
-        </w:rPr>
-        <w:lastRenderedPageBreak/>
-        <w:t>Elle est responsable de neuropathies diabétiques.</w:t>
-      </w:r>
-    </w:p>
-    <w:p>
-      <w:pPr>
-        <w:rPr>
-          <w:lang w:val="fr-FR"/>
-        </w:rPr>
-      </w:pPr>
-      <w:r>
-        <w:rPr>
-          <w:lang w:val="fr-FR"/>
-        </w:rPr>
-        <w:t>Nous rencontrons des personnes consultant pour des douleurs pseudo-articulaires des membres inférieurs, qui peuvent en réalité correspondre à des neuropathies diabétiques.</w:t>
-      </w:r>
-    </w:p>
-    <w:p>
-      <w:pPr>
-        <w:rPr>
-          <w:lang w:val="fr-FR"/>
-        </w:rPr>
-      </w:pPr>
-      <w:r>
-        <w:rPr>
-          <w:lang w:val="fr-FR"/>
-        </w:rPr>
-        <w:t>Dans cette pratique, la prise bilatérale systématique du pouls tibial postérieur, au niveau des malléoles médiales, contribue à orienter vers une participation vasculaire.</w:t>
-      </w:r>
-    </w:p>
-    <w:p>
-      <w:pPr>
-        <w:rPr>
-          <w:lang w:val="fr-FR"/>
-        </w:rPr>
-      </w:pPr>
-      <w:r>
-        <w:rPr>
-          <w:b/>
-          <w:lang w:val="fr-FR"/>
-        </w:rPr>
-        <w:t xml:space="preserve">Les signes associés sont : </w:t>
-      </w:r>
-    </w:p>
-    <w:p>
-      <w:pPr>
-        <w:rPr>
-          <w:lang w:val="fr-FR"/>
-        </w:rPr>
-      </w:pPr>
-      <w:r>
-        <w:rPr>
-          <w:lang w:val="fr-FR"/>
-        </w:rPr>
-        <w:t>Hypoesthésie ;</w:t>
-      </w:r>
-    </w:p>
-    <w:p>
-      <w:pPr>
-        <w:rPr>
-          <w:lang w:val="fr-FR"/>
-        </w:rPr>
-      </w:pPr>
-      <w:r>
-        <w:rPr>
-          <w:lang w:val="fr-FR"/>
-        </w:rPr>
-        <w:t>Peau sèche ;</w:t>
-      </w:r>
-    </w:p>
-    <w:p>
-      <w:pPr>
-        <w:rPr>
-          <w:lang w:val="fr-FR"/>
-        </w:rPr>
-      </w:pPr>
-      <w:r>
-        <w:rPr>
-          <w:lang w:val="fr-FR"/>
-        </w:rPr>
-        <w:t>Impatiences des membres inférieurs.</w:t>
-      </w:r>
-    </w:p>
-    <w:p>
-      <w:pPr>
-        <w:pStyle w:val="Heading3"/>
-        <w:keepNext/>
-        <w:keepLines/>
-        <w:rPr>
-          <w:lang w:val="fr-FR"/>
-        </w:rPr>
-      </w:pPr>
-      <w:r>
-        <w:rPr>
-          <w:lang w:val="fr-FR"/>
-        </w:rPr>
-        <w:t>9.3.2. Pathologies cardiovasculaires</w:t>
-      </w:r>
-    </w:p>
-    <w:p>
-      <w:pPr>
-        <w:rPr>
-          <w:lang w:val="fr-FR"/>
-        </w:rPr>
-      </w:pPr>
-      <w:r>
-        <w:rPr>
-          <w:lang w:val="fr-FR"/>
-        </w:rPr>
-        <w:t>Athérosclérose, atteintes cardiaques, accidents vasculaires cérébraux, artériopathie des membres inférieurs.</w:t>
-      </w:r>
-    </w:p>
-    <w:p>
-      <w:pPr>
-        <w:rPr>
-          <w:lang w:val="fr-FR"/>
-        </w:rPr>
-      </w:pPr>
-      <w:r>
-        <w:rPr>
-          <w:lang w:val="fr-FR"/>
-        </w:rPr>
-        <w:t>Le risque majeur est l’ischémie tissulaire, pouvant évoluer jusqu’à la nécrose et parfois nécessiter une amputation.</w:t>
-      </w:r>
-    </w:p>
-    <w:p>
-      <w:pPr>
-        <w:pStyle w:val="Heading3"/>
-        <w:keepNext/>
-        <w:keepLines/>
-        <w:rPr>
-          <w:lang w:val="fr-FR"/>
-        </w:rPr>
-      </w:pPr>
-      <w:r>
-        <w:rPr>
-          <w:lang w:val="fr-FR"/>
-        </w:rPr>
-        <w:t>9.3.3. Rétinopathie</w:t>
-      </w:r>
-    </w:p>
-    <w:p>
-      <w:pPr>
-        <w:rPr>
-          <w:lang w:val="fr-FR"/>
-        </w:rPr>
-      </w:pPr>
-      <w:r>
-        <w:rPr>
-          <w:lang w:val="fr-FR"/>
-        </w:rPr>
-        <w:t>Atteinte vasculaire avec risque de baisse visuelle sévère, voire de cécité.</w:t>
-      </w:r>
-    </w:p>
-    <w:p>
-      <w:pPr>
-        <w:pStyle w:val="Heading3"/>
-        <w:keepNext/>
-        <w:keepLines/>
-        <w:rPr>
-          <w:lang w:val="fr-FR"/>
-        </w:rPr>
-      </w:pPr>
-      <w:r>
-        <w:rPr>
-          <w:lang w:val="fr-FR"/>
-        </w:rPr>
-        <w:t>9.3.4. Néphropathie</w:t>
-      </w:r>
-    </w:p>
-    <w:p>
-      <w:pPr>
-        <w:rPr>
-          <w:lang w:val="fr-FR"/>
-        </w:rPr>
-      </w:pPr>
-      <w:r>
-        <w:rPr>
-          <w:lang w:val="fr-FR"/>
-        </w:rPr>
-        <w:t>Atteinte vasculaire rénale, avec risque d’insuffisance rénale et d’infections urinaires plus fréquentes.</w:t>
-      </w:r>
-    </w:p>
-    <w:p>
-      <w:pPr>
-        <w:pStyle w:val="Heading3"/>
-        <w:keepNext/>
-        <w:keepLines/>
-        <w:rPr>
-          <w:lang w:val="fr-FR"/>
-        </w:rPr>
-      </w:pPr>
-      <w:r>
-        <w:rPr>
-          <w:lang w:val="fr-FR"/>
-        </w:rPr>
-        <w:t>9.3.5. Arthralgies</w:t>
-      </w:r>
-    </w:p>
-    <w:p>
-      <w:pPr>
-        <w:rPr>
-          <w:lang w:val="fr-FR"/>
-        </w:rPr>
-      </w:pPr>
-      <w:r>
-        <w:rPr>
-          <w:lang w:val="fr-FR"/>
-        </w:rPr>
-        <w:t>Le surpoids, associé aux neuropathies du membre inférieur, peut aggraver les douleurs articulaires touchant les hanches, les genoux et les pieds.</w:t>
-      </w:r>
-    </w:p>
-    <w:p>
-      <w:pPr>
-        <w:rPr>
-          <w:lang w:val="fr-FR"/>
-        </w:rPr>
-      </w:pPr>
-      <w:r>
-        <w:rPr>
-          <w:lang w:val="fr-FR"/>
-        </w:rPr>
-        <w:t>Le diabète est une maladie évolutive.</w:t>
-      </w:r>
-    </w:p>
-    <w:p>
-      <w:pPr>
-        <w:rPr>
-          <w:lang w:val="fr-FR"/>
-        </w:rPr>
-      </w:pPr>
-      <w:r>
-        <w:rPr>
-          <w:lang w:val="fr-FR"/>
-        </w:rPr>
-        <w:t>S’il n’est pas accompagné d’une prise en charge hygiéno-diététique adaptée, du contrôle des facteurs de risque et des traitements appropriés, il peut s’aggraver avec les complications citées ci-dessus.</w:t>
-      </w:r>
-    </w:p>
-    <w:p>
-      <w:pPr>
-        <w:pStyle w:val="Heading2"/>
-        <w:keepNext/>
-        <w:keepLines/>
-        <w:rPr>
-          <w:lang w:val="fr-FR"/>
-        </w:rPr>
-      </w:pPr>
-      <w:r>
-        <w:rPr>
-          <w:lang w:val="fr-FR"/>
-        </w:rPr>
-        <w:t>9.4. Pancréatite</w:t>
-      </w:r>
-    </w:p>
-    <w:p>
-      <w:pPr>
-        <w:rPr>
-          <w:lang w:val="fr-FR"/>
-        </w:rPr>
-      </w:pPr>
-      <w:r>
-        <w:rPr>
-          <w:lang w:val="fr-FR"/>
-        </w:rPr>
-        <w:t>C’est une inflammation du pancréas.</w:t>
-      </w:r>
-    </w:p>
-    <w:p>
-      <w:pPr>
-        <w:rPr>
-          <w:lang w:val="fr-FR"/>
-        </w:rPr>
-      </w:pPr>
-      <w:r>
-        <w:rPr>
-          <w:b/>
-          <w:lang w:val="fr-FR"/>
-        </w:rPr>
-        <w:t xml:space="preserve">Les causes les plus fréquentes sont : </w:t>
-      </w:r>
-    </w:p>
-    <w:p>
-      <w:pPr>
-        <w:rPr>
-          <w:lang w:val="fr-FR"/>
-        </w:rPr>
-      </w:pPr>
-      <w:r>
-        <w:rPr>
-          <w:b/>
-          <w:lang w:val="fr-FR"/>
-        </w:rPr>
-        <w:t xml:space="preserve">Lithiase biliaire : </w:t>
-      </w:r>
-      <w:r>
-        <w:rPr>
-          <w:lang w:val="fr-FR"/>
-        </w:rPr>
-        <w:t>un calcul se bloque dans l’ampoule de Vater, ce qui peut obstruer secondairement les voies biliaires et pancréatiques ;</w:t>
-      </w:r>
-    </w:p>
-    <w:p>
-      <w:pPr>
-        <w:rPr>
-          <w:lang w:val="fr-FR"/>
-        </w:rPr>
-      </w:pPr>
-      <w:r>
-        <w:rPr>
-          <w:lang w:val="fr-FR"/>
-        </w:rPr>
-        <w:t>L’alcool ;</w:t>
-      </w:r>
-    </w:p>
-    <w:p>
-      <w:pPr>
-        <w:rPr>
-          <w:lang w:val="fr-FR"/>
-        </w:rPr>
-      </w:pPr>
-      <w:r>
-        <w:rPr>
-          <w:lang w:val="fr-FR"/>
-        </w:rPr>
-        <w:t>Plus rarement, une complication de la chirurgie biliaire principale ou un traumatisme abdominal.</w:t>
-      </w:r>
-    </w:p>
-    <w:p>
-      <w:pPr>
-        <w:pStyle w:val="Heading2"/>
-        <w:keepNext/>
-        <w:keepLines/>
-        <w:rPr>
-          <w:lang w:val="fr-FR"/>
-        </w:rPr>
-      </w:pPr>
-      <w:r>
-        <w:rPr>
-          <w:lang w:val="fr-FR"/>
-        </w:rPr>
-        <w:t>9.5. Cancer</w:t>
-      </w:r>
-    </w:p>
-    <w:p>
-      <w:pPr>
-        <w:rPr>
-          <w:lang w:val="fr-FR"/>
-        </w:rPr>
-      </w:pPr>
-      <w:r>
-        <w:rPr>
-          <w:lang w:val="fr-FR"/>
-        </w:rPr>
-        <w:t>Dans la majorité des cas, il s’agit d’un adénocarcinome.</w:t>
-      </w:r>
-    </w:p>
-    <w:p>
-      <w:pPr>
-        <w:rPr>
-          <w:lang w:val="fr-FR"/>
-        </w:rPr>
-      </w:pPr>
-      <w:r>
-        <w:rPr>
-          <w:lang w:val="fr-FR"/>
-        </w:rPr>
-        <w:t>Lorsque les symptômes apparaissent, la maladie est souvent déjà avancée.</w:t>
-      </w:r>
-    </w:p>
-    <w:p>
-      <w:pPr>
-        <w:rPr>
-          <w:lang w:val="fr-FR"/>
-        </w:rPr>
-      </w:pPr>
-      <w:r>
-        <w:rPr>
-          <w:lang w:val="fr-FR"/>
-        </w:rPr>
-        <w:t>Le pronostic reste sombre.</w:t>
-      </w:r>
-    </w:p>
-    <w:p>
-      <w:pPr>
-        <w:rPr>
-          <w:lang w:val="fr-FR"/>
-        </w:rPr>
-      </w:pPr>
-      <w:r>
-        <w:rPr>
-          <w:lang w:val="fr-FR"/>
-        </w:rPr>
-        <w:t>Les causes exactes sont incomplètement connues.</w:t>
-      </w:r>
-    </w:p>
-    <w:p>
-      <w:pPr>
-        <w:rPr>
-          <w:lang w:val="fr-FR"/>
-        </w:rPr>
-      </w:pPr>
-      <w:r>
-        <w:rPr>
-          <w:lang w:val="fr-FR"/>
-        </w:rPr>
-        <w:t>Le tabac est un facteur de risque établi ; l’alcool, certains contextes métaboliques et d’autres facteurs sont discutés selon les situations.</w:t>
-      </w:r>
-    </w:p>
-    <w:p>
-      <w:pPr>
-        <w:rPr>
-          <w:lang w:val="fr-FR"/>
-        </w:rPr>
-      </w:pPr>
-      <w:r>
-        <w:rPr>
-          <w:lang w:val="fr-FR"/>
-        </w:rPr>
-        <w:t>Une douleur dorsolombaire inhabituelle peut, parmi d’autres signes, faire partie du contexte révélateur d’une atteinte pancréatique.</w:t>
-      </w:r>
-    </w:p>
-    <w:p>
-      <w:pPr>
-        <w:pStyle w:val="Heading1"/>
-        <w:keepNext/>
-        <w:keepLines/>
-        <w:rPr>
-          <w:lang w:val="fr-FR"/>
-        </w:rPr>
-      </w:pPr>
-      <w:r>
-        <w:rPr>
-          <w:lang w:val="fr-FR"/>
-        </w:rPr>
-        <w:t>10. Indications : troubles fonctionnels</w:t>
-      </w:r>
-    </w:p>
-    <w:p>
-      <w:pPr>
-        <w:rPr>
-          <w:lang w:val="fr-FR"/>
-        </w:rPr>
-      </w:pPr>
-      <w:r>
-        <w:rPr>
-          <w:lang w:val="fr-FR"/>
-        </w:rPr>
-        <w:t>La ROP peut viser ici un accompagnement fonctionnel de la digestion.</w:t>
-      </w:r>
-    </w:p>
-    <w:p>
-      <w:pPr>
-        <w:rPr>
-          <w:lang w:val="fr-FR"/>
-        </w:rPr>
-      </w:pPr>
-      <w:proofErr w:type="spellStart"/>
-      <w:r>
-        <w:rPr>
-          <w:lang w:val="fr-FR"/>
-        </w:rPr>
-        <w:t>Hyperinsulinémie</w:t>
-      </w:r>
-      <w:proofErr w:type="spellEnd"/>
-      <w:r>
-        <w:rPr>
-          <w:lang w:val="fr-FR"/>
-        </w:rPr>
-        <w:t xml:space="preserve"> et </w:t>
-      </w:r>
-      <w:proofErr w:type="spellStart"/>
-      <w:r>
-        <w:rPr>
-          <w:lang w:val="fr-FR"/>
-        </w:rPr>
-        <w:t>hypoinsulinémie</w:t>
-      </w:r>
-      <w:proofErr w:type="spellEnd"/>
-      <w:r>
-        <w:rPr>
-          <w:lang w:val="fr-FR"/>
-        </w:rPr>
-        <w:t>.</w:t>
-      </w:r>
-    </w:p>
-    <w:p>
-      <w:pPr>
-        <w:rPr>
-          <w:lang w:val="fr-FR"/>
-        </w:rPr>
-      </w:pPr>
-      <w:r>
-        <w:rPr>
-          <w:lang w:val="fr-FR"/>
-        </w:rPr>
-        <w:t>(Cf. Chapitre 5 Mécanisme de stress, pages …)</w:t>
-      </w:r>
-    </w:p>
-    <w:p>
-      <w:pPr>
-        <w:rPr>
-          <w:lang w:val="fr-FR"/>
-        </w:rPr>
-      </w:pPr>
-      <w:r>
-        <w:rPr>
-          <w:lang w:val="fr-FR"/>
-        </w:rPr>
-        <w:t>Digestions difficiles, avec mobilisation énergétique importante, sueurs froides et fringales anormales une heure après le repas.</w:t>
-      </w:r>
-    </w:p>
-    <w:p>
-      <w:pPr>
-        <w:rPr>
-          <w:lang w:val="fr-FR"/>
-        </w:rPr>
-      </w:pPr>
-      <w:r>
-        <w:rPr>
-          <w:lang w:val="fr-FR"/>
-        </w:rPr>
-        <w:t>Faciliter le transit des sécrétions pancréatiques au niveau de l’ampoule de Vater et du sphincter d’Oddi.</w:t>
-      </w:r>
-    </w:p>
-    <w:p>
-      <w:pPr>
-        <w:rPr>
-          <w:lang w:val="fr-FR"/>
-        </w:rPr>
-      </w:pPr>
-      <w:r>
-        <w:rPr>
-          <w:lang w:val="fr-FR"/>
-        </w:rPr>
-        <w:t>Stimuler la sécrétion exocrine (tête du pancréas) et endocrine (corps et queue du pancréas).</w:t>
-      </w:r>
-    </w:p>
-    <w:p>
-      <w:pPr>
-        <w:rPr>
-          <w:lang w:val="fr-FR"/>
-        </w:rPr>
-      </w:pPr>
-      <w:r>
-        <w:rPr>
-          <w:lang w:val="fr-FR"/>
-        </w:rPr>
-        <w:t>Malaise hypoglycémique.</w:t>
-      </w:r>
-    </w:p>
-    <w:p>
-      <w:pPr>
-        <w:rPr>
-          <w:lang w:val="fr-FR"/>
-        </w:rPr>
-      </w:pPr>
-      <w:r>
-        <w:rPr>
-          <w:lang w:val="fr-FR"/>
-        </w:rPr>
-        <w:t>Douleur scapulaire gauche.</w:t>
-      </w:r>
-    </w:p>
-    <w:p>
-      <w:pPr>
-        <w:rPr>
-          <w:lang w:val="fr-FR"/>
-        </w:rPr>
-      </w:pPr>
-      <w:r>
-        <w:rPr>
-          <w:lang w:val="fr-FR"/>
-        </w:rPr>
-        <w:t>Dorsalgie basse ou lombaire haute après avoir écarté tout signe de gravité.</w:t>
-      </w:r>
-    </w:p>
-    <w:p>
-      <w:pPr>
-        <w:rPr>
-          <w:lang w:val="fr-FR"/>
-        </w:rPr>
-      </w:pPr>
-      <w:r>
-        <w:rPr>
-          <w:lang w:val="fr-FR"/>
-        </w:rPr>
-        <w:t>Asthme, eczéma, psoriasis, en associant le foie.</w:t>
-      </w:r>
-    </w:p>
-    <w:p>
-      <w:pPr>
-        <w:rPr>
-          <w:lang w:val="fr-FR"/>
-        </w:rPr>
-      </w:pPr>
-      <w:r>
-        <w:rPr>
-          <w:lang w:val="fr-FR"/>
-        </w:rPr>
-        <w:t>Apporter un certain confort en agissant sur les organes avec lesquels le pancréas partage une vascularisation et une innervation communes : estomac, foie, vésicule biliaire, duodénum et rate.</w:t>
-      </w:r>
-    </w:p>
-    <w:p>
-      <w:pPr>
-        <w:rPr>
-          <w:lang w:val="fr-FR"/>
-        </w:rPr>
-      </w:pPr>
-      <w:r>
-        <w:rPr>
-          <w:lang w:val="fr-FR"/>
-        </w:rPr>
-        <w:t>N.B. la ROP ne peut éviter la prise d’insuline chez un patient diabétique.</w:t>
-      </w:r>
-    </w:p>
-    <w:p>
-      <w:pPr>
-        <w:pStyle w:val="Heading1"/>
-        <w:keepNext/>
-        <w:keepLines/>
-        <w:rPr>
-          <w:lang w:val="fr-FR"/>
-        </w:rPr>
-      </w:pPr>
-      <w:r>
-        <w:rPr>
-          <w:lang w:val="fr-FR"/>
-        </w:rPr>
-        <w:t>11. Relations viscéro-somatiques</w:t>
-      </w:r>
-      <w:proofErr w:type="spellStart"/>
-      <w:r>
-        <w:rPr>
-          <w:lang w:val="fr-FR"/>
-        </w:rPr>
-      </w:r>
-      <w:proofErr w:type="spellEnd"/>
-      <w:r>
-        <w:rPr>
-          <w:lang w:val="fr-FR"/>
-        </w:rPr>
-      </w:r>
-    </w:p>
-    <w:p>
-      <w:pPr>
-        <w:rPr>
-          <w:lang w:val="fr-FR"/>
-        </w:rPr>
-      </w:pPr>
-      <w:r>
-        <w:rPr>
-          <w:lang w:val="fr-FR"/>
-        </w:rPr>
-        <w:t>Th8 et Th9 gauches ;</w:t>
-      </w:r>
-    </w:p>
-    <w:p>
-      <w:pPr>
-        <w:rPr>
-          <w:lang w:val="fr-FR"/>
-        </w:rPr>
-      </w:pPr>
-      <w:r>
-        <w:rPr>
-          <w:lang w:val="fr-FR"/>
-        </w:rPr>
-        <w:t>L1 et L2 ;</w:t>
-      </w:r>
-    </w:p>
-    <w:p>
-      <w:pPr>
-        <w:rPr>
-          <w:lang w:val="fr-FR"/>
-        </w:rPr>
-      </w:pPr>
-      <w:r>
-        <w:rPr>
-          <w:lang w:val="fr-FR"/>
-        </w:rPr>
-        <w:t>Épaule gauche ;</w:t>
-      </w:r>
-    </w:p>
-    <w:p>
-      <w:pPr>
-        <w:rPr>
-          <w:lang w:val="fr-FR"/>
-        </w:rPr>
-      </w:pPr>
-      <w:r>
-        <w:rPr>
-          <w:lang w:val="fr-FR"/>
-        </w:rPr>
-        <w:t>Pieds chez les diabétiques.</w:t>
-      </w:r>
-    </w:p>
-    <w:p>
-      <w:pPr>
-        <w:pStyle w:val="Heading1"/>
-        <w:keepNext/>
-        <w:keepLines/>
-        <w:rPr>
-          <w:lang w:val="fr-FR"/>
-        </w:rPr>
-      </w:pPr>
-      <w:r>
-        <w:rPr>
-          <w:lang w:val="fr-FR"/>
-        </w:rPr>
-        <w:t>12. Relations viscéro-émotionnelles</w:t>
-      </w:r>
-      <w:proofErr w:type="spellStart"/>
-      <w:r>
-        <w:rPr>
-          <w:lang w:val="fr-FR"/>
-        </w:rPr>
-      </w:r>
-      <w:proofErr w:type="spellEnd"/>
-      <w:r>
-        <w:rPr>
-          <w:lang w:val="fr-FR"/>
-        </w:rPr>
-      </w:r>
-    </w:p>
-    <w:p>
-      <w:pPr>
-        <w:rPr>
-          <w:lang w:val="fr-FR"/>
-        </w:rPr>
-      </w:pPr>
-      <w:r>
-        <w:rPr>
-          <w:lang w:val="fr-FR"/>
-        </w:rPr>
-        <w:t>Pancréas et rate sont ici présentés comme difficiles à différencier sur le plan émotionnel.</w:t>
-      </w:r>
-    </w:p>
-    <w:p>
-      <w:pPr>
-        <w:rPr>
-          <w:lang w:val="fr-FR"/>
-        </w:rPr>
-      </w:pPr>
-      <w:r>
-        <w:rPr>
-          <w:lang w:val="fr-FR"/>
-        </w:rPr>
-        <w:t>Ils sont mis en relation, dans ce référentiel, avec des stress extrêmement difficiles à intégrer et à compenser par l’organisme.</w:t>
-      </w:r>
-    </w:p>
-    <w:p>
-      <w:pPr>
-        <w:rPr>
-          <w:lang w:val="fr-FR"/>
-        </w:rPr>
-      </w:pPr>
-      <w:r>
-        <w:rPr>
-          <w:lang w:val="fr-FR"/>
-        </w:rPr>
-        <w:t>Ils réagiraient à l’injustice, aux ruptures familiales ou affectives, aux événements lourds, aux deuils non acceptés, comme la perte d’un enfant, à la confrontation à la mortalité, à une enfance meurtrie ou volée, ou encore à la violence.</w:t>
-      </w:r>
-    </w:p>
-    <w:p>
-      <w:pPr>
-        <w:rPr>
-          <w:lang w:val="fr-FR"/>
-        </w:rPr>
-      </w:pPr>
-      <w:r>
-        <w:rPr>
-          <w:lang w:val="fr-FR"/>
-        </w:rPr>
-        <w:t>Les personnes « pancréas » ou « rate » sont décrites ici comme tristes, pessimistes et sans énergie face aux agressions physiques ou psycho-émotionnelles.</w:t>
-      </w:r>
-    </w:p>
-    <w:p>
-      <w:pPr>
-        <w:pStyle w:val="Heading1"/>
-      </w:pPr>
-      <w:r>
-        <w:t>13. Zones réflexes podales</w:t>
-      </w:r>
-    </w:p>
-    <w:p>
-      <w:pPr>
-        <w:shd w:fill="EEF5F5"/>
+        <w:t xml:space="preserve">Corps du pancréas. </w:t>
+      </w:r>
+      <w:r>
+        <w:rPr>
+          <w:lang w:val="fr-FR"/>
+        </w:rPr>
+        <w:t>À partir de la région de la queue, un trajet oblique médialement, caudalement et vers la droite rejoint le bord médial du pied gauche autour des repères L2-L3.</w:t>
+      </w:r>
+    </w:p>
+    <w:p>
+      <w:pPr>
+        <w:shd w:val="clear" w:color="auto" w:fill="FFF4D8"/>
         <w:spacing w:before="80" w:after="100"/>
         <w:ind w:left="142" w:right="142"/>
+        <w:rPr>
+          <w:lang w:val="fr-FR"/>
+        </w:rPr>
       </w:pPr>
       <w:r>
         <w:rPr>
           <w:b/>
-        </w:rPr>
-        <w:t xml:space="preserve">PRÉCISION MÉTHODOLOGIQUE — </w:t>
-      </w:r>
-      <w:r>
-        <w:t>Les localisations décrites ci-dessous appartiennent à la cartographie clinique de la ROP. Elles ne constituent pas une projection anatomique directe du pancréas, de ses canaux, de ses nerfs ou de ses fonctions endocrines et exocrines sur le pied. Pour le pancréas, le protocole associe la zone spécifique tête-corps-queue, la régulation neuro-végétative et métabolique, l’environnement loco-régional et l’intégration viscéro-somatique.</w:t>
+          <w:lang w:val="fr-FR"/>
+        </w:rPr>
+        <w:t xml:space="preserve">PRINCIPE ROP — </w:t>
+      </w:r>
+      <w:r>
+        <w:rPr>
+          <w:lang w:val="fr-FR"/>
+        </w:rPr>
+        <w:t>Dans la cartographie ROP, la tête peut être davantage utilisée comme repère de la fonction exocrine et la queue comme repère de la fonction endocrine.</w:t>
       </w:r>
     </w:p>
     <w:p>
       <w:pPr>
         <w:pStyle w:val="Heading2"/>
-      </w:pPr>
-      <w:r>
-        <w:t>13.1. Repères propres au pancréas</w:t>
-      </w:r>
-    </w:p>
-    <w:p>
-      <w:r>
-        <w:rPr>
-          <w:i w:val="0"/>
-        </w:rPr>
-        <w:t>La cartographie ROP distingue trois territoires - tête, corps et queue - qui constituent des repères pratiques et non une séparation anatomique stricte des fonctions pancréatiques.</w:t>
-      </w:r>
-    </w:p>
-    <w:p>
-      <w:pPr>
-        <w:spacing w:after="60"/>
-      </w:pPr>
-      <w:r>
-        <w:rPr>
-          <w:b/>
-        </w:rPr>
-        <w:t xml:space="preserve">Tête du pancréas. </w:t>
-      </w:r>
-      <w:r>
-        <w:t>Face plantaire du pied droit, dans le territoire du cadre duodénal. La 2e portion du duodénum, l’ampoule hépato-pancréatique de Vater et le sphincter d’Oddi peuvent être associés lorsque le contexte digestif le justifie.</w:t>
-      </w:r>
-    </w:p>
-    <w:p>
-      <w:pPr>
-        <w:spacing w:after="60"/>
-      </w:pPr>
-      <w:r>
-        <w:rPr>
-          <w:b/>
-        </w:rPr>
-        <w:t xml:space="preserve">Queue du pancréas. </w:t>
-      </w:r>
-      <w:r>
-        <w:t>Face plantaire du pied gauche. Repérer d’abord la styloïde du 5e métatarsien puis l’angle splénique du côlon ; la zone splénique se situe sur ce territoire sous l’hémi-coupole diaphragmatique gauche. La queue du pancréas est repérée médialement à la rate.</w:t>
-      </w:r>
-    </w:p>
-    <w:p>
-      <w:pPr>
-        <w:spacing w:after="60"/>
-      </w:pPr>
-      <w:r>
-        <w:rPr>
-          <w:b/>
-        </w:rPr>
-        <w:t xml:space="preserve">Corps du pancréas. </w:t>
-      </w:r>
-      <w:r>
-        <w:t>À partir de la région de la queue, un trajet oblique médialement, caudalement et vers la droite rejoint le bord médial du pied gauche autour des repères L2-L3.</w:t>
-      </w:r>
-    </w:p>
-    <w:p>
-      <w:pPr>
-        <w:shd w:fill="FFF4D8"/>
-        <w:spacing w:before="80" w:after="100"/>
-        <w:ind w:left="142" w:right="142"/>
-      </w:pPr>
-      <w:r>
-        <w:rPr>
-          <w:b/>
-        </w:rPr>
-        <w:t xml:space="preserve">PRINCIPE ROP — </w:t>
-      </w:r>
-      <w:r>
-        <w:t>Dans la cartographie ROP, la tête peut être davantage utilisée comme repère de la fonction exocrine et la queue comme repère de la fonction endocrine. Cette distinction est clinique et fonctionnelle ; elle ne correspond pas à une séparation anatomique stricte.</w:t>
-      </w:r>
-    </w:p>
-    <w:p>
-      <w:pPr>
-        <w:pStyle w:val="Heading2"/>
-      </w:pPr>
-      <w:r>
+        <w:rPr>
+          <w:lang w:val="fr-FR"/>
+        </w:rPr>
+      </w:pPr>
+      <w:r>
+        <w:rPr>
+          <w:lang w:val="fr-FR"/>
+        </w:rPr>
         <w:t>13.2. Niveau 1 — Régulation des centres supérieurs</w:t>
       </w:r>
     </w:p>
     <w:p>
-      <w:r>
-        <w:rPr>
-          <w:i w:val="0"/>
+      <w:pPr>
+        <w:rPr>
+          <w:lang w:val="fr-FR"/>
+        </w:rPr>
+      </w:pPr>
+      <w:r>
+        <w:rPr>
+          <w:lang w:val="fr-FR"/>
         </w:rPr>
         <w:t>Le Niveau 1 reste court et optionnel. Il prend davantage d’intérêt lorsque le contexte associe stress chronique, dérégulation métabolique, troubles du sommeil ou participation importante des mécanismes neuroendocriniens.</w:t>
       </w:r>
@@ -3656,12 +3401,15 @@
         <w:pStyle w:val="ListParagraph"/>
         <w:spacing w:after="32"/>
         <w:ind w:left="255" w:hanging="142"/>
-      </w:pPr>
-      <w:r>
-        <w:t xml:space="preserve">• </w:t>
-      </w:r>
-      <w:r>
-        <w:t>Zones réflexes occipitales.</w:t>
+        <w:rPr>
+          <w:lang w:val="fr-FR"/>
+        </w:rPr>
+      </w:pPr>
+      <w:r>
+        <w:rPr>
+          <w:lang w:val="fr-FR"/>
+        </w:rPr>
+        <w:t>• Zones réflexes occipitales.</w:t>
       </w:r>
     </w:p>
     <w:p>
@@ -3669,12 +3417,15 @@
         <w:pStyle w:val="ListParagraph"/>
         <w:spacing w:after="32"/>
         <w:ind w:left="255" w:hanging="142"/>
-      </w:pPr>
-      <w:r>
-        <w:t xml:space="preserve">• </w:t>
-      </w:r>
-      <w:r>
-        <w:t>Diencéphale, notamment hypothalamus.</w:t>
+        <w:rPr>
+          <w:lang w:val="fr-FR"/>
+        </w:rPr>
+      </w:pPr>
+      <w:r>
+        <w:rPr>
+          <w:lang w:val="fr-FR"/>
+        </w:rPr>
+        <w:t>• Diencéphale, notamment hypothalamus.</w:t>
       </w:r>
     </w:p>
     <w:p>
@@ -3682,12 +3433,15 @@
         <w:pStyle w:val="ListParagraph"/>
         <w:spacing w:after="32"/>
         <w:ind w:left="255" w:hanging="142"/>
-      </w:pPr>
-      <w:r>
-        <w:t xml:space="preserve">• </w:t>
-      </w:r>
-      <w:r>
-        <w:t>Axe hypothalamo-hypophysaire.</w:t>
+        <w:rPr>
+          <w:lang w:val="fr-FR"/>
+        </w:rPr>
+      </w:pPr>
+      <w:r>
+        <w:rPr>
+          <w:lang w:val="fr-FR"/>
+        </w:rPr>
+        <w:t>• Axe hypothalamo-hypophysaire.</w:t>
       </w:r>
     </w:p>
     <w:p>
@@ -3695,54 +3449,79 @@
         <w:pStyle w:val="ListParagraph"/>
         <w:spacing w:after="32"/>
         <w:ind w:left="255" w:hanging="142"/>
-      </w:pPr>
-      <w:r>
-        <w:t xml:space="preserve">• </w:t>
-      </w:r>
-      <w:r>
-        <w:t>Axe hypothalamo-hypophyso-surrénalien lorsque stress et métabolisme sont concernés.</w:t>
+        <w:rPr>
+          <w:lang w:val="fr-FR"/>
+        </w:rPr>
+      </w:pPr>
+      <w:r>
+        <w:rPr>
+          <w:lang w:val="fr-FR"/>
+        </w:rPr>
+        <w:t>• Axe hypothalamo-hypophyso-surrénalien lorsque stress et métabolisme sont concernés.</w:t>
       </w:r>
     </w:p>
     <w:p>
       <w:pPr>
         <w:spacing w:after="80"/>
+        <w:rPr>
+          <w:lang w:val="fr-FR"/>
+        </w:rPr>
       </w:pPr>
       <w:r>
         <w:rPr>
           <w:i/>
           <w:color w:val="5E666A"/>
+          <w:lang w:val="fr-FR"/>
         </w:rPr>
         <w:t>Cf. chapitre 3 — Système nerveux central ; cf. chapitre 5 — Mécanisme de stress.</w:t>
       </w:r>
     </w:p>
     <w:p>
       <w:pPr>
-        <w:shd w:fill="F3EEE4"/>
+        <w:shd w:val="clear" w:color="auto" w:fill="F3EEE4"/>
         <w:spacing w:before="80" w:after="100"/>
         <w:ind w:left="142" w:right="142"/>
+        <w:rPr>
+          <w:lang w:val="fr-FR"/>
+        </w:rPr>
       </w:pPr>
       <w:r>
         <w:rPr>
           <w:b/>
+          <w:lang w:val="fr-FR"/>
         </w:rPr>
         <w:t xml:space="preserve">INTÉRÊT EN ROP — </w:t>
       </w:r>
       <w:r>
+        <w:rPr>
+          <w:lang w:val="fr-FR"/>
+        </w:rPr>
         <w:t>Ce niveau replace le pancréas endocrine dans la régulation générale de l’homéostasie et du stress. Il ne suppose pas qu’une stimulation podale modifie directement la sécrétion d’insuline ou de glucagon.</w:t>
       </w:r>
     </w:p>
     <w:p>
       <w:pPr>
         <w:pStyle w:val="Heading2"/>
-      </w:pPr>
-      <w:r>
+        <w:rPr>
+          <w:lang w:val="fr-FR"/>
+        </w:rPr>
+      </w:pPr>
+      <w:r>
+        <w:rPr>
+          <w:lang w:val="fr-FR"/>
+        </w:rPr>
         <w:t>13.3. Niveau 2 — Régulation neuro-végétative et adaptation</w:t>
       </w:r>
     </w:p>
     <w:p>
-      <w:r>
-        <w:rPr>
-          <w:i w:val="0"/>
+      <w:pPr>
+        <w:rPr>
+          <w:lang w:val="fr-FR"/>
+        </w:rPr>
+      </w:pPr>
+      <w:r>
+        <w:rPr>
+          <w:lang w:val="fr-FR"/>
         </w:rPr>
         <w:t>Le Niveau 2 est majeur pour le pancréas. Il associe les voies autonomes extrinsèques et les plexus prévertébraux à la coordination digestive.</w:t>
       </w:r>
@@ -3752,12 +3531,15 @@
         <w:pStyle w:val="ListParagraph"/>
         <w:spacing w:after="32"/>
         <w:ind w:left="255" w:hanging="142"/>
-      </w:pPr>
-      <w:r>
-        <w:t xml:space="preserve">• </w:t>
-      </w:r>
-      <w:r>
-        <w:t>Nerf vague X.</w:t>
+        <w:rPr>
+          <w:lang w:val="fr-FR"/>
+        </w:rPr>
+      </w:pPr>
+      <w:r>
+        <w:rPr>
+          <w:lang w:val="fr-FR"/>
+        </w:rPr>
+        <w:t>• Nerf vague X.</w:t>
       </w:r>
     </w:p>
     <w:p>
@@ -3765,12 +3547,15 @@
         <w:pStyle w:val="ListParagraph"/>
         <w:spacing w:after="32"/>
         <w:ind w:left="255" w:hanging="142"/>
-      </w:pPr>
-      <w:r>
-        <w:t xml:space="preserve">• </w:t>
-      </w:r>
-      <w:r>
-        <w:t>Sympathique thoracique, autour de Th8-Th10 dans la cartographie du chapitre.</w:t>
+        <w:rPr>
+          <w:lang w:val="fr-FR"/>
+        </w:rPr>
+      </w:pPr>
+      <w:r>
+        <w:rPr>
+          <w:lang w:val="fr-FR"/>
+        </w:rPr>
+        <w:t>• Sympathique thoracique, autour de Th8-Th10 dans la cartographie du chapitre.</w:t>
       </w:r>
     </w:p>
     <w:p>
@@ -3778,12 +3563,15 @@
         <w:pStyle w:val="ListParagraph"/>
         <w:spacing w:after="32"/>
         <w:ind w:left="255" w:hanging="142"/>
-      </w:pPr>
-      <w:r>
-        <w:t xml:space="preserve">• </w:t>
-      </w:r>
-      <w:r>
-        <w:t>Plexus cœliaque.</w:t>
+        <w:rPr>
+          <w:lang w:val="fr-FR"/>
+        </w:rPr>
+      </w:pPr>
+      <w:r>
+        <w:rPr>
+          <w:lang w:val="fr-FR"/>
+        </w:rPr>
+        <w:t>• Plexus cœliaque.</w:t>
       </w:r>
     </w:p>
     <w:p>
@@ -3791,12 +3579,15 @@
         <w:pStyle w:val="ListParagraph"/>
         <w:spacing w:after="32"/>
         <w:ind w:left="255" w:hanging="142"/>
-      </w:pPr>
-      <w:r>
-        <w:t xml:space="preserve">• </w:t>
-      </w:r>
-      <w:r>
-        <w:t>Plexus mésentérique supérieur.</w:t>
+        <w:rPr>
+          <w:lang w:val="fr-FR"/>
+        </w:rPr>
+      </w:pPr>
+      <w:r>
+        <w:rPr>
+          <w:lang w:val="fr-FR"/>
+        </w:rPr>
+        <w:t>• Plexus mésentérique supérieur.</w:t>
       </w:r>
     </w:p>
     <w:p>
@@ -3804,18 +3595,26 @@
         <w:pStyle w:val="ListParagraph"/>
         <w:spacing w:after="32"/>
         <w:ind w:left="255" w:hanging="142"/>
-      </w:pPr>
-      <w:r>
-        <w:t xml:space="preserve">• </w:t>
-      </w:r>
-      <w:r>
-        <w:t>Réseaux nerveux intrapancréatiques comme interface fonctionnelle.</w:t>
-      </w:r>
-    </w:p>
-    <w:p>
-      <w:r>
-        <w:rPr>
-          <w:i w:val="0"/>
+        <w:rPr>
+          <w:lang w:val="fr-FR"/>
+        </w:rPr>
+      </w:pPr>
+      <w:r>
+        <w:rPr>
+          <w:lang w:val="fr-FR"/>
+        </w:rPr>
+        <w:t>• Réseaux nerveux intrapancréatiques comme interface fonctionnelle.</w:t>
+      </w:r>
+    </w:p>
+    <w:p>
+      <w:pPr>
+        <w:rPr>
+          <w:lang w:val="fr-FR"/>
+        </w:rPr>
+      </w:pPr>
+      <w:r>
+        <w:rPr>
+          <w:lang w:val="fr-FR"/>
         </w:rPr>
         <w:t>Selon la fonction recherchée et les tests, des soutiens digestifs peuvent être associés : estomac, duodénum, foie, vésicule biliaire et sphincter d’Oddi. Ils ne constituent pas une séquence obligatoire.</w:t>
       </w:r>
@@ -3823,43 +3622,66 @@
     <w:p>
       <w:pPr>
         <w:spacing w:after="80"/>
+        <w:rPr>
+          <w:lang w:val="fr-FR"/>
+        </w:rPr>
       </w:pPr>
       <w:r>
         <w:rPr>
           <w:i/>
           <w:color w:val="5E666A"/>
+          <w:lang w:val="fr-FR"/>
         </w:rPr>
         <w:t>Cf. chapitre 4 — Système nerveux autonome.</w:t>
       </w:r>
     </w:p>
     <w:p>
       <w:pPr>
-        <w:shd w:fill="F3EEE4"/>
+        <w:shd w:val="clear" w:color="auto" w:fill="F3EEE4"/>
         <w:spacing w:before="80" w:after="100"/>
         <w:ind w:left="142" w:right="142"/>
+        <w:rPr>
+          <w:lang w:val="fr-FR"/>
+        </w:rPr>
       </w:pPr>
       <w:r>
         <w:rPr>
           <w:b/>
-        </w:rPr>
+          <w:lang w:val="fr-FR"/>
+        </w:rPr>
+        <w:lastRenderedPageBreak/>
         <w:t xml:space="preserve">INTÉRÊT EN ROP — </w:t>
       </w:r>
       <w:r>
+        <w:rPr>
+          <w:lang w:val="fr-FR"/>
+        </w:rPr>
         <w:t>Le Niveau 2 vise la coordination neuro-végétative de la fonction digestive. Le vague, le sympathique et les plexus ne sont pas travaillés comme des interrupteurs isolés de la sécrétion pancréatique.</w:t>
       </w:r>
     </w:p>
     <w:p>
       <w:pPr>
         <w:pStyle w:val="Heading2"/>
-      </w:pPr>
-      <w:r>
+        <w:rPr>
+          <w:lang w:val="fr-FR"/>
+        </w:rPr>
+      </w:pPr>
+      <w:r>
+        <w:rPr>
+          <w:lang w:val="fr-FR"/>
+        </w:rPr>
         <w:t>13.4. Niveau 3 — Régulation viscérale loco-régionale</w:t>
       </w:r>
     </w:p>
     <w:p>
-      <w:r>
-        <w:rPr>
-          <w:i w:val="0"/>
+      <w:pPr>
+        <w:rPr>
+          <w:lang w:val="fr-FR"/>
+        </w:rPr>
+      </w:pPr>
+      <w:r>
+        <w:rPr>
+          <w:lang w:val="fr-FR"/>
         </w:rPr>
         <w:t>Le Niveau 3 constitue le cœur anatomique du protocole pancréatique. La zone du pancréas peut être complétée, selon les tests, par les structures directement liées à son environnement régional.</w:t>
       </w:r>
@@ -3869,12 +3691,15 @@
         <w:pStyle w:val="ListParagraph"/>
         <w:spacing w:after="32"/>
         <w:ind w:left="255" w:hanging="142"/>
-      </w:pPr>
-      <w:r>
-        <w:t xml:space="preserve">• </w:t>
-      </w:r>
-      <w:r>
-        <w:t>Tête, corps et queue du pancréas.</w:t>
+        <w:rPr>
+          <w:lang w:val="fr-FR"/>
+        </w:rPr>
+      </w:pPr>
+      <w:r>
+        <w:rPr>
+          <w:lang w:val="fr-FR"/>
+        </w:rPr>
+        <w:t>• Tête, corps et queue du pancréas.</w:t>
       </w:r>
     </w:p>
     <w:p>
@@ -3882,12 +3707,15 @@
         <w:pStyle w:val="ListParagraph"/>
         <w:spacing w:after="32"/>
         <w:ind w:left="255" w:hanging="142"/>
-      </w:pPr>
-      <w:r>
-        <w:t xml:space="preserve">• </w:t>
-      </w:r>
-      <w:r>
-        <w:t>Canal pancréatique principal et région ampullaire lorsque le contexte digestif le justifie.</w:t>
+        <w:rPr>
+          <w:lang w:val="fr-FR"/>
+        </w:rPr>
+      </w:pPr>
+      <w:r>
+        <w:rPr>
+          <w:lang w:val="fr-FR"/>
+        </w:rPr>
+        <w:t>• Canal pancréatique principal et région ampullaire lorsque le contexte digestif le justifie.</w:t>
       </w:r>
     </w:p>
     <w:p>
@@ -3895,12 +3723,15 @@
         <w:pStyle w:val="ListParagraph"/>
         <w:spacing w:after="32"/>
         <w:ind w:left="255" w:hanging="142"/>
-      </w:pPr>
-      <w:r>
-        <w:t xml:space="preserve">• </w:t>
-      </w:r>
-      <w:r>
-        <w:t>Duodénum et ampoule de Vater pour la tête.</w:t>
+        <w:rPr>
+          <w:lang w:val="fr-FR"/>
+        </w:rPr>
+      </w:pPr>
+      <w:r>
+        <w:rPr>
+          <w:lang w:val="fr-FR"/>
+        </w:rPr>
+        <w:t>• Duodénum et ampoule de Vater pour la tête.</w:t>
       </w:r>
     </w:p>
     <w:p>
@@ -3908,12 +3739,15 @@
         <w:pStyle w:val="ListParagraph"/>
         <w:spacing w:after="32"/>
         <w:ind w:left="255" w:hanging="142"/>
-      </w:pPr>
-      <w:r>
-        <w:t xml:space="preserve">• </w:t>
-      </w:r>
-      <w:r>
-        <w:t>Estomac en avant du corps.</w:t>
+        <w:rPr>
+          <w:lang w:val="fr-FR"/>
+        </w:rPr>
+      </w:pPr>
+      <w:r>
+        <w:rPr>
+          <w:lang w:val="fr-FR"/>
+        </w:rPr>
+        <w:t>• Estomac en avant du corps.</w:t>
       </w:r>
     </w:p>
     <w:p>
@@ -3921,12 +3755,15 @@
         <w:pStyle w:val="ListParagraph"/>
         <w:spacing w:after="32"/>
         <w:ind w:left="255" w:hanging="142"/>
-      </w:pPr>
-      <w:r>
-        <w:t xml:space="preserve">• </w:t>
-      </w:r>
-      <w:r>
-        <w:t>Rate pour la queue.</w:t>
+        <w:rPr>
+          <w:lang w:val="fr-FR"/>
+        </w:rPr>
+      </w:pPr>
+      <w:r>
+        <w:rPr>
+          <w:lang w:val="fr-FR"/>
+        </w:rPr>
+        <w:t>• Rate pour la queue.</w:t>
       </w:r>
     </w:p>
     <w:p>
@@ -3934,12 +3771,15 @@
         <w:pStyle w:val="ListParagraph"/>
         <w:spacing w:after="32"/>
         <w:ind w:left="255" w:hanging="142"/>
-      </w:pPr>
-      <w:r>
-        <w:t xml:space="preserve">• </w:t>
-      </w:r>
-      <w:r>
-        <w:t>Rein gauche et pédicule rénal gauche pour les rapports postérieurs.</w:t>
+        <w:rPr>
+          <w:lang w:val="fr-FR"/>
+        </w:rPr>
+      </w:pPr>
+      <w:r>
+        <w:rPr>
+          <w:lang w:val="fr-FR"/>
+        </w:rPr>
+        <w:t>• Rein gauche et pédicule rénal gauche pour les rapports postérieurs.</w:t>
       </w:r>
     </w:p>
     <w:p>
@@ -3947,12 +3787,15 @@
         <w:pStyle w:val="ListParagraph"/>
         <w:spacing w:after="32"/>
         <w:ind w:left="255" w:hanging="142"/>
-      </w:pPr>
-      <w:r>
-        <w:t xml:space="preserve">• </w:t>
-      </w:r>
-      <w:r>
-        <w:t>Racine du mésocolon transverse.</w:t>
+        <w:rPr>
+          <w:lang w:val="fr-FR"/>
+        </w:rPr>
+      </w:pPr>
+      <w:r>
+        <w:rPr>
+          <w:lang w:val="fr-FR"/>
+        </w:rPr>
+        <w:t>• Racine du mésocolon transverse.</w:t>
       </w:r>
     </w:p>
     <w:p>
@@ -3960,119 +3803,150 @@
         <w:pStyle w:val="ListParagraph"/>
         <w:spacing w:after="32"/>
         <w:ind w:left="255" w:hanging="142"/>
-      </w:pPr>
-      <w:r>
-        <w:t xml:space="preserve">• </w:t>
-      </w:r>
-      <w:r>
-        <w:t>Espace rétro-péritonéal et rapports vasculaires régionaux.</w:t>
+        <w:rPr>
+          <w:lang w:val="fr-FR"/>
+        </w:rPr>
+      </w:pPr>
+      <w:r>
+        <w:rPr>
+          <w:lang w:val="fr-FR"/>
+        </w:rPr>
+        <w:t>• Espace rétro-péritonéal et rapports vasculaires régionaux.</w:t>
       </w:r>
     </w:p>
     <w:p>
       <w:pPr>
         <w:spacing w:after="80"/>
+        <w:rPr>
+          <w:lang w:val="fr-FR"/>
+        </w:rPr>
       </w:pPr>
       <w:r>
         <w:rPr>
           <w:i/>
           <w:color w:val="5E666A"/>
+          <w:lang w:val="fr-FR"/>
         </w:rPr>
         <w:t>Cf. chapitre 7 — Socle régional abdominal et péritonéal ; cf. chapitre 10 — Duodénum ; cf. chapitre 13 — Rate.</w:t>
       </w:r>
     </w:p>
     <w:p>
       <w:pPr>
-        <w:shd w:fill="F3EEE4"/>
+        <w:shd w:val="clear" w:color="auto" w:fill="F3EEE4"/>
         <w:spacing w:before="80" w:after="100"/>
         <w:ind w:left="142" w:right="142"/>
+        <w:rPr>
+          <w:lang w:val="fr-FR"/>
+        </w:rPr>
       </w:pPr>
       <w:r>
         <w:rPr>
           <w:b/>
+          <w:lang w:val="fr-FR"/>
         </w:rPr>
         <w:t xml:space="preserve">INTÉRÊT EN ROP — </w:t>
       </w:r>
       <w:r>
+        <w:rPr>
+          <w:lang w:val="fr-FR"/>
+        </w:rPr>
         <w:t>La zone pancréatique reste la cible propre de l’organe. Foie, duodénum, estomac, rate ou rein ne sont ajoutés que lorsque les tests et le tableau clinique les rendent pertinents.</w:t>
       </w:r>
     </w:p>
     <w:p>
       <w:pPr>
         <w:pStyle w:val="Heading2"/>
-      </w:pPr>
-      <w:r>
+        <w:rPr>
+          <w:lang w:val="fr-FR"/>
+        </w:rPr>
+      </w:pPr>
+      <w:r>
+        <w:rPr>
+          <w:lang w:val="fr-FR"/>
+        </w:rPr>
         <w:t>13.5. Niveau 4 — Intégration viscéro-somatique et cerveau limbique</w:t>
       </w:r>
     </w:p>
     <w:p>
       <w:pPr>
-        <w:spacing w:after="60"/>
+        <w:rPr>
+          <w:lang w:val="fr-FR"/>
+        </w:rPr>
       </w:pPr>
       <w:r>
         <w:rPr>
           <w:b/>
+          <w:lang w:val="fr-FR"/>
         </w:rPr>
         <w:t xml:space="preserve">Versant viscéro-somatique. </w:t>
       </w:r>
       <w:r>
+        <w:rPr>
+          <w:lang w:val="fr-FR"/>
+        </w:rPr>
         <w:t>Les principaux repères sont Th8-Th9, surtout à gauche, la région thoraco-lombaire, L1-L2 et la paroi postérieure de l’abdomen. La région scapulaire gauche peut être intégrée lorsque le contexte thoraco-abdominal ou diaphragmatique le rend plausible.</w:t>
       </w:r>
     </w:p>
     <w:p>
-      <w:r>
-        <w:rPr>
-          <w:i w:val="0"/>
+      <w:pPr>
+        <w:rPr>
+          <w:lang w:val="fr-FR"/>
+        </w:rPr>
+      </w:pPr>
+      <w:r>
+        <w:rPr>
+          <w:lang w:val="fr-FR"/>
         </w:rPr>
         <w:t>Les atteintes des pieds chez les personnes diabétiques ne sont pas classées ici comme relations viscéro-somatiques : elles relèvent des complications neurologiques et vasculaires du diabète.</w:t>
       </w:r>
     </w:p>
     <w:p>
       <w:pPr>
-        <w:spacing w:after="60"/>
+        <w:rPr>
+          <w:lang w:val="fr-FR"/>
+        </w:rPr>
       </w:pPr>
       <w:r>
         <w:rPr>
           <w:b/>
+          <w:lang w:val="fr-FR"/>
         </w:rPr>
         <w:t xml:space="preserve">Balance cerveau limbique–pancréas. </w:t>
       </w:r>
       <w:r>
+        <w:rPr>
+          <w:lang w:val="fr-FR"/>
+        </w:rPr>
         <w:t>Ce vocabulaire propre à la ROP est conservé. L’écoute-induction associe un repère sur la zone pancréatique et un repère sur la zone du cerveau limbique. Elle est utilisée comme technique d’intégration fonctionnelle dans le cadre de la méthode, notamment lorsque stress, vécu émotionnel, comportements alimentaires ou contexte métabolique participent au tableau.</w:t>
       </w:r>
     </w:p>
     <w:p>
       <w:pPr>
         <w:spacing w:after="80"/>
+        <w:rPr>
+          <w:lang w:val="fr-FR"/>
+        </w:rPr>
       </w:pPr>
       <w:r>
         <w:rPr>
           <w:i/>
           <w:color w:val="5E666A"/>
+          <w:lang w:val="fr-FR"/>
         </w:rPr>
         <w:t>Cf. chapitre 3 — Système nerveux central ; cf. chapitre 5 — Mécanisme de stress.</w:t>
       </w:r>
     </w:p>
     <w:p>
       <w:pPr>
-        <w:shd w:fill="F3EEE4"/>
-        <w:spacing w:before="80" w:after="100"/>
-        <w:ind w:left="142" w:right="142"/>
-      </w:pPr>
-      <w:r>
-        <w:rPr>
-          <w:b/>
-        </w:rPr>
-        <w:t xml:space="preserve">INTÉRÊT EN ROP — </w:t>
-      </w:r>
-      <w:r>
-        <w:t>La balance cerveau limbique–pancréas appartient au vocabulaire clinique de la ROP. Elle ne doit pas être interprétée comme la démonstration d’une connexion anatomique directe entre une zone podale, le système limbique et le pancréas.</w:t>
-      </w:r>
-    </w:p>
-    <w:p>
-      <w:pPr>
         <w:pStyle w:val="Heading2"/>
-      </w:pPr>
-      <w:r>
+        <w:rPr>
+          <w:lang w:val="fr-FR"/>
+        </w:rPr>
+      </w:pPr>
+      <w:r>
+        <w:rPr>
+          <w:lang w:val="fr-FR"/>
+        </w:rPr>
         <w:t>13.6. Soutiens associés selon les tests</w:t>
       </w:r>
     </w:p>
@@ -4081,12 +3955,15 @@
         <w:pStyle w:val="ListParagraph"/>
         <w:spacing w:after="32"/>
         <w:ind w:left="255" w:hanging="142"/>
-      </w:pPr>
-      <w:r>
-        <w:t xml:space="preserve">• </w:t>
-      </w:r>
-      <w:r>
-        <w:t>Duodénum et sphincter d’Oddi : fonction exocrine et transit des sécrétions.</w:t>
+        <w:rPr>
+          <w:lang w:val="fr-FR"/>
+        </w:rPr>
+      </w:pPr>
+      <w:r>
+        <w:rPr>
+          <w:lang w:val="fr-FR"/>
+        </w:rPr>
+        <w:t>• Duodénum et sphincter d’Oddi : fonction exocrine et transit des sécrétions.</w:t>
       </w:r>
     </w:p>
     <w:p>
@@ -4094,12 +3971,15 @@
         <w:pStyle w:val="ListParagraph"/>
         <w:spacing w:after="32"/>
         <w:ind w:left="255" w:hanging="142"/>
-      </w:pPr>
-      <w:r>
-        <w:t xml:space="preserve">• </w:t>
-      </w:r>
-      <w:r>
-        <w:t>Foie et voies biliaires : coordination digestive et métabolique.</w:t>
+        <w:rPr>
+          <w:lang w:val="fr-FR"/>
+        </w:rPr>
+      </w:pPr>
+      <w:r>
+        <w:rPr>
+          <w:lang w:val="fr-FR"/>
+        </w:rPr>
+        <w:t>• Foie et voies biliaires : coordination digestive et métabolique.</w:t>
       </w:r>
     </w:p>
     <w:p>
@@ -4107,12 +3987,15 @@
         <w:pStyle w:val="ListParagraph"/>
         <w:spacing w:after="32"/>
         <w:ind w:left="255" w:hanging="142"/>
-      </w:pPr>
-      <w:r>
-        <w:t xml:space="preserve">• </w:t>
-      </w:r>
-      <w:r>
-        <w:t>Estomac : phase digestive proximale.</w:t>
+        <w:rPr>
+          <w:lang w:val="fr-FR"/>
+        </w:rPr>
+      </w:pPr>
+      <w:r>
+        <w:rPr>
+          <w:lang w:val="fr-FR"/>
+        </w:rPr>
+        <w:t>• Estomac : phase digestive proximale.</w:t>
       </w:r>
     </w:p>
     <w:p>
@@ -4120,12 +4003,15 @@
         <w:pStyle w:val="ListParagraph"/>
         <w:spacing w:after="32"/>
         <w:ind w:left="255" w:hanging="142"/>
-      </w:pPr>
-      <w:r>
-        <w:t xml:space="preserve">• </w:t>
-      </w:r>
-      <w:r>
-        <w:t>Rate : rapport avec la queue du pancréas.</w:t>
+        <w:rPr>
+          <w:lang w:val="fr-FR"/>
+        </w:rPr>
+      </w:pPr>
+      <w:r>
+        <w:rPr>
+          <w:lang w:val="fr-FR"/>
+        </w:rPr>
+        <w:t>• Rate : rapport avec la queue du pancréas.</w:t>
       </w:r>
     </w:p>
     <w:p>
@@ -4133,12 +4019,15 @@
         <w:pStyle w:val="ListParagraph"/>
         <w:spacing w:after="32"/>
         <w:ind w:left="255" w:hanging="142"/>
-      </w:pPr>
-      <w:r>
-        <w:t xml:space="preserve">• </w:t>
-      </w:r>
-      <w:r>
-        <w:t>Rein gauche : rapport postérieur du corps et de la queue.</w:t>
+        <w:rPr>
+          <w:lang w:val="fr-FR"/>
+        </w:rPr>
+      </w:pPr>
+      <w:r>
+        <w:rPr>
+          <w:lang w:val="fr-FR"/>
+        </w:rPr>
+        <w:t>• Rein gauche : rapport postérieur du corps et de la queue.</w:t>
       </w:r>
     </w:p>
     <w:p>
@@ -4146,12 +4035,15 @@
         <w:pStyle w:val="ListParagraph"/>
         <w:spacing w:after="32"/>
         <w:ind w:left="255" w:hanging="142"/>
-      </w:pPr>
-      <w:r>
-        <w:t xml:space="preserve">• </w:t>
-      </w:r>
-      <w:r>
-        <w:t>Intestin : contexte digestif et métabolique.</w:t>
+        <w:rPr>
+          <w:lang w:val="fr-FR"/>
+        </w:rPr>
+      </w:pPr>
+      <w:r>
+        <w:rPr>
+          <w:lang w:val="fr-FR"/>
+        </w:rPr>
+        <w:t>• Intestin : contexte digestif et métabolique.</w:t>
       </w:r>
     </w:p>
     <w:p>
@@ -4159,18 +4051,26 @@
         <w:pStyle w:val="ListParagraph"/>
         <w:spacing w:after="32"/>
         <w:ind w:left="255" w:hanging="142"/>
-      </w:pPr>
-      <w:r>
-        <w:t xml:space="preserve">• </w:t>
-      </w:r>
-      <w:r>
-        <w:t>Surrénales : contexte de stress et régulation glycémique.</w:t>
-      </w:r>
-    </w:p>
-    <w:p>
-      <w:r>
-        <w:rPr>
-          <w:i w:val="0"/>
+        <w:rPr>
+          <w:lang w:val="fr-FR"/>
+        </w:rPr>
+      </w:pPr>
+      <w:r>
+        <w:rPr>
+          <w:lang w:val="fr-FR"/>
+        </w:rPr>
+        <w:t>• Surrénales : contexte de stress et régulation glycémique.</w:t>
+      </w:r>
+    </w:p>
+    <w:p>
+      <w:pPr>
+        <w:rPr>
+          <w:lang w:val="fr-FR"/>
+        </w:rPr>
+      </w:pPr>
+      <w:r>
+        <w:rPr>
+          <w:lang w:val="fr-FR"/>
         </w:rPr>
         <w:t>Ces territoires sont des soutiens fonctionnels ou régionaux ; ils ne constituent pas une séquence obligatoire.</w:t>
       </w:r>
@@ -4178,8 +4078,14 @@
     <w:p>
       <w:pPr>
         <w:pStyle w:val="Heading2"/>
-      </w:pPr>
-      <w:r>
+        <w:rPr>
+          <w:lang w:val="fr-FR"/>
+        </w:rPr>
+      </w:pPr>
+      <w:r>
+        <w:rPr>
+          <w:lang w:val="fr-FR"/>
+        </w:rPr>
         <w:t>13.7. Lecture clinique</w:t>
       </w:r>
     </w:p>
@@ -4188,12 +4094,15 @@
         <w:pStyle w:val="ListParagraph"/>
         <w:spacing w:after="32"/>
         <w:ind w:left="255" w:hanging="142"/>
-      </w:pPr>
-      <w:r>
-        <w:t xml:space="preserve">• </w:t>
-      </w:r>
-      <w:r>
-        <w:t>Digestion difficile ou trouble fonctionnel de la sécrétion exocrine : Niveau 2 + tête pancréatique au Niveau 3 + duodénum, foie ou voies biliaires selon les tests.</w:t>
+        <w:rPr>
+          <w:lang w:val="fr-FR"/>
+        </w:rPr>
+      </w:pPr>
+      <w:r>
+        <w:rPr>
+          <w:lang w:val="fr-FR"/>
+        </w:rPr>
+        <w:t>• Digestion difficile ou trouble fonctionnel de la sécrétion exocrine : Niveau 2 + tête pancréatique au Niveau 3 + duodénum, foie ou voies biliaires selon les tests.</w:t>
       </w:r>
     </w:p>
     <w:p>
@@ -4201,12 +4110,16 @@
         <w:pStyle w:val="ListParagraph"/>
         <w:spacing w:after="32"/>
         <w:ind w:left="255" w:hanging="142"/>
-      </w:pPr>
-      <w:r>
-        <w:t xml:space="preserve">• </w:t>
-      </w:r>
-      <w:r>
-        <w:t>Contexte métabolique ou glycémique : Niveau 1 si pertinent + Niveau 2 + pancréas complet, sans présenter la ROP comme traitement du diabète.</w:t>
+        <w:rPr>
+          <w:lang w:val="fr-FR"/>
+        </w:rPr>
+      </w:pPr>
+      <w:r>
+        <w:rPr>
+          <w:lang w:val="fr-FR"/>
+        </w:rPr>
+        <w:lastRenderedPageBreak/>
+        <w:t>• Contexte métabolique ou glycémique : Niveau 1 si pertinent + Niveau 2 + pancréas complet, sans présenter la ROP comme traitement du diabète.</w:t>
       </w:r>
     </w:p>
     <w:p>
@@ -4214,12 +4127,15 @@
         <w:pStyle w:val="ListParagraph"/>
         <w:spacing w:after="32"/>
         <w:ind w:left="255" w:hanging="142"/>
-      </w:pPr>
-      <w:r>
-        <w:t xml:space="preserve">• </w:t>
-      </w:r>
-      <w:r>
-        <w:t>Séquelles anciennes d’un traumatisme abdominal après exclusion médicale : corps du pancréas + environnement rétro-péritonéal du Niveau 3 + charnière thoraco-lombaire au Niveau 4.</w:t>
+        <w:rPr>
+          <w:lang w:val="fr-FR"/>
+        </w:rPr>
+      </w:pPr>
+      <w:r>
+        <w:rPr>
+          <w:lang w:val="fr-FR"/>
+        </w:rPr>
+        <w:t>• Séquelles anciennes d’un traumatisme abdominal après exclusion médicale : corps du pancréas + environnement rétro-péritonéal du Niveau 3 + charnière thoraco-lombaire au Niveau 4.</w:t>
       </w:r>
     </w:p>
     <w:p>
@@ -4227,27 +4143,37 @@
         <w:pStyle w:val="ListParagraph"/>
         <w:spacing w:after="32"/>
         <w:ind w:left="255" w:hanging="142"/>
-      </w:pPr>
-      <w:r>
-        <w:t xml:space="preserve">• </w:t>
-      </w:r>
-      <w:r>
-        <w:t>Contexte de stress ou de vécu émotionnel associé : balance cerveau limbique–pancréas selon la lecture clinique ROP.</w:t>
-      </w:r>
-    </w:p>
-    <w:p>
-      <w:pPr>
-        <w:shd w:fill="F8E9E5"/>
+        <w:rPr>
+          <w:lang w:val="fr-FR"/>
+        </w:rPr>
+      </w:pPr>
+      <w:r>
+        <w:rPr>
+          <w:lang w:val="fr-FR"/>
+        </w:rPr>
+        <w:t>• Contexte de stress ou de vécu émotionnel associé : balance cerveau limbique–pancréas selon la lecture clinique ROP.</w:t>
+      </w:r>
+    </w:p>
+    <w:p>
+      <w:pPr>
+        <w:shd w:val="clear" w:color="auto" w:fill="F8E9E5"/>
         <w:spacing w:before="80" w:after="100"/>
         <w:ind w:left="142" w:right="142"/>
+        <w:rPr>
+          <w:lang w:val="fr-FR"/>
+        </w:rPr>
       </w:pPr>
       <w:r>
         <w:rPr>
           <w:b/>
+          <w:lang w:val="fr-FR"/>
         </w:rPr>
         <w:t xml:space="preserve">PRINCIPE DE SÉCURITÉ — </w:t>
       </w:r>
       <w:r>
+        <w:rPr>
+          <w:lang w:val="fr-FR"/>
+        </w:rPr>
         <w:t>Toute douleur épigastrique intense ou transfixiante, douleur nocturne inhabituelle, amaigrissement inexpliqué, ictère, vomissements persistants ou suspicion de pancréatite nécessite une évaluation médicale. La ROP ne remplace ni le traitement du diabète ni la prise en charge d’une maladie pancréatique diagnostiquée.</w:t>
       </w:r>
     </w:p>

--- a/public/chapter-12/Chapitre_12_Pancreas_version_complete_zones_reflexes_revisees.docx
+++ b/public/chapter-12/Chapitre_12_Pancreas_version_complete_zones_reflexes_revisees.docx
@@ -120,7 +120,21 @@
         <w:rPr>
           <w:lang w:val="fr-FR"/>
         </w:rPr>
-        <w:t>Le pancréas est sous-diaphragmatique et rétro-péritonéal.</w:t>
+        <w:t xml:space="preserve">Le pancréas est sous-diaphragmatique et </w:t>
+      </w:r>
+      <w:proofErr w:type="spellStart"/>
+      <w:r>
+        <w:rPr>
+          <w:lang w:val="fr-FR"/>
+        </w:rPr>
+        <w:t>rétro-péritonéal</w:t>
+      </w:r>
+      <w:proofErr w:type="spellEnd"/>
+      <w:r>
+        <w:rPr>
+          <w:lang w:val="fr-FR"/>
+        </w:rPr>
+        <w:t>.</w:t>
       </w:r>
     </w:p>
     <w:p>
@@ -265,7 +279,21 @@
         <w:rPr>
           <w:lang w:val="fr-FR"/>
         </w:rPr>
-        <w:t>Sa partie inférieure, située à droite des vaisseaux mésentériques supérieurs, forme un crochet : le processus uncinatus.</w:t>
+        <w:t xml:space="preserve">Sa partie inférieure, située à droite des vaisseaux mésentériques supérieurs, forme un crochet : le processus </w:t>
+      </w:r>
+      <w:proofErr w:type="spellStart"/>
+      <w:r>
+        <w:rPr>
+          <w:lang w:val="fr-FR"/>
+        </w:rPr>
+        <w:t>uncinatus</w:t>
+      </w:r>
+      <w:proofErr w:type="spellEnd"/>
+      <w:r>
+        <w:rPr>
+          <w:lang w:val="fr-FR"/>
+        </w:rPr>
+        <w:t>.</w:t>
       </w:r>
     </w:p>
     <w:p>
@@ -479,7 +507,21 @@
         <w:rPr>
           <w:lang w:val="fr-FR"/>
         </w:rPr>
-        <w:t>Les deux débouchent ensemble dans la papille duodénale majeure, ou ampoule hépato-pancréatique de Vater, à la jonction des 2/3 supérieurs et du 1/3 inférieur du 2ème duodénum, par la grande caroncule.</w:t>
+        <w:t xml:space="preserve">Les deux débouchent ensemble dans la papille duodénale majeure, ou ampoule </w:t>
+      </w:r>
+      <w:proofErr w:type="spellStart"/>
+      <w:r>
+        <w:rPr>
+          <w:lang w:val="fr-FR"/>
+        </w:rPr>
+        <w:t>hépato-pancréatique</w:t>
+      </w:r>
+      <w:proofErr w:type="spellEnd"/>
+      <w:r>
+        <w:rPr>
+          <w:lang w:val="fr-FR"/>
+        </w:rPr>
+        <w:t xml:space="preserve"> de Vater, à la jonction des 2/3 supérieurs et du 1/3 inférieur du 2ème duodénum, par la grande caroncule.</w:t>
       </w:r>
     </w:p>
     <w:p>
@@ -506,7 +548,21 @@
         <w:rPr>
           <w:lang w:val="fr-FR"/>
         </w:rPr>
-        <w:t>3.5.2. Canal pancréatique accessoire (canal de Santorini)</w:t>
+        <w:t xml:space="preserve">3.5.2. Canal pancréatique accessoire (canal de </w:t>
+      </w:r>
+      <w:proofErr w:type="spellStart"/>
+      <w:r>
+        <w:rPr>
+          <w:lang w:val="fr-FR"/>
+        </w:rPr>
+        <w:t>Santorini</w:t>
+      </w:r>
+      <w:proofErr w:type="spellEnd"/>
+      <w:r>
+        <w:rPr>
+          <w:lang w:val="fr-FR"/>
+        </w:rPr>
+        <w:t>)</w:t>
       </w:r>
     </w:p>
     <w:p>
@@ -641,8 +697,30 @@
         <w:rPr>
           <w:lang w:val="fr-FR"/>
         </w:rPr>
-        <w:t>3.6.4. Effet turgor et pressions intracavitaires</w:t>
-      </w:r>
+        <w:t xml:space="preserve">3.6.4. Effet </w:t>
+      </w:r>
+      <w:proofErr w:type="spellStart"/>
+      <w:r>
+        <w:rPr>
+          <w:lang w:val="fr-FR"/>
+        </w:rPr>
+        <w:t>turgor</w:t>
+      </w:r>
+      <w:proofErr w:type="spellEnd"/>
+      <w:r>
+        <w:rPr>
+          <w:lang w:val="fr-FR"/>
+        </w:rPr>
+        <w:t xml:space="preserve"> et pressions </w:t>
+      </w:r>
+      <w:proofErr w:type="spellStart"/>
+      <w:r>
+        <w:rPr>
+          <w:lang w:val="fr-FR"/>
+        </w:rPr>
+        <w:t>intracavitaires</w:t>
+      </w:r>
+      <w:proofErr w:type="spellEnd"/>
     </w:p>
     <w:p>
       <w:pPr>
@@ -695,7 +773,21 @@
         <w:rPr>
           <w:lang w:val="fr-FR"/>
         </w:rPr>
-        <w:t>Avec le 2ème duodénum dans le quadrilatère de Rogié.</w:t>
+        <w:t xml:space="preserve">Avec le 2ème duodénum dans le quadrilatère de </w:t>
+      </w:r>
+      <w:proofErr w:type="spellStart"/>
+      <w:r>
+        <w:rPr>
+          <w:lang w:val="fr-FR"/>
+        </w:rPr>
+        <w:t>Rogié</w:t>
+      </w:r>
+      <w:proofErr w:type="spellEnd"/>
+      <w:r>
+        <w:rPr>
+          <w:lang w:val="fr-FR"/>
+        </w:rPr>
+        <w:t>.</w:t>
       </w:r>
     </w:p>
     <w:p>
@@ -830,7 +922,21 @@
         <w:rPr>
           <w:lang w:val="fr-FR"/>
         </w:rPr>
-        <w:t>(figure 12.3)</w:t>
+        <w:t>(</w:t>
+      </w:r>
+      <w:proofErr w:type="gramStart"/>
+      <w:r>
+        <w:rPr>
+          <w:lang w:val="fr-FR"/>
+        </w:rPr>
+        <w:t>figure</w:t>
+      </w:r>
+      <w:proofErr w:type="gramEnd"/>
+      <w:r>
+        <w:rPr>
+          <w:lang w:val="fr-FR"/>
+        </w:rPr>
+        <w:t xml:space="preserve"> 12.3)</w:t>
       </w:r>
     </w:p>
     <w:p>
@@ -1533,7 +1639,35 @@
         <w:rPr>
           <w:lang w:val="fr-FR"/>
         </w:rPr>
-        <w:t>Elle met en jeu le pancréas, le foie, les reins, l’intestin et son microbiote, ainsi que l’axe hypothalamo-hypophyso-surrénalien, ou axe HHS, impliqué dans la réponse au stress.</w:t>
+        <w:t xml:space="preserve">Elle met en jeu le pancréas, le foie, les reins, l’intestin et son microbiote, ainsi que l’axe </w:t>
+      </w:r>
+      <w:proofErr w:type="spellStart"/>
+      <w:r>
+        <w:rPr>
+          <w:lang w:val="fr-FR"/>
+        </w:rPr>
+        <w:t>hypothalamo</w:t>
+      </w:r>
+      <w:proofErr w:type="spellEnd"/>
+      <w:r>
+        <w:rPr>
+          <w:lang w:val="fr-FR"/>
+        </w:rPr>
+        <w:t>-</w:t>
+      </w:r>
+      <w:proofErr w:type="spellStart"/>
+      <w:r>
+        <w:rPr>
+          <w:lang w:val="fr-FR"/>
+        </w:rPr>
+        <w:t>hypophyso</w:t>
+      </w:r>
+      <w:proofErr w:type="spellEnd"/>
+      <w:r>
+        <w:rPr>
+          <w:lang w:val="fr-FR"/>
+        </w:rPr>
+        <w:t>-surrénalien, ou axe HHS, impliqué dans la réponse au stress.</w:t>
       </w:r>
     </w:p>
     <w:p>
@@ -1694,7 +1828,35 @@
         <w:rPr>
           <w:lang w:val="fr-FR"/>
         </w:rPr>
-        <w:t>Sous l’action de l’axe hypothalamo-hypophyso-surrénalien, l’adrénaline sécrétée par la médullo-surrénale contribue à l’élévation de la glycémie en situation de stress.</w:t>
+        <w:t xml:space="preserve">Sous l’action de l’axe </w:t>
+      </w:r>
+      <w:proofErr w:type="spellStart"/>
+      <w:r>
+        <w:rPr>
+          <w:lang w:val="fr-FR"/>
+        </w:rPr>
+        <w:t>hypothalamo</w:t>
+      </w:r>
+      <w:proofErr w:type="spellEnd"/>
+      <w:r>
+        <w:rPr>
+          <w:lang w:val="fr-FR"/>
+        </w:rPr>
+        <w:t>-</w:t>
+      </w:r>
+      <w:proofErr w:type="spellStart"/>
+      <w:r>
+        <w:rPr>
+          <w:lang w:val="fr-FR"/>
+        </w:rPr>
+        <w:t>hypophyso</w:t>
+      </w:r>
+      <w:proofErr w:type="spellEnd"/>
+      <w:r>
+        <w:rPr>
+          <w:lang w:val="fr-FR"/>
+        </w:rPr>
+        <w:t>-surrénalien, l’adrénaline sécrétée par la médullo-surrénale contribue à l’élévation de la glycémie en situation de stress.</w:t>
       </w:r>
     </w:p>
     <w:p>
@@ -2093,7 +2255,21 @@
         <w:rPr>
           <w:lang w:val="fr-FR"/>
         </w:rPr>
-        <w:t>Les symptômes qui doivent nous alerter sur une possible gravité sont :</w:t>
+        <w:t xml:space="preserve">Les symptômes qui doivent nous alerter sur </w:t>
+      </w:r>
+      <w:proofErr w:type="gramStart"/>
+      <w:r>
+        <w:rPr>
+          <w:lang w:val="fr-FR"/>
+        </w:rPr>
+        <w:t>une possible gravité</w:t>
+      </w:r>
+      <w:proofErr w:type="gramEnd"/>
+      <w:r>
+        <w:rPr>
+          <w:lang w:val="fr-FR"/>
+        </w:rPr>
+        <w:t xml:space="preserve"> sont :</w:t>
       </w:r>
     </w:p>
     <w:p>
@@ -2311,7 +2487,23 @@
           <w:b/>
           <w:lang w:val="fr-FR"/>
         </w:rPr>
-        <w:t xml:space="preserve">Diabète insulino-résistant de type 2 de l’adulte : </w:t>
+        <w:t xml:space="preserve">Diabète </w:t>
+      </w:r>
+      <w:proofErr w:type="spellStart"/>
+      <w:r>
+        <w:rPr>
+          <w:b/>
+          <w:lang w:val="fr-FR"/>
+        </w:rPr>
+        <w:t>insulino</w:t>
+      </w:r>
+      <w:proofErr w:type="spellEnd"/>
+      <w:r>
+        <w:rPr>
+          <w:b/>
+          <w:lang w:val="fr-FR"/>
+        </w:rPr>
+        <w:t xml:space="preserve">-résistant de type 2 de l’adulte : </w:t>
       </w:r>
       <w:r>
         <w:rPr>
@@ -2540,6 +2732,13 @@
           <w:lang w:val="fr-FR"/>
         </w:rPr>
       </w:pPr>
+    </w:p>
+    <w:p>
+      <w:pPr>
+        <w:rPr>
+          <w:lang w:val="fr-FR"/>
+        </w:rPr>
+      </w:pPr>
       <w:r>
         <w:rPr>
           <w:b/>
@@ -2947,11 +3146,40 @@
           <w:lang w:val="fr-FR"/>
         </w:rPr>
       </w:pPr>
-      <w:r>
-        <w:rPr>
-          <w:lang w:val="fr-FR"/>
-        </w:rPr>
-        <w:t>Hyperinsulinémie et hypoinsulinémie.</w:t>
+    </w:p>
+    <w:p>
+      <w:pPr>
+        <w:rPr>
+          <w:lang w:val="fr-FR"/>
+        </w:rPr>
+      </w:pPr>
+      <w:proofErr w:type="spellStart"/>
+      <w:r>
+        <w:rPr>
+          <w:lang w:val="fr-FR"/>
+        </w:rPr>
+        <w:t>Hyperinsulinémie</w:t>
+      </w:r>
+      <w:proofErr w:type="spellEnd"/>
+      <w:r>
+        <w:rPr>
+          <w:lang w:val="fr-FR"/>
+        </w:rPr>
+        <w:t xml:space="preserve"> et </w:t>
+      </w:r>
+      <w:proofErr w:type="spellStart"/>
+      <w:r>
+        <w:rPr>
+          <w:lang w:val="fr-FR"/>
+        </w:rPr>
+        <w:t>hypoinsulinémie</w:t>
+      </w:r>
+      <w:proofErr w:type="spellEnd"/>
+      <w:r>
+        <w:rPr>
+          <w:lang w:val="fr-FR"/>
+        </w:rPr>
+        <w:t>.</w:t>
       </w:r>
     </w:p>
     <w:p>
@@ -3095,7 +3323,21 @@
         <w:rPr>
           <w:lang w:val="fr-FR"/>
         </w:rPr>
-        <w:t>11. Relations viscéro-somatiques</w:t>
+        <w:t xml:space="preserve">11. Relations </w:t>
+      </w:r>
+      <w:proofErr w:type="spellStart"/>
+      <w:r>
+        <w:rPr>
+          <w:lang w:val="fr-FR"/>
+        </w:rPr>
+        <w:t>viscéro</w:t>
+      </w:r>
+      <w:proofErr w:type="spellEnd"/>
+      <w:r>
+        <w:rPr>
+          <w:lang w:val="fr-FR"/>
+        </w:rPr>
+        <w:t>-somatiques</w:t>
       </w:r>
     </w:p>
     <w:p>
@@ -3175,7 +3417,21 @@
         <w:rPr>
           <w:lang w:val="fr-FR"/>
         </w:rPr>
-        <w:t>12. Relations viscéro-émotionnelles</w:t>
+        <w:t xml:space="preserve">12. Relations </w:t>
+      </w:r>
+      <w:proofErr w:type="spellStart"/>
+      <w:r>
+        <w:rPr>
+          <w:lang w:val="fr-FR"/>
+        </w:rPr>
+        <w:t>viscéro</w:t>
+      </w:r>
+      <w:proofErr w:type="spellEnd"/>
+      <w:r>
+        <w:rPr>
+          <w:lang w:val="fr-FR"/>
+        </w:rPr>
+        <w:t>-émotionnelles</w:t>
       </w:r>
     </w:p>
     <w:p>
@@ -3256,7 +3512,13 @@
         <w:rPr>
           <w:lang w:val="fr-FR"/>
         </w:rPr>
-        <w:t>13. Zones réflexes podales</w:t>
+        <w:t xml:space="preserve">13. Zones réflexes </w:t>
+      </w:r>
+      <w:r>
+        <w:rPr>
+          <w:lang w:val="fr-FR"/>
+        </w:rPr>
+        <w:t>ROP</w:t>
       </w:r>
     </w:p>
     <w:p>
@@ -3303,7 +3565,21 @@
         <w:rPr>
           <w:lang w:val="fr-FR"/>
         </w:rPr>
-        <w:t>Face plantaire du pied droit, dans le territoire du cadre duodénal. La 2e portion du duodénum, l’ampoule hépato-pancréatique de Vater et le sphincter d’Oddi peuvent être associés lorsque le contexte digestif le justifie.</w:t>
+        <w:t xml:space="preserve">Face plantaire du pied droit, dans le territoire du cadre duodénal. La 2e portion du duodénum, l’ampoule </w:t>
+      </w:r>
+      <w:proofErr w:type="spellStart"/>
+      <w:r>
+        <w:rPr>
+          <w:lang w:val="fr-FR"/>
+        </w:rPr>
+        <w:t>hépato-pancréatique</w:t>
+      </w:r>
+      <w:proofErr w:type="spellEnd"/>
+      <w:r>
+        <w:rPr>
+          <w:lang w:val="fr-FR"/>
+        </w:rPr>
+        <w:t xml:space="preserve"> de Vater et le sphincter d’Oddi peuvent être associés lorsque le contexte digestif le justifie.</w:t>
       </w:r>
     </w:p>
     <w:p>
@@ -3457,7 +3733,35 @@
         <w:rPr>
           <w:lang w:val="fr-FR"/>
         </w:rPr>
-        <w:t>• Axe hypothalamo-hypophyso-surrénalien lorsque stress et métabolisme sont concernés.</w:t>
+        <w:t xml:space="preserve">• Axe </w:t>
+      </w:r>
+      <w:proofErr w:type="spellStart"/>
+      <w:r>
+        <w:rPr>
+          <w:lang w:val="fr-FR"/>
+        </w:rPr>
+        <w:t>hypothalamo</w:t>
+      </w:r>
+      <w:proofErr w:type="spellEnd"/>
+      <w:r>
+        <w:rPr>
+          <w:lang w:val="fr-FR"/>
+        </w:rPr>
+        <w:t>-</w:t>
+      </w:r>
+      <w:proofErr w:type="spellStart"/>
+      <w:r>
+        <w:rPr>
+          <w:lang w:val="fr-FR"/>
+        </w:rPr>
+        <w:t>hypophyso</w:t>
+      </w:r>
+      <w:proofErr w:type="spellEnd"/>
+      <w:r>
+        <w:rPr>
+          <w:lang w:val="fr-FR"/>
+        </w:rPr>
+        <w:t>-surrénalien lorsque stress et métabolisme sont concernés.</w:t>
       </w:r>
     </w:p>
     <w:p>
@@ -3603,7 +3907,21 @@
         <w:rPr>
           <w:lang w:val="fr-FR"/>
         </w:rPr>
-        <w:t>• Réseaux nerveux intrapancréatiques comme interface fonctionnelle.</w:t>
+        <w:t xml:space="preserve">• Réseaux nerveux </w:t>
+      </w:r>
+      <w:proofErr w:type="spellStart"/>
+      <w:r>
+        <w:rPr>
+          <w:lang w:val="fr-FR"/>
+        </w:rPr>
+        <w:t>intrapancréatiques</w:t>
+      </w:r>
+      <w:proofErr w:type="spellEnd"/>
+      <w:r>
+        <w:rPr>
+          <w:lang w:val="fr-FR"/>
+        </w:rPr>
+        <w:t xml:space="preserve"> comme interface fonctionnelle.</w:t>
       </w:r>
     </w:p>
     <w:p>
@@ -3811,7 +4129,21 @@
         <w:rPr>
           <w:lang w:val="fr-FR"/>
         </w:rPr>
-        <w:t>• Espace rétro-péritonéal et rapports vasculaires régionaux.</w:t>
+        <w:t xml:space="preserve">• Espace </w:t>
+      </w:r>
+      <w:proofErr w:type="spellStart"/>
+      <w:r>
+        <w:rPr>
+          <w:lang w:val="fr-FR"/>
+        </w:rPr>
+        <w:t>rétro-péritonéal</w:t>
+      </w:r>
+      <w:proofErr w:type="spellEnd"/>
+      <w:r>
+        <w:rPr>
+          <w:lang w:val="fr-FR"/>
+        </w:rPr>
+        <w:t xml:space="preserve"> et rapports vasculaires régionaux.</w:t>
       </w:r>
     </w:p>
     <w:p>
@@ -3864,7 +4196,21 @@
         <w:rPr>
           <w:lang w:val="fr-FR"/>
         </w:rPr>
-        <w:t>13.5. Niveau 4 — Intégration viscéro-somatique et cerveau limbique</w:t>
+        <w:t xml:space="preserve">13.5. Niveau 4 — Intégration </w:t>
+      </w:r>
+      <w:proofErr w:type="spellStart"/>
+      <w:r>
+        <w:rPr>
+          <w:lang w:val="fr-FR"/>
+        </w:rPr>
+        <w:t>viscéro</w:t>
+      </w:r>
+      <w:proofErr w:type="spellEnd"/>
+      <w:r>
+        <w:rPr>
+          <w:lang w:val="fr-FR"/>
+        </w:rPr>
+        <w:t>-somatique et cerveau limbique</w:t>
       </w:r>
     </w:p>
     <w:p>
@@ -3878,7 +4224,23 @@
           <w:b/>
           <w:lang w:val="fr-FR"/>
         </w:rPr>
-        <w:t xml:space="preserve">Versant viscéro-somatique. </w:t>
+        <w:t xml:space="preserve">Versant </w:t>
+      </w:r>
+      <w:proofErr w:type="spellStart"/>
+      <w:r>
+        <w:rPr>
+          <w:b/>
+          <w:lang w:val="fr-FR"/>
+        </w:rPr>
+        <w:t>viscéro</w:t>
+      </w:r>
+      <w:proofErr w:type="spellEnd"/>
+      <w:r>
+        <w:rPr>
+          <w:b/>
+          <w:lang w:val="fr-FR"/>
+        </w:rPr>
+        <w:t xml:space="preserve">-somatique. </w:t>
       </w:r>
       <w:r>
         <w:rPr>
@@ -3897,7 +4259,21 @@
         <w:rPr>
           <w:lang w:val="fr-FR"/>
         </w:rPr>
-        <w:t>Les atteintes des pieds chez les personnes diabétiques ne sont pas classées ici comme relations viscéro-somatiques : elles relèvent des complications neurologiques et vasculaires du diabète.</w:t>
+        <w:t xml:space="preserve">Les atteintes des pieds chez les personnes diabétiques ne sont pas classées ici comme relations </w:t>
+      </w:r>
+      <w:proofErr w:type="spellStart"/>
+      <w:r>
+        <w:rPr>
+          <w:lang w:val="fr-FR"/>
+        </w:rPr>
+        <w:t>viscéro</w:t>
+      </w:r>
+      <w:proofErr w:type="spellEnd"/>
+      <w:r>
+        <w:rPr>
+          <w:lang w:val="fr-FR"/>
+        </w:rPr>
+        <w:t>-somatiques : elles relèvent des complications neurologiques et vasculaires du diabète.</w:t>
       </w:r>
     </w:p>
     <w:p>
@@ -4135,7 +4511,21 @@
         <w:rPr>
           <w:lang w:val="fr-FR"/>
         </w:rPr>
-        <w:t>• Séquelles anciennes d’un traumatisme abdominal après exclusion médicale : corps du pancréas + environnement rétro-péritonéal du Niveau 3 + charnière thoraco-lombaire au Niveau 4.</w:t>
+        <w:t xml:space="preserve">• Séquelles anciennes d’un traumatisme abdominal après exclusion médicale : corps du pancréas + environnement </w:t>
+      </w:r>
+      <w:proofErr w:type="spellStart"/>
+      <w:r>
+        <w:rPr>
+          <w:lang w:val="fr-FR"/>
+        </w:rPr>
+        <w:t>rétro-péritonéal</w:t>
+      </w:r>
+      <w:proofErr w:type="spellEnd"/>
+      <w:r>
+        <w:rPr>
+          <w:lang w:val="fr-FR"/>
+        </w:rPr>
+        <w:t xml:space="preserve"> du Niveau 3 + charnière thoraco-lombaire au Niveau 4.</w:t>
       </w:r>
     </w:p>
     <w:p>
